--- a/CEN322_Project_Beyza_Aydin_Ahmet_Bera_Celik.docx
+++ b/CEN322_Project_Beyza_Aydin_Ahmet_Bera_Celik.docx
@@ -1260,7 +1260,7 @@
           <w:lang w:eastAsia="en-GB"/>
           <w14:ligatures w14:val="none"/>
         </w:rPr>
-        <w:t>Methods and Materials Used</w:t>
+        <w:t>System Architecture</w:t>
       </w:r>
     </w:p>
     <w:p>
@@ -1288,7 +1288,7 @@
           <w:lang w:eastAsia="en-GB"/>
           <w14:ligatures w14:val="none"/>
         </w:rPr>
-        <w:t>Arduino Codes and Explanations</w:t>
+        <w:t>Materials and Tools Used</w:t>
       </w:r>
     </w:p>
     <w:p>
@@ -1316,7 +1316,7 @@
           <w:lang w:eastAsia="en-GB"/>
           <w14:ligatures w14:val="none"/>
         </w:rPr>
-        <w:t>Results and Discussion</w:t>
+        <w:t>Circuit Design</w:t>
       </w:r>
     </w:p>
     <w:p>
@@ -1344,7 +1344,7 @@
           <w:lang w:eastAsia="en-GB"/>
           <w14:ligatures w14:val="none"/>
         </w:rPr>
-        <w:t>Conclusion</w:t>
+        <w:t>Arduino Codes and Explanation</w:t>
       </w:r>
     </w:p>
     <w:p>
@@ -1372,7 +1372,63 @@
           <w:lang w:eastAsia="en-GB"/>
           <w14:ligatures w14:val="none"/>
         </w:rPr>
-        <w:t>Appendices (if any)</w:t>
+        <w:t>Results and Discussion</w:t>
+      </w:r>
+    </w:p>
+    <w:p>
+      <w:pPr>
+        <w:numPr>
+          <w:ilvl w:val="0"/>
+          <w:numId w:val="2"/>
+        </w:numPr>
+        <w:spacing w:after="0" w:line="240" w:lineRule="auto"/>
+        <w:rPr>
+          <w:rFonts w:ascii="Arial" w:eastAsia="Times New Roman" w:hAnsi="Arial" w:cs="Arial"/>
+          <w:kern w:val="0"/>
+          <w:sz w:val="24"/>
+          <w:szCs w:val="24"/>
+          <w:lang w:eastAsia="en-GB"/>
+          <w14:ligatures w14:val="none"/>
+        </w:rPr>
+      </w:pPr>
+      <w:r>
+        <w:rPr>
+          <w:rFonts w:ascii="Arial" w:eastAsia="Times New Roman" w:hAnsi="Arial" w:cs="Arial"/>
+          <w:kern w:val="0"/>
+          <w:sz w:val="24"/>
+          <w:szCs w:val="24"/>
+          <w:lang w:eastAsia="en-GB"/>
+          <w14:ligatures w14:val="none"/>
+        </w:rPr>
+        <w:t>Conclusion</w:t>
+      </w:r>
+    </w:p>
+    <w:p>
+      <w:pPr>
+        <w:numPr>
+          <w:ilvl w:val="0"/>
+          <w:numId w:val="2"/>
+        </w:numPr>
+        <w:spacing w:after="0" w:line="240" w:lineRule="auto"/>
+        <w:rPr>
+          <w:rFonts w:ascii="Arial" w:eastAsia="Times New Roman" w:hAnsi="Arial" w:cs="Arial"/>
+          <w:kern w:val="0"/>
+          <w:sz w:val="24"/>
+          <w:szCs w:val="24"/>
+          <w:lang w:eastAsia="en-GB"/>
+          <w14:ligatures w14:val="none"/>
+        </w:rPr>
+      </w:pPr>
+      <w:r>
+        <w:rPr>
+          <w:rFonts w:ascii="Arial" w:eastAsia="Times New Roman" w:hAnsi="Arial" w:cs="Arial"/>
+          <w:kern w:val="0"/>
+          <w:sz w:val="24"/>
+          <w:szCs w:val="24"/>
+          <w:lang w:eastAsia="en-GB"/>
+          <w14:ligatures w14:val="none"/>
+        </w:rPr>
+        <w:t>Appendices</w:t>
       </w:r>
     </w:p>
     <w:p>
@@ -2503,7 +2559,55 @@
           <w:lang w:eastAsia="en-GB"/>
           <w14:ligatures w14:val="none"/>
         </w:rPr>
-        <w:t xml:space="preserve"> help as our CEN322 IoT project. The ESP32-S3 board records speech with an INMP441 microphone, reads heart rate and SpO</w:t>
+        <w:t xml:space="preserve"> help </w:t>
+      </w:r>
+      <w:r>
+        <w:rPr>
+          <w:rFonts w:ascii="Arial" w:eastAsia="Times New Roman" w:hAnsi="Arial" w:cs="Arial"/>
+          <w:color w:val="0F1115"/>
+          <w:kern w:val="0"/>
+          <w:sz w:val="24"/>
+          <w:szCs w:val="24"/>
+          <w:lang w:eastAsia="en-GB"/>
+          <w14:ligatures w14:val="none"/>
+        </w:rPr>
+        <w:t>as our CEN322 IoT project [1]. The ESP32-S3</w:t>
+      </w:r>
+      <w:r>
+        <w:rPr>
+          <w:rFonts w:ascii="Arial" w:eastAsia="Times New Roman" w:hAnsi="Arial" w:cs="Arial"/>
+          <w:color w:val="0F1115"/>
+          <w:kern w:val="0"/>
+          <w:sz w:val="24"/>
+          <w:szCs w:val="24"/>
+          <w:lang w:eastAsia="en-GB"/>
+          <w14:ligatures w14:val="none"/>
+        </w:rPr>
+        <w:t xml:space="preserve"> board </w:t>
+      </w:r>
+      <w:r>
+        <w:rPr>
+          <w:rFonts w:ascii="Arial" w:eastAsia="Times New Roman" w:hAnsi="Arial" w:cs="Arial"/>
+          <w:color w:val="0F1115"/>
+          <w:kern w:val="0"/>
+          <w:sz w:val="24"/>
+          <w:szCs w:val="24"/>
+          <w:lang w:eastAsia="en-GB"/>
+          <w14:ligatures w14:val="none"/>
+        </w:rPr>
+        <w:t>records speech with an INMP441 microphone [8]</w:t>
+      </w:r>
+      <w:r>
+        <w:rPr>
+          <w:rFonts w:ascii="Arial" w:eastAsia="Times New Roman" w:hAnsi="Arial" w:cs="Arial"/>
+          <w:color w:val="0F1115"/>
+          <w:kern w:val="0"/>
+          <w:sz w:val="24"/>
+          <w:szCs w:val="24"/>
+          <w:lang w:eastAsia="en-GB"/>
+          <w14:ligatures w14:val="none"/>
+        </w:rPr>
+        <w:t>, reads heart rate and SpO</w:t>
       </w:r>
       <w:r>
         <w:rPr>
@@ -2527,7 +2631,31 @@
           <w:lang w:eastAsia="en-GB"/>
           <w14:ligatures w14:val="none"/>
         </w:rPr>
-        <w:t xml:space="preserve"> from a MAX30102 when the user puts a finger on the sensor, and drives an 8-LED </w:t>
+        <w:t xml:space="preserve"> </w:t>
+      </w:r>
+      <w:r>
+        <w:rPr>
+          <w:rFonts w:ascii="Arial" w:eastAsia="Times New Roman" w:hAnsi="Arial" w:cs="Arial"/>
+          <w:color w:val="0F1115"/>
+          <w:kern w:val="0"/>
+          <w:sz w:val="24"/>
+          <w:szCs w:val="24"/>
+          <w:lang w:eastAsia="en-GB"/>
+          <w14:ligatures w14:val="none"/>
+        </w:rPr>
+        <w:t>from a MAX30102 [7] when the user puts a finger</w:t>
+      </w:r>
+      <w:r>
+        <w:rPr>
+          <w:rFonts w:ascii="Arial" w:eastAsia="Times New Roman" w:hAnsi="Arial" w:cs="Arial"/>
+          <w:color w:val="0F1115"/>
+          <w:kern w:val="0"/>
+          <w:sz w:val="24"/>
+          <w:szCs w:val="24"/>
+          <w:lang w:eastAsia="en-GB"/>
+          <w14:ligatures w14:val="none"/>
+        </w:rPr>
+        <w:t xml:space="preserve"> on the sensor, and drives an 8-LED </w:t>
       </w:r>
       <w:proofErr w:type="spellStart"/>
       <w:r>
@@ -2553,7 +2681,43 @@
           <w:lang w:eastAsia="en-GB"/>
           <w14:ligatures w14:val="none"/>
         </w:rPr>
-        <w:t xml:space="preserve"> ring to show what the system is doing. A PC connected by USB serial does the heavy work: Faster-Whisper turns speech into text, Llama 3.2 (through </w:t>
+        <w:t xml:space="preserve"> ring to show what the system is doing. A PC connected by USB serial does the heavy work: </w:t>
+      </w:r>
+      <w:r>
+        <w:rPr>
+          <w:rFonts w:ascii="Arial" w:eastAsia="Times New Roman" w:hAnsi="Arial" w:cs="Arial"/>
+          <w:color w:val="0F1115"/>
+          <w:kern w:val="0"/>
+          <w:sz w:val="24"/>
+          <w:szCs w:val="24"/>
+          <w:lang w:eastAsia="en-GB"/>
+          <w14:ligatures w14:val="none"/>
+        </w:rPr>
+        <w:t>Faster-Whisper [4] turns speech into text</w:t>
+      </w:r>
+      <w:r>
+        <w:rPr>
+          <w:rFonts w:ascii="Arial" w:eastAsia="Times New Roman" w:hAnsi="Arial" w:cs="Arial"/>
+          <w:color w:val="0F1115"/>
+          <w:kern w:val="0"/>
+          <w:sz w:val="24"/>
+          <w:szCs w:val="24"/>
+          <w:lang w:eastAsia="en-GB"/>
+          <w14:ligatures w14:val="none"/>
+        </w:rPr>
+        <w:t xml:space="preserve">, </w:t>
+      </w:r>
+      <w:r>
+        <w:rPr>
+          <w:rFonts w:ascii="Arial" w:eastAsia="Times New Roman" w:hAnsi="Arial" w:cs="Arial"/>
+          <w:color w:val="0F1115"/>
+          <w:kern w:val="0"/>
+          <w:sz w:val="24"/>
+          <w:szCs w:val="24"/>
+          <w:lang w:eastAsia="en-GB"/>
+          <w14:ligatures w14:val="none"/>
+        </w:rPr>
+        <w:t xml:space="preserve">Llama 3.2 [5] (through </w:t>
       </w:r>
       <w:proofErr w:type="spellStart"/>
       <w:r>
@@ -2579,7 +2743,67 @@
           <w:lang w:eastAsia="en-GB"/>
           <w14:ligatures w14:val="none"/>
         </w:rPr>
-        <w:t>) writes a short answer, and Piper TTS sends audio back so a MAX98357A module can play it on a small speaker. Nothing in this chain needs Wi</w:t>
+        <w:t>) writes</w:t>
+      </w:r>
+      <w:r>
+        <w:rPr>
+          <w:rFonts w:ascii="Arial" w:eastAsia="Times New Roman" w:hAnsi="Arial" w:cs="Arial"/>
+          <w:color w:val="0F1115"/>
+          <w:kern w:val="0"/>
+          <w:sz w:val="24"/>
+          <w:szCs w:val="24"/>
+          <w:lang w:eastAsia="en-GB"/>
+          <w14:ligatures w14:val="none"/>
+        </w:rPr>
+        <w:t xml:space="preserve"> a short answer, and </w:t>
+      </w:r>
+      <w:r>
+        <w:rPr>
+          <w:rFonts w:ascii="Arial" w:eastAsia="Times New Roman" w:hAnsi="Arial" w:cs="Arial"/>
+          <w:color w:val="0F1115"/>
+          <w:kern w:val="0"/>
+          <w:sz w:val="24"/>
+          <w:szCs w:val="24"/>
+          <w:lang w:eastAsia="en-GB"/>
+          <w14:ligatures w14:val="none"/>
+        </w:rPr>
+        <w:t>Piper TTS [6] sends audio back</w:t>
+      </w:r>
+      <w:r>
+        <w:rPr>
+          <w:rFonts w:ascii="Arial" w:eastAsia="Times New Roman" w:hAnsi="Arial" w:cs="Arial"/>
+          <w:color w:val="0F1115"/>
+          <w:kern w:val="0"/>
+          <w:sz w:val="24"/>
+          <w:szCs w:val="24"/>
+          <w:lang w:eastAsia="en-GB"/>
+          <w14:ligatures w14:val="none"/>
+        </w:rPr>
+        <w:t xml:space="preserve"> so </w:t>
+      </w:r>
+      <w:r>
+        <w:rPr>
+          <w:rFonts w:ascii="Arial" w:eastAsia="Times New Roman" w:hAnsi="Arial" w:cs="Arial"/>
+          <w:color w:val="0F1115"/>
+          <w:kern w:val="0"/>
+          <w:sz w:val="24"/>
+          <w:szCs w:val="24"/>
+          <w:lang w:eastAsia="en-GB"/>
+          <w14:ligatures w14:val="none"/>
+        </w:rPr>
+        <w:t>a MAX98357A [9] module can play</w:t>
+      </w:r>
+      <w:r>
+        <w:rPr>
+          <w:rFonts w:ascii="Arial" w:eastAsia="Times New Roman" w:hAnsi="Arial" w:cs="Arial"/>
+          <w:color w:val="0F1115"/>
+          <w:kern w:val="0"/>
+          <w:sz w:val="24"/>
+          <w:szCs w:val="24"/>
+          <w:lang w:eastAsia="en-GB"/>
+          <w14:ligatures w14:val="none"/>
+        </w:rPr>
+        <w:t xml:space="preserve"> it on a small speaker. Nothing in this chain needs Wi</w:t>
       </w:r>
       <w:r>
         <w:rPr>
@@ -2647,7 +2871,31 @@
           <w:lang w:eastAsia="en-GB"/>
           <w14:ligatures w14:val="none"/>
         </w:rPr>
-        <w:t>We picked this because in a real emergency people often panic and do not remember simple steps like pressure on a wound or calling emergency services. Phone apps that use the cloud need a good connection, take time, and are not ideal when someone is talking about an injury or health problem. Our setup is meant for a classroom demo: you describe what happened in English, optionally get vitals from the sensor, and hear a short reply in a few seconds. We are not building a hospital device—the README and the AI prompt both say to call real emergency services and that this is only general information for the course.</w:t>
+        <w:t xml:space="preserve">We picked this because in a real emergency people often panic and do not remember simple steps like pressure on a wound </w:t>
+      </w:r>
+      <w:r>
+        <w:rPr>
+          <w:rFonts w:ascii="Arial" w:eastAsia="Times New Roman" w:hAnsi="Arial" w:cs="Arial"/>
+          <w:color w:val="0F1115"/>
+          <w:kern w:val="0"/>
+          <w:sz w:val="24"/>
+          <w:szCs w:val="24"/>
+          <w:lang w:eastAsia="en-GB"/>
+          <w14:ligatures w14:val="none"/>
+        </w:rPr>
+        <w:t>or calling emergency services [10]. Phone apps</w:t>
+      </w:r>
+      <w:r>
+        <w:rPr>
+          <w:rFonts w:ascii="Arial" w:eastAsia="Times New Roman" w:hAnsi="Arial" w:cs="Arial"/>
+          <w:color w:val="0F1115"/>
+          <w:kern w:val="0"/>
+          <w:sz w:val="24"/>
+          <w:szCs w:val="24"/>
+          <w:lang w:eastAsia="en-GB"/>
+          <w14:ligatures w14:val="none"/>
+        </w:rPr>
+        <w:t xml:space="preserve"> that use the cloud need a good connection, take time, and are not ideal when someone is talking about an injury or health problem. Our setup is meant for a classroom demo: you describe what happened in English, optionally get vitals from the sensor, and hear a short reply in a few seconds. We are not building a hospital device—the README and the AI prompt both say to call real emergency services and that this is only general information for the course.</w:t>
       </w:r>
     </w:p>
     <w:p>
@@ -2829,7 +3077,55 @@
           <w:lang w:eastAsia="en-GB"/>
           <w14:ligatures w14:val="none"/>
         </w:rPr>
-        <w:t xml:space="preserve">Our CEN322 project is a fully local voice first-aid assistant built around an ESP32-S3 board and a laptop on the same desk. The microcontroller captures speech with an INMP441 I2S microphone, can estimate heart rate and blood oxygen from a MAX30102 when the user places a finger on the sensor, and uses an eight-LED WS2812B </w:t>
+        <w:t xml:space="preserve">Our CEN322 project is a fully local voice first-aid assistant built around an ESP32-S3 board and a laptop on the same desk. The microcontroller </w:t>
+      </w:r>
+      <w:r>
+        <w:rPr>
+          <w:rFonts w:ascii="Arial" w:eastAsia="Times New Roman" w:hAnsi="Arial" w:cs="Arial"/>
+          <w:color w:val="0F1115"/>
+          <w:kern w:val="0"/>
+          <w:sz w:val="24"/>
+          <w:szCs w:val="24"/>
+          <w:lang w:eastAsia="en-GB"/>
+          <w14:ligatures w14:val="none"/>
+        </w:rPr>
+        <w:t>captures speech with an INMP441 I2S microphone [8]</w:t>
+      </w:r>
+      <w:r>
+        <w:rPr>
+          <w:rFonts w:ascii="Arial" w:eastAsia="Times New Roman" w:hAnsi="Arial" w:cs="Arial"/>
+          <w:color w:val="0F1115"/>
+          <w:kern w:val="0"/>
+          <w:sz w:val="24"/>
+          <w:szCs w:val="24"/>
+          <w:lang w:eastAsia="en-GB"/>
+          <w14:ligatures w14:val="none"/>
+        </w:rPr>
+        <w:t xml:space="preserve">, can estimate heart rate and </w:t>
+      </w:r>
+      <w:r>
+        <w:rPr>
+          <w:rFonts w:ascii="Arial" w:eastAsia="Times New Roman" w:hAnsi="Arial" w:cs="Arial"/>
+          <w:color w:val="0F1115"/>
+          <w:kern w:val="0"/>
+          <w:sz w:val="24"/>
+          <w:szCs w:val="24"/>
+          <w:lang w:eastAsia="en-GB"/>
+          <w14:ligatures w14:val="none"/>
+        </w:rPr>
+        <w:t>blood oxygen from a MAX30102 [7] when the user places</w:t>
+      </w:r>
+      <w:r>
+        <w:rPr>
+          <w:rFonts w:ascii="Arial" w:eastAsia="Times New Roman" w:hAnsi="Arial" w:cs="Arial"/>
+          <w:color w:val="0F1115"/>
+          <w:kern w:val="0"/>
+          <w:sz w:val="24"/>
+          <w:szCs w:val="24"/>
+          <w:lang w:eastAsia="en-GB"/>
+          <w14:ligatures w14:val="none"/>
+        </w:rPr>
+        <w:t xml:space="preserve"> a finger on the sensor, and uses an eight-LED WS2812B </w:t>
       </w:r>
       <w:proofErr w:type="spellStart"/>
       <w:r>
@@ -2855,7 +3151,67 @@
           <w:lang w:eastAsia="en-GB"/>
           <w14:ligatures w14:val="none"/>
         </w:rPr>
-        <w:t xml:space="preserve"> ring to show whether the system is idle, recording, processing, or playing back an answer. A MAX98357A amplifier drives a small 4 Ω speaker so the user hears the reply on the device itself. The heavy work does not run on the ESP32: our DevKitM-1 has no extra PSRAM, so recorded audio is sent to the PC over a high-speed USB–serial UART link in encrypted frames. On the computer, Faster-Whisper turns the recording into English text, Llama 3.2 (via local </w:t>
+        <w:t xml:space="preserve"> ring to show whether the system is idle, recording, processing, or playing back an answer. </w:t>
+      </w:r>
+      <w:r>
+        <w:rPr>
+          <w:rFonts w:ascii="Arial" w:eastAsia="Times New Roman" w:hAnsi="Arial" w:cs="Arial"/>
+          <w:color w:val="0F1115"/>
+          <w:kern w:val="0"/>
+          <w:sz w:val="24"/>
+          <w:szCs w:val="24"/>
+          <w:lang w:eastAsia="en-GB"/>
+          <w14:ligatures w14:val="none"/>
+        </w:rPr>
+        <w:t>A MAX98357A [9] amplifier drives a small</w:t>
+      </w:r>
+      <w:r>
+        <w:rPr>
+          <w:rFonts w:ascii="Arial" w:eastAsia="Times New Roman" w:hAnsi="Arial" w:cs="Arial"/>
+          <w:color w:val="0F1115"/>
+          <w:kern w:val="0"/>
+          <w:sz w:val="24"/>
+          <w:szCs w:val="24"/>
+          <w:lang w:eastAsia="en-GB"/>
+          <w14:ligatures w14:val="none"/>
+        </w:rPr>
+        <w:t xml:space="preserve"> 4 Ω speaker so the user hears the reply on the device itself. The heavy work does not run on the ESP32: our DevKitM-1 has no extra PSRAM, so recorded audio is sent to the PC over a high-speed USB–serial UART link in encrypted frames. On the computer, </w:t>
+      </w:r>
+      <w:r>
+        <w:rPr>
+          <w:rFonts w:ascii="Arial" w:eastAsia="Times New Roman" w:hAnsi="Arial" w:cs="Arial"/>
+          <w:color w:val="0F1115"/>
+          <w:kern w:val="0"/>
+          <w:sz w:val="24"/>
+          <w:szCs w:val="24"/>
+          <w:lang w:eastAsia="en-GB"/>
+          <w14:ligatures w14:val="none"/>
+        </w:rPr>
+        <w:t>Faster-Whisper [4] turns the recording into English</w:t>
+      </w:r>
+      <w:r>
+        <w:rPr>
+          <w:rFonts w:ascii="Arial" w:eastAsia="Times New Roman" w:hAnsi="Arial" w:cs="Arial"/>
+          <w:color w:val="0F1115"/>
+          <w:kern w:val="0"/>
+          <w:sz w:val="24"/>
+          <w:szCs w:val="24"/>
+          <w:lang w:eastAsia="en-GB"/>
+          <w14:ligatures w14:val="none"/>
+        </w:rPr>
+        <w:t xml:space="preserve"> text, </w:t>
+      </w:r>
+      <w:r>
+        <w:rPr>
+          <w:rFonts w:ascii="Arial" w:eastAsia="Times New Roman" w:hAnsi="Arial" w:cs="Arial"/>
+          <w:color w:val="0F1115"/>
+          <w:kern w:val="0"/>
+          <w:sz w:val="24"/>
+          <w:szCs w:val="24"/>
+          <w:lang w:eastAsia="en-GB"/>
+          <w14:ligatures w14:val="none"/>
+        </w:rPr>
+        <w:t xml:space="preserve">Llama 3.2 [5] (via local </w:t>
       </w:r>
       <w:proofErr w:type="spellStart"/>
       <w:r>
@@ -2881,7 +3237,43 @@
           <w:lang w:eastAsia="en-GB"/>
           <w14:ligatures w14:val="none"/>
         </w:rPr>
-        <w:t xml:space="preserve">) writes a short first-aid response, and Piper TTS converts that text back into speech that streams to the board for playback. Recording is started and stopped from a Python GUI on the PC, not with a wake word or fixed commands like “turn on the light.” The user describes what happened in plain English; the model answers with general first-aid steps only. The README and the AI system prompt both state that this is an academic classroom </w:t>
+        <w:t>) writes</w:t>
+      </w:r>
+      <w:r>
+        <w:rPr>
+          <w:rFonts w:ascii="Arial" w:eastAsia="Times New Roman" w:hAnsi="Arial" w:cs="Arial"/>
+          <w:color w:val="0F1115"/>
+          <w:kern w:val="0"/>
+          <w:sz w:val="24"/>
+          <w:szCs w:val="24"/>
+          <w:lang w:eastAsia="en-GB"/>
+          <w14:ligatures w14:val="none"/>
+        </w:rPr>
+        <w:t xml:space="preserve"> a short first-aid response, and </w:t>
+      </w:r>
+      <w:r>
+        <w:rPr>
+          <w:rFonts w:ascii="Arial" w:eastAsia="Times New Roman" w:hAnsi="Arial" w:cs="Arial"/>
+          <w:color w:val="0F1115"/>
+          <w:kern w:val="0"/>
+          <w:sz w:val="24"/>
+          <w:szCs w:val="24"/>
+          <w:lang w:eastAsia="en-GB"/>
+          <w14:ligatures w14:val="none"/>
+        </w:rPr>
+        <w:t>Piper TTS [6] converts that text back</w:t>
+      </w:r>
+      <w:r>
+        <w:rPr>
+          <w:rFonts w:ascii="Arial" w:eastAsia="Times New Roman" w:hAnsi="Arial" w:cs="Arial"/>
+          <w:color w:val="0F1115"/>
+          <w:kern w:val="0"/>
+          <w:sz w:val="24"/>
+          <w:szCs w:val="24"/>
+          <w:lang w:eastAsia="en-GB"/>
+          <w14:ligatures w14:val="none"/>
+        </w:rPr>
+        <w:t xml:space="preserve"> into speech that streams to the board for playback. Recording is started and stopped from a Python GUI on the PC, not with a wake word or fixed commands like “turn on the light.” The user describes what happened in plain English; the model answers with general first-aid steps only. The README and the AI system prompt both state that this is an academic classroom </w:t>
       </w:r>
       <w:r>
         <w:rPr>
@@ -2990,7 +3382,19 @@
           <w:lang w:eastAsia="en-GB"/>
           <w14:ligatures w14:val="none"/>
         </w:rPr>
-        <w:t xml:space="preserve"> data on GPIO 38). On the software side, firmware is written in ESP-IDF with </w:t>
+        <w:t xml:space="preserve"> data on GPIO 38). On the software side, </w:t>
+      </w:r>
+      <w:r>
+        <w:rPr>
+          <w:rFonts w:ascii="Arial" w:eastAsia="Times New Roman" w:hAnsi="Arial" w:cs="Arial"/>
+          <w:color w:val="0F1115"/>
+          <w:kern w:val="0"/>
+          <w:sz w:val="24"/>
+          <w:szCs w:val="24"/>
+          <w:lang w:eastAsia="en-GB"/>
+          <w14:ligatures w14:val="none"/>
+        </w:rPr>
+        <w:t xml:space="preserve">firmware is written in ESP-IDF [3] with </w:t>
       </w:r>
       <w:proofErr w:type="spellStart"/>
       <w:r>
@@ -3110,7 +3514,31 @@
           <w:lang w:eastAsia="en-GB"/>
           <w14:ligatures w14:val="none"/>
         </w:rPr>
-        <w:t xml:space="preserve">Fi or cloud APIs: inference stays on the ESP32 plus the local PC. Second, we wanted a complete path from spoken description to spoken answer in English within a few seconds after the user stops recording, so a classroom audience can see it work once. Third, the serial link and audio path had to be stable enough for demo day—correct sample rate, no garbled playback, and vitals that at least look reasonable when the finger is on the sensor. Fourth, the user should always see what the system is doing, through LED colours and the GUI transcript. Fifth, we kept safety limits in the prompt: no drug doses, no firm diagnosis, and a reminder to call emergency services. Wake-word detection on the chip and a larger medical knowledge base </w:t>
+        <w:t xml:space="preserve">Fi or cloud APIs: inference stays on the ESP32 plus the local PC. Second, we wanted a complete path from spoken description to spoken answer in English within a few seconds after the user stops recording, so a classroom audience can see it work once. Third, the serial link and audio path had to be stable enough for demo day—correct sample rate, no garbled playback, and vitals that at least look reasonable when the finger is on the sensor. Fourth, the user should always see what the system is doing, through LED colours and the GUI transcript. Fifth, we kept safety limits in the prompt: no drug doses, </w:t>
+      </w:r>
+      <w:r>
+        <w:rPr>
+          <w:rFonts w:ascii="Arial" w:eastAsia="Times New Roman" w:hAnsi="Arial" w:cs="Arial"/>
+          <w:color w:val="0F1115"/>
+          <w:kern w:val="0"/>
+          <w:sz w:val="24"/>
+          <w:szCs w:val="24"/>
+          <w:lang w:eastAsia="en-GB"/>
+          <w14:ligatures w14:val="none"/>
+        </w:rPr>
+        <w:t>no firm diagnosis, and a reminder to call emergency services [10]</w:t>
+      </w:r>
+      <w:r>
+        <w:rPr>
+          <w:rFonts w:ascii="Arial" w:eastAsia="Times New Roman" w:hAnsi="Arial" w:cs="Arial"/>
+          <w:color w:val="0F1115"/>
+          <w:kern w:val="0"/>
+          <w:sz w:val="24"/>
+          <w:szCs w:val="24"/>
+          <w:lang w:eastAsia="en-GB"/>
+          <w14:ligatures w14:val="none"/>
+        </w:rPr>
+        <w:t xml:space="preserve">. Wake-word detection on the chip and a larger medical knowledge base </w:t>
       </w:r>
       <w:proofErr w:type="gramStart"/>
       <w:r>
@@ -3228,7 +3656,31 @@
           <w:lang w:eastAsia="en-GB"/>
           <w14:ligatures w14:val="none"/>
         </w:rPr>
-        <w:t>Our project is an offline IoT setup built from two cooperating parts on the same desk, not a single chip that does everything. The device layer is the ESP32-S3-DevKitM-1-N8 with the INMP441 microphone, the MAX98357A amplifier and small speaker, the MAX30102 pulse oximeter, and the eight-LED WS2812B ring. That board handles real-time jobs: sampling audio when the PC asks, reading vitals from the finger sensor, showing state on the LEDs, and playing back the answer. We do not use Wi</w:t>
+        <w:t xml:space="preserve">Our project is an offline IoT setup built from two cooperating parts on the same desk, not a single chip that does everything. The device layer is the ESP32-S3-DevKitM-1-N8 with </w:t>
+      </w:r>
+      <w:r>
+        <w:rPr>
+          <w:rFonts w:ascii="Arial" w:eastAsia="Times New Roman" w:hAnsi="Arial" w:cs="Arial"/>
+          <w:color w:val="0F1115"/>
+          <w:kern w:val="0"/>
+          <w:sz w:val="24"/>
+          <w:szCs w:val="24"/>
+          <w:lang w:eastAsia="en-GB"/>
+          <w14:ligatures w14:val="none"/>
+        </w:rPr>
+        <w:t>the INMP441 microphone [8], the MAX98357A amplifier and small speaker [9], the MAX30102 pulse oximeter [7], and the eight-LED</w:t>
+      </w:r>
+      <w:r>
+        <w:rPr>
+          <w:rFonts w:ascii="Arial" w:eastAsia="Times New Roman" w:hAnsi="Arial" w:cs="Arial"/>
+          <w:color w:val="0F1115"/>
+          <w:kern w:val="0"/>
+          <w:sz w:val="24"/>
+          <w:szCs w:val="24"/>
+          <w:lang w:eastAsia="en-GB"/>
+          <w14:ligatures w14:val="none"/>
+        </w:rPr>
+        <w:t xml:space="preserve"> WS2812B ring. That board handles real-time jobs: sampling audio when the PC asks, reading vitals from the finger sensor, showing state on the LEDs, and playing back the answer. We do not use Wi</w:t>
       </w:r>
       <w:r>
         <w:rPr>
@@ -3241,7 +3693,19 @@
           <w14:ligatures w14:val="none"/>
         </w:rPr>
         <w:noBreakHyphen/>
-        <w:t xml:space="preserve">Fi, MQTT, or any cloud service for the application, so there is no network layer in the usual IoT sense. The link between the “thing” and the “brain” is only a USB–UART serial cable at 921600 baud; the laptop acts as a local edge gateway on the desk. The application logic is split. On the ESP32 we run audio in and out, sensor sampling, LED patterns, a state machine, and a framed protocol with CRC and AES on audio and sensor data. On the PC we run the GUI plus Faster-Whisper, </w:t>
+        <w:t xml:space="preserve">Fi, MQTT, or any cloud service for the application, so there is no network layer in the usual IoT sense. The link between the “thing” and the “brain” is only a USB–UART serial cable at 921600 baud; the laptop acts as a local edge gateway on the desk. The application logic is split. On the ESP32 we run audio in and out, sensor sampling, LED patterns, a state machine, and a framed protocol with CRC and AES on audio and sensor data. On the PC we run the GUI plus </w:t>
+      </w:r>
+      <w:r>
+        <w:rPr>
+          <w:rFonts w:ascii="Arial" w:eastAsia="Times New Roman" w:hAnsi="Arial" w:cs="Arial"/>
+          <w:color w:val="0F1115"/>
+          <w:kern w:val="0"/>
+          <w:sz w:val="24"/>
+          <w:szCs w:val="24"/>
+          <w:lang w:eastAsia="en-GB"/>
+          <w14:ligatures w14:val="none"/>
+        </w:rPr>
+        <w:t xml:space="preserve">Faster-Whisper [4], </w:t>
       </w:r>
       <w:proofErr w:type="spellStart"/>
       <w:r>
@@ -3267,7 +3731,19 @@
           <w:lang w:eastAsia="en-GB"/>
           <w14:ligatures w14:val="none"/>
         </w:rPr>
-        <w:t xml:space="preserve"> with Llama 3.2, and Piper TTS. Recording starts and stops from the PC application, not from a wake word on the microcontroller.</w:t>
+        <w:t xml:space="preserve"> with Llama 3.2 [5], and Piper TTS [6].</w:t>
+      </w:r>
+      <w:r>
+        <w:rPr>
+          <w:rFonts w:ascii="Arial" w:eastAsia="Times New Roman" w:hAnsi="Arial" w:cs="Arial"/>
+          <w:color w:val="0F1115"/>
+          <w:kern w:val="0"/>
+          <w:sz w:val="24"/>
+          <w:szCs w:val="24"/>
+          <w:lang w:eastAsia="en-GB"/>
+          <w14:ligatures w14:val="none"/>
+        </w:rPr>
+        <w:t xml:space="preserve"> Recording starts and stops from the PC application, not from a wake word on the microcontroller.</w:t>
       </w:r>
     </w:p>
     <w:p>
@@ -3495,7 +3971,103 @@
           <w:lang w:eastAsia="en-GB"/>
           <w14:ligatures w14:val="none"/>
         </w:rPr>
-        <w:t>The ESP32-S3 is the field device. It captures voice through the INMP441 on I2S at 16 kHz mono and sends encrypted audio chunks to the PC while recording. It does not run TensorFlow Lite, Whisper, or the language model. When the PC sends synthesized speech back, the firmware queues the chunks and drives the MAX98357A on a second I2S bus; we use the stereo 32-bit slot format the ESP-IDF driver needs so playback is not too fast or distorted. The MAX30102 on I2C provides raw PPG data; our firmware computes heart rate and SpO</w:t>
+        <w:t xml:space="preserve">The ESP32-S3 is the field device. It </w:t>
+      </w:r>
+      <w:r>
+        <w:rPr>
+          <w:rFonts w:ascii="Arial" w:eastAsia="Times New Roman" w:hAnsi="Arial" w:cs="Arial"/>
+          <w:color w:val="0F1115"/>
+          <w:kern w:val="0"/>
+          <w:sz w:val="24"/>
+          <w:szCs w:val="24"/>
+          <w:lang w:eastAsia="en-GB"/>
+          <w14:ligatures w14:val="none"/>
+        </w:rPr>
+        <w:t>captures voice through the INMP441 [8] on I2S</w:t>
+      </w:r>
+      <w:r>
+        <w:rPr>
+          <w:rFonts w:ascii="Arial" w:eastAsia="Times New Roman" w:hAnsi="Arial" w:cs="Arial"/>
+          <w:color w:val="0F1115"/>
+          <w:kern w:val="0"/>
+          <w:sz w:val="24"/>
+          <w:szCs w:val="24"/>
+          <w:lang w:eastAsia="en-GB"/>
+          <w14:ligatures w14:val="none"/>
+        </w:rPr>
+        <w:t xml:space="preserve"> at 16 kHz mono and sends encrypted audio chunks to the PC while recording. It does not run TensorFlow Lite, Whisper, or the language model. When the PC sends synthesized speech back, the firmware queues the chunks and </w:t>
+      </w:r>
+      <w:r>
+        <w:rPr>
+          <w:rFonts w:ascii="Arial" w:eastAsia="Times New Roman" w:hAnsi="Arial" w:cs="Arial"/>
+          <w:color w:val="0F1115"/>
+          <w:kern w:val="0"/>
+          <w:sz w:val="24"/>
+          <w:szCs w:val="24"/>
+          <w:lang w:eastAsia="en-GB"/>
+          <w14:ligatures w14:val="none"/>
+        </w:rPr>
+        <w:t>drives the MAX98357A [9] on a second I2S bus</w:t>
+      </w:r>
+      <w:r>
+        <w:rPr>
+          <w:rFonts w:ascii="Arial" w:eastAsia="Times New Roman" w:hAnsi="Arial" w:cs="Arial"/>
+          <w:color w:val="0F1115"/>
+          <w:kern w:val="0"/>
+          <w:sz w:val="24"/>
+          <w:szCs w:val="24"/>
+          <w:lang w:eastAsia="en-GB"/>
+          <w14:ligatures w14:val="none"/>
+        </w:rPr>
+        <w:t xml:space="preserve">; we use </w:t>
+      </w:r>
+      <w:r>
+        <w:rPr>
+          <w:rFonts w:ascii="Arial" w:eastAsia="Times New Roman" w:hAnsi="Arial" w:cs="Arial"/>
+          <w:color w:val="0F1115"/>
+          <w:kern w:val="0"/>
+          <w:sz w:val="24"/>
+          <w:szCs w:val="24"/>
+          <w:lang w:eastAsia="en-GB"/>
+          <w14:ligatures w14:val="none"/>
+        </w:rPr>
+        <w:t>the stereo 32-bit slot format the ESP-IDF [3] driver needs</w:t>
+      </w:r>
+      <w:r>
+        <w:rPr>
+          <w:rFonts w:ascii="Arial" w:eastAsia="Times New Roman" w:hAnsi="Arial" w:cs="Arial"/>
+          <w:color w:val="0F1115"/>
+          <w:kern w:val="0"/>
+          <w:sz w:val="24"/>
+          <w:szCs w:val="24"/>
+          <w:lang w:eastAsia="en-GB"/>
+          <w14:ligatures w14:val="none"/>
+        </w:rPr>
+        <w:t xml:space="preserve"> so playback is not too fast or distorted. </w:t>
+      </w:r>
+      <w:r>
+        <w:rPr>
+          <w:rFonts w:ascii="Arial" w:eastAsia="Times New Roman" w:hAnsi="Arial" w:cs="Arial"/>
+          <w:color w:val="0F1115"/>
+          <w:kern w:val="0"/>
+          <w:sz w:val="24"/>
+          <w:szCs w:val="24"/>
+          <w:lang w:eastAsia="en-GB"/>
+          <w14:ligatures w14:val="none"/>
+        </w:rPr>
+        <w:t>The MAX30102 [7] on I2C provides raw PPG data</w:t>
+      </w:r>
+      <w:r>
+        <w:rPr>
+          <w:rFonts w:ascii="Arial" w:eastAsia="Times New Roman" w:hAnsi="Arial" w:cs="Arial"/>
+          <w:color w:val="0F1115"/>
+          <w:kern w:val="0"/>
+          <w:sz w:val="24"/>
+          <w:szCs w:val="24"/>
+          <w:lang w:eastAsia="en-GB"/>
+          <w14:ligatures w14:val="none"/>
+        </w:rPr>
+        <w:t>; our firmware computes heart rate and SpO</w:t>
       </w:r>
       <w:r>
         <w:rPr>
@@ -3670,7 +4242,19 @@
           <w:lang w:eastAsia="en-GB"/>
           <w14:ligatures w14:val="none"/>
         </w:rPr>
-        <w:t xml:space="preserve">We developed the firmware with ESP-IDF (approved by the instructor), not Arduino IDE. </w:t>
+        <w:t>We developed the firmware with ESP-IDF [3]</w:t>
+      </w:r>
+      <w:r>
+        <w:rPr>
+          <w:rFonts w:ascii="Arial" w:eastAsia="Times New Roman" w:hAnsi="Arial" w:cs="Arial"/>
+          <w:color w:val="0F1115"/>
+          <w:kern w:val="0"/>
+          <w:sz w:val="24"/>
+          <w:szCs w:val="24"/>
+          <w:lang w:eastAsia="en-GB"/>
+          <w14:ligatures w14:val="none"/>
+        </w:rPr>
+        <w:t xml:space="preserve"> (approved by the instructor), not Arduino IDE. </w:t>
       </w:r>
       <w:proofErr w:type="spellStart"/>
       <w:r>
@@ -3748,7 +4332,43 @@
           <w:lang w:eastAsia="en-GB"/>
           <w14:ligatures w14:val="none"/>
         </w:rPr>
-        <w:t xml:space="preserve"> at 921600 baud, faster-whisper for offline speech-to-text, a local HTTP call to </w:t>
+        <w:t xml:space="preserve"> at 921600 baud, </w:t>
+      </w:r>
+      <w:r>
+        <w:rPr>
+          <w:rFonts w:ascii="Arial" w:eastAsia="Times New Roman" w:hAnsi="Arial" w:cs="Arial"/>
+          <w:color w:val="0F1115"/>
+          <w:kern w:val="0"/>
+          <w:sz w:val="24"/>
+          <w:szCs w:val="24"/>
+          <w:lang w:eastAsia="en-GB"/>
+          <w14:ligatures w14:val="none"/>
+        </w:rPr>
+        <w:t>faster-whisper [4] for offline speech-to-text</w:t>
+      </w:r>
+      <w:r>
+        <w:rPr>
+          <w:rFonts w:ascii="Arial" w:eastAsia="Times New Roman" w:hAnsi="Arial" w:cs="Arial"/>
+          <w:color w:val="0F1115"/>
+          <w:kern w:val="0"/>
+          <w:sz w:val="24"/>
+          <w:szCs w:val="24"/>
+          <w:lang w:eastAsia="en-GB"/>
+          <w14:ligatures w14:val="none"/>
+        </w:rPr>
+        <w:t xml:space="preserve">, </w:t>
+      </w:r>
+      <w:r>
+        <w:rPr>
+          <w:rFonts w:ascii="Arial" w:eastAsia="Times New Roman" w:hAnsi="Arial" w:cs="Arial"/>
+          <w:color w:val="0F1115"/>
+          <w:kern w:val="0"/>
+          <w:sz w:val="24"/>
+          <w:szCs w:val="24"/>
+          <w:lang w:eastAsia="en-GB"/>
+          <w14:ligatures w14:val="none"/>
+        </w:rPr>
+        <w:t xml:space="preserve">a local HTTP call to </w:t>
       </w:r>
       <w:proofErr w:type="spellStart"/>
       <w:r>
@@ -3774,7 +4394,31 @@
           <w:lang w:eastAsia="en-GB"/>
           <w14:ligatures w14:val="none"/>
         </w:rPr>
-        <w:t xml:space="preserve"> for Llama 3.2, and piper-</w:t>
+        <w:t xml:space="preserve"> [5] for Llama 3.2</w:t>
+      </w:r>
+      <w:r>
+        <w:rPr>
+          <w:rFonts w:ascii="Arial" w:eastAsia="Times New Roman" w:hAnsi="Arial" w:cs="Arial"/>
+          <w:color w:val="0F1115"/>
+          <w:kern w:val="0"/>
+          <w:sz w:val="24"/>
+          <w:szCs w:val="24"/>
+          <w:lang w:eastAsia="en-GB"/>
+          <w14:ligatures w14:val="none"/>
+        </w:rPr>
+        <w:t xml:space="preserve">, and </w:t>
+      </w:r>
+      <w:r>
+        <w:rPr>
+          <w:rFonts w:ascii="Arial" w:eastAsia="Times New Roman" w:hAnsi="Arial" w:cs="Arial"/>
+          <w:color w:val="0F1115"/>
+          <w:kern w:val="0"/>
+          <w:sz w:val="24"/>
+          <w:szCs w:val="24"/>
+          <w:lang w:eastAsia="en-GB"/>
+          <w14:ligatures w14:val="none"/>
+        </w:rPr>
+        <w:t>piper-</w:t>
       </w:r>
       <w:proofErr w:type="spellStart"/>
       <w:r>
@@ -3800,7 +4444,19 @@
           <w:lang w:eastAsia="en-GB"/>
           <w14:ligatures w14:val="none"/>
         </w:rPr>
-        <w:t xml:space="preserve"> for offline speech synthesis, with </w:t>
+        <w:t xml:space="preserve"> [6] for offline speech synthesis</w:t>
+      </w:r>
+      <w:r>
+        <w:rPr>
+          <w:rFonts w:ascii="Arial" w:eastAsia="Times New Roman" w:hAnsi="Arial" w:cs="Arial"/>
+          <w:color w:val="0F1115"/>
+          <w:kern w:val="0"/>
+          <w:sz w:val="24"/>
+          <w:szCs w:val="24"/>
+          <w:lang w:eastAsia="en-GB"/>
+          <w14:ligatures w14:val="none"/>
+        </w:rPr>
+        <w:t xml:space="preserve">, with </w:t>
       </w:r>
       <w:proofErr w:type="spellStart"/>
       <w:r>
@@ -4141,7 +4797,25 @@
           <w:szCs w:val="24"/>
           <w:lang w:eastAsia="en-GB"/>
         </w:rPr>
-        <w:t xml:space="preserve"> ring for status, not a single red LED. The MAX30102 is included because vitals are part of our first-aid flow.</w:t>
+        <w:t xml:space="preserve"> ring for status, not a single red LED. </w:t>
+      </w:r>
+      <w:r>
+        <w:rPr>
+          <w:rFonts w:ascii="Arial" w:hAnsi="Arial" w:cs="Arial"/>
+          <w:sz w:val="24"/>
+          <w:szCs w:val="24"/>
+          <w:lang w:eastAsia="en-GB"/>
+        </w:rPr>
+        <w:t>The MAX30102 [7] is included because vitals</w:t>
+      </w:r>
+      <w:r>
+        <w:rPr>
+          <w:rFonts w:ascii="Arial" w:hAnsi="Arial" w:cs="Arial"/>
+          <w:sz w:val="24"/>
+          <w:szCs w:val="24"/>
+          <w:lang w:eastAsia="en-GB"/>
+        </w:rPr>
+        <w:t xml:space="preserve"> are part of our first-aid flow.</w:t>
       </w:r>
     </w:p>
     <w:tbl>
@@ -4374,7 +5048,7 @@
                 <w:rFonts w:ascii="Arial" w:hAnsi="Arial" w:cs="Arial"/>
                 <w:lang w:val="en-US" w:eastAsia="en-GB"/>
               </w:rPr>
-              <w:t>INMP441 MEMS module</w:t>
+              <w:t>INMP441 MEMS module [8]</w:t>
             </w:r>
           </w:p>
         </w:tc>
@@ -4445,7 +5119,7 @@
                 <w:rFonts w:ascii="Arial" w:hAnsi="Arial" w:cs="Arial"/>
                 <w:lang w:val="en-US" w:eastAsia="en-GB"/>
               </w:rPr>
-              <w:t>MAX98357A breakout</w:t>
+              <w:t>MAX98357A breakout [9]</w:t>
             </w:r>
           </w:p>
         </w:tc>
@@ -4587,7 +5261,7 @@
                 <w:rFonts w:ascii="Arial" w:hAnsi="Arial" w:cs="Arial"/>
                 <w:lang w:val="en-US" w:eastAsia="en-GB"/>
               </w:rPr>
-              <w:t>MAX30102 (GY-style breakout, I2C)</w:t>
+              <w:t>MAX30102 (GY-style breakout, I2C) [7]</w:t>
             </w:r>
           </w:p>
         </w:tc>
@@ -5062,7 +5736,7 @@
                 <w:rFonts w:ascii="Arial" w:hAnsi="Arial" w:cs="Arial"/>
                 <w:lang w:val="en-US" w:eastAsia="en-GB"/>
               </w:rPr>
-              <w:t xml:space="preserve">Laptop (GPU used for Faster-Whisper / </w:t>
+              <w:t xml:space="preserve">Laptop (GPU used for Faster-Whisper [4] / </w:t>
             </w:r>
             <w:proofErr w:type="spellStart"/>
             <w:r>
@@ -5078,7 +5752,7 @@
                 <w:rFonts w:ascii="Arial" w:hAnsi="Arial" w:cs="Arial"/>
                 <w:lang w:val="en-US" w:eastAsia="en-GB"/>
               </w:rPr>
-              <w:t xml:space="preserve"> in practice)</w:t>
+              <w:t xml:space="preserve"> [5] in practice)</w:t>
             </w:r>
           </w:p>
         </w:tc>
@@ -5256,7 +5930,16 @@
           <w:szCs w:val="24"/>
           <w:lang w:val="en-US" w:eastAsia="en-GB"/>
         </w:rPr>
-        <w:t xml:space="preserve">On the microcontroller we used </w:t>
+        <w:t xml:space="preserve">On the microcontroller </w:t>
+      </w:r>
+      <w:r>
+        <w:rPr>
+          <w:rFonts w:ascii="Arial" w:hAnsi="Arial" w:cs="Arial"/>
+          <w:sz w:val="24"/>
+          <w:szCs w:val="24"/>
+          <w:lang w:val="en-US" w:eastAsia="en-GB"/>
+        </w:rPr>
+        <w:t xml:space="preserve">we used </w:t>
       </w:r>
       <w:proofErr w:type="spellStart"/>
       <w:r>
@@ -5276,7 +5959,16 @@
           <w:szCs w:val="24"/>
           <w:lang w:val="en-US" w:eastAsia="en-GB"/>
         </w:rPr>
-        <w:t xml:space="preserve"> ESP-IDF (v5.5.x), built and flashed with idf.py from the firmware/ folder, usually with VS Code and the ESP-IDF extension. The firmware uses the standard ESP-IDF drivers for I2S, I2C, UART, and RMT (</w:t>
+        <w:t xml:space="preserve"> ESP-IDF (v5.5.x) [3]</w:t>
+      </w:r>
+      <w:r>
+        <w:rPr>
+          <w:rFonts w:ascii="Arial" w:hAnsi="Arial" w:cs="Arial"/>
+          <w:sz w:val="24"/>
+          <w:szCs w:val="24"/>
+          <w:lang w:val="en-US" w:eastAsia="en-GB"/>
+        </w:rPr>
+        <w:t>, built and flashed with idf.py from the firmware/ folder, usually with VS Code and the ESP-IDF extension. The firmware uses the standard ESP-IDF drivers for I2S, I2C, UART, and RMT (</w:t>
       </w:r>
       <w:proofErr w:type="spellStart"/>
       <w:r>
@@ -5356,7 +6048,34 @@
           <w:szCs w:val="24"/>
           <w:lang w:val="en-US" w:eastAsia="en-GB"/>
         </w:rPr>
-        <w:t xml:space="preserve"> for the UART bridge, faster-whisper for offline speech-to-text, requests to call </w:t>
+        <w:t xml:space="preserve"> for the UART bridge, </w:t>
+      </w:r>
+      <w:r>
+        <w:rPr>
+          <w:rFonts w:ascii="Arial" w:hAnsi="Arial" w:cs="Arial"/>
+          <w:sz w:val="24"/>
+          <w:szCs w:val="24"/>
+          <w:lang w:val="en-US" w:eastAsia="en-GB"/>
+        </w:rPr>
+        <w:t>faster-whisper [4] for offline speech-to-text</w:t>
+      </w:r>
+      <w:r>
+        <w:rPr>
+          <w:rFonts w:ascii="Arial" w:hAnsi="Arial" w:cs="Arial"/>
+          <w:sz w:val="24"/>
+          <w:szCs w:val="24"/>
+          <w:lang w:val="en-US" w:eastAsia="en-GB"/>
+        </w:rPr>
+        <w:t xml:space="preserve">, requests </w:t>
+      </w:r>
+      <w:r>
+        <w:rPr>
+          <w:rFonts w:ascii="Arial" w:hAnsi="Arial" w:cs="Arial"/>
+          <w:sz w:val="24"/>
+          <w:szCs w:val="24"/>
+          <w:lang w:val="en-US" w:eastAsia="en-GB"/>
+        </w:rPr>
+        <w:t xml:space="preserve">to call </w:t>
       </w:r>
       <w:proofErr w:type="spellStart"/>
       <w:r>
@@ -5376,7 +6095,25 @@
           <w:szCs w:val="24"/>
           <w:lang w:val="en-US" w:eastAsia="en-GB"/>
         </w:rPr>
-        <w:t xml:space="preserve"> on localhost, piper-</w:t>
+        <w:t xml:space="preserve"> [5] on localhost</w:t>
+      </w:r>
+      <w:r>
+        <w:rPr>
+          <w:rFonts w:ascii="Arial" w:hAnsi="Arial" w:cs="Arial"/>
+          <w:sz w:val="24"/>
+          <w:szCs w:val="24"/>
+          <w:lang w:val="en-US" w:eastAsia="en-GB"/>
+        </w:rPr>
+        <w:t xml:space="preserve">, </w:t>
+      </w:r>
+      <w:r>
+        <w:rPr>
+          <w:rFonts w:ascii="Arial" w:hAnsi="Arial" w:cs="Arial"/>
+          <w:sz w:val="24"/>
+          <w:szCs w:val="24"/>
+          <w:lang w:val="en-US" w:eastAsia="en-GB"/>
+        </w:rPr>
+        <w:t>piper-</w:t>
       </w:r>
       <w:proofErr w:type="spellStart"/>
       <w:r>
@@ -5396,7 +6133,16 @@
           <w:szCs w:val="24"/>
           <w:lang w:val="en-US" w:eastAsia="en-GB"/>
         </w:rPr>
-        <w:t xml:space="preserve"> for offline speech synthesis, and </w:t>
+        <w:t xml:space="preserve"> [6] for offline speech synthesis</w:t>
+      </w:r>
+      <w:r>
+        <w:rPr>
+          <w:rFonts w:ascii="Arial" w:hAnsi="Arial" w:cs="Arial"/>
+          <w:sz w:val="24"/>
+          <w:szCs w:val="24"/>
+          <w:lang w:val="en-US" w:eastAsia="en-GB"/>
+        </w:rPr>
+        <w:t xml:space="preserve">, and </w:t>
       </w:r>
       <w:proofErr w:type="spellStart"/>
       <w:r>
@@ -5602,6 +6348,25 @@
         <w:t xml:space="preserve">We designed the circuit in </w:t>
       </w:r>
       <w:proofErr w:type="spellStart"/>
+      <w:r>
+        <w:rPr>
+          <w:rFonts w:ascii="Arial" w:hAnsi="Arial" w:cs="Arial"/>
+          <w:sz w:val="24"/>
+          <w:szCs w:val="24"/>
+          <w:lang w:val="en-US" w:eastAsia="en-GB"/>
+        </w:rPr>
+        <w:t>Wokwi</w:t>
+      </w:r>
+      <w:proofErr w:type="spellEnd"/>
+      <w:r>
+        <w:rPr>
+          <w:rFonts w:ascii="Arial" w:hAnsi="Arial" w:cs="Arial"/>
+          <w:sz w:val="24"/>
+          <w:szCs w:val="24"/>
+          <w:lang w:val="en-US" w:eastAsia="en-GB"/>
+        </w:rPr>
+        <w:t xml:space="preserve"> [2</w:t>
+      </w:r>
       <w:proofErr w:type="gramStart"/>
       <w:r>
         <w:rPr>
@@ -5610,10 +6375,58 @@
           <w:szCs w:val="24"/>
           <w:lang w:val="en-US" w:eastAsia="en-GB"/>
         </w:rPr>
+        <w:t>]</w:t>
+      </w:r>
+      <w:proofErr w:type="gramEnd"/>
+      <w:r>
+        <w:rPr>
+          <w:rFonts w:ascii="Arial" w:hAnsi="Arial" w:cs="Arial"/>
+          <w:sz w:val="24"/>
+          <w:szCs w:val="24"/>
+          <w:lang w:val="en-US" w:eastAsia="en-GB"/>
+        </w:rPr>
+        <w:t xml:space="preserve"> and the live</w:t>
+      </w:r>
+      <w:r>
+        <w:rPr>
+          <w:rFonts w:ascii="Arial" w:hAnsi="Arial" w:cs="Arial"/>
+          <w:sz w:val="24"/>
+          <w:szCs w:val="24"/>
+          <w:lang w:val="en-US" w:eastAsia="en-GB"/>
+        </w:rPr>
+        <w:t xml:space="preserve"> project link is provided in the submitted </w:t>
+      </w:r>
+      <w:proofErr w:type="spellStart"/>
+      <w:r>
+        <w:rPr>
+          <w:rFonts w:ascii="Arial" w:hAnsi="Arial" w:cs="Arial"/>
+          <w:sz w:val="24"/>
+          <w:szCs w:val="24"/>
+          <w:lang w:val="en-US" w:eastAsia="en-GB"/>
+        </w:rPr>
+        <w:t>wokwi</w:t>
+      </w:r>
+      <w:proofErr w:type="spellEnd"/>
+      <w:r>
+        <w:rPr>
+          <w:rFonts w:ascii="Arial" w:hAnsi="Arial" w:cs="Arial"/>
+          <w:sz w:val="24"/>
+          <w:szCs w:val="24"/>
+          <w:lang w:val="en-US" w:eastAsia="en-GB"/>
+        </w:rPr>
+        <w:t xml:space="preserve">/project_link.txt. A screenshot of the simulation is shown in Figure 5.1. Because </w:t>
+      </w:r>
+      <w:proofErr w:type="spellStart"/>
+      <w:r>
+        <w:rPr>
+          <w:rFonts w:ascii="Arial" w:hAnsi="Arial" w:cs="Arial"/>
+          <w:sz w:val="24"/>
+          <w:szCs w:val="24"/>
+          <w:lang w:val="en-US" w:eastAsia="en-GB"/>
+        </w:rPr>
         <w:t>Wokwi</w:t>
       </w:r>
       <w:proofErr w:type="spellEnd"/>
-      <w:proofErr w:type="gramEnd"/>
       <w:r>
         <w:rPr>
           <w:rFonts w:ascii="Arial" w:hAnsi="Arial" w:cs="Arial"/>
@@ -5621,7 +6434,25 @@
           <w:szCs w:val="24"/>
           <w:lang w:val="en-US" w:eastAsia="en-GB"/>
         </w:rPr>
-        <w:t xml:space="preserve"> and the live project link is provided in the submitted </w:t>
+        <w:t xml:space="preserve"> does not have dedicated library parts </w:t>
+      </w:r>
+      <w:r>
+        <w:rPr>
+          <w:rFonts w:ascii="Arial" w:hAnsi="Arial" w:cs="Arial"/>
+          <w:sz w:val="24"/>
+          <w:szCs w:val="24"/>
+          <w:lang w:val="en-US" w:eastAsia="en-GB"/>
+        </w:rPr>
+        <w:t>for the INMP441 [8], MAX98357A [9], or MAX30102 [7], we used stand-in</w:t>
+      </w:r>
+      <w:r>
+        <w:rPr>
+          <w:rFonts w:ascii="Arial" w:hAnsi="Arial" w:cs="Arial"/>
+          <w:sz w:val="24"/>
+          <w:szCs w:val="24"/>
+          <w:lang w:val="en-US" w:eastAsia="en-GB"/>
+        </w:rPr>
+        <w:t xml:space="preserve"> components that preserve the correct GPIO connections: a slide potentiometer represents the INMP441 microphone data line, a buzzer represents the speaker and amplifier output, and an MPU6050 module represents the MAX30102 pulse oximeter on the I2C bus. The ESP32-S3-DevKitC-1 is used in the simulator because the DevKitM-1 variant is not available in the </w:t>
       </w:r>
       <w:proofErr w:type="spellStart"/>
       <w:r>
@@ -5631,7 +6462,7 @@
           <w:szCs w:val="24"/>
           <w:lang w:val="en-US" w:eastAsia="en-GB"/>
         </w:rPr>
-        <w:t>wokwi</w:t>
+        <w:t>Wokwi</w:t>
       </w:r>
       <w:proofErr w:type="spellEnd"/>
       <w:r>
@@ -5641,7 +6472,7 @@
           <w:szCs w:val="24"/>
           <w:lang w:val="en-US" w:eastAsia="en-GB"/>
         </w:rPr>
-        <w:t xml:space="preserve">/project_link.txt. A screenshot of the simulation is shown in Figure 5.1. Because </w:t>
+        <w:t xml:space="preserve"> library; the GPIO numbers and code are identical between the two. The </w:t>
       </w:r>
       <w:proofErr w:type="spellStart"/>
       <w:r>
@@ -5651,6 +6482,26 @@
           <w:szCs w:val="24"/>
           <w:lang w:val="en-US" w:eastAsia="en-GB"/>
         </w:rPr>
+        <w:t>NeoPixel</w:t>
+      </w:r>
+      <w:proofErr w:type="spellEnd"/>
+      <w:r>
+        <w:rPr>
+          <w:rFonts w:ascii="Arial" w:hAnsi="Arial" w:cs="Arial"/>
+          <w:sz w:val="24"/>
+          <w:szCs w:val="24"/>
+          <w:lang w:val="en-US" w:eastAsia="en-GB"/>
+        </w:rPr>
+        <w:t xml:space="preserve"> ring is the only part that simulates correctly in </w:t>
+      </w:r>
+      <w:proofErr w:type="spellStart"/>
+      <w:r>
+        <w:rPr>
+          <w:rFonts w:ascii="Arial" w:hAnsi="Arial" w:cs="Arial"/>
+          <w:sz w:val="24"/>
+          <w:szCs w:val="24"/>
+          <w:lang w:val="en-US" w:eastAsia="en-GB"/>
+        </w:rPr>
         <w:t>Wokwi</w:t>
       </w:r>
       <w:proofErr w:type="spellEnd"/>
@@ -5661,9 +6512,8 @@
           <w:szCs w:val="24"/>
           <w:lang w:val="en-US" w:eastAsia="en-GB"/>
         </w:rPr>
-        <w:t xml:space="preserve"> does not have dedicated library parts for the INMP441, MAX98357A, or MAX30102, we used stand-in components that preserve the correct GPIO connections: a slide potentiometer represents the INMP441 microphone data line, a buzzer represents the speaker and amplifier output, and an MPU6050 module represents the MAX30102 pulse oximeter on the I2C bus. The ESP32-S3-DevKitC-1 is used in the simulator because the DevKitM-1 variant is not available in the </w:t>
-      </w:r>
-      <w:proofErr w:type="spellStart"/>
+        <w:t xml:space="preserve">, and </w:t>
+      </w:r>
       <w:r>
         <w:rPr>
           <w:rFonts w:ascii="Arial" w:hAnsi="Arial" w:cs="Arial"/>
@@ -5671,57 +6521,8 @@
           <w:szCs w:val="24"/>
           <w:lang w:val="en-US" w:eastAsia="en-GB"/>
         </w:rPr>
-        <w:t>Wokwi</w:t>
-      </w:r>
-      <w:proofErr w:type="spellEnd"/>
-      <w:r>
-        <w:rPr>
-          <w:rFonts w:ascii="Arial" w:hAnsi="Arial" w:cs="Arial"/>
-          <w:sz w:val="24"/>
-          <w:szCs w:val="24"/>
-          <w:lang w:val="en-US" w:eastAsia="en-GB"/>
-        </w:rPr>
-        <w:t xml:space="preserve"> library; the GPIO numbers and code are identical between the two. The </w:t>
-      </w:r>
-      <w:proofErr w:type="spellStart"/>
-      <w:r>
-        <w:rPr>
-          <w:rFonts w:ascii="Arial" w:hAnsi="Arial" w:cs="Arial"/>
-          <w:sz w:val="24"/>
-          <w:szCs w:val="24"/>
-          <w:lang w:val="en-US" w:eastAsia="en-GB"/>
-        </w:rPr>
-        <w:t>NeoPixel</w:t>
-      </w:r>
-      <w:proofErr w:type="spellEnd"/>
-      <w:r>
-        <w:rPr>
-          <w:rFonts w:ascii="Arial" w:hAnsi="Arial" w:cs="Arial"/>
-          <w:sz w:val="24"/>
-          <w:szCs w:val="24"/>
-          <w:lang w:val="en-US" w:eastAsia="en-GB"/>
-        </w:rPr>
-        <w:t xml:space="preserve"> ring is the only part that simulates correctly in </w:t>
-      </w:r>
-      <w:proofErr w:type="spellStart"/>
-      <w:r>
-        <w:rPr>
-          <w:rFonts w:ascii="Arial" w:hAnsi="Arial" w:cs="Arial"/>
-          <w:sz w:val="24"/>
-          <w:szCs w:val="24"/>
-          <w:lang w:val="en-US" w:eastAsia="en-GB"/>
-        </w:rPr>
-        <w:t>Wokwi</w:t>
-      </w:r>
-      <w:proofErr w:type="spellEnd"/>
-      <w:r>
-        <w:rPr>
-          <w:rFonts w:ascii="Arial" w:hAnsi="Arial" w:cs="Arial"/>
-          <w:sz w:val="24"/>
-          <w:szCs w:val="24"/>
-          <w:lang w:val="en-US" w:eastAsia="en-GB"/>
-        </w:rPr>
-        <w:t>, and the </w:t>
+        <w:lastRenderedPageBreak/>
+        <w:t>the </w:t>
       </w:r>
       <w:proofErr w:type="spellStart"/>
       <w:r>
@@ -5761,7 +6562,6 @@
           <w:szCs w:val="24"/>
           <w:lang w:val="en-US" w:eastAsia="en-GB"/>
         </w:rPr>
-        <w:lastRenderedPageBreak/>
         <w:drawing>
           <wp:inline distT="0" distB="0" distL="0" distR="0" wp14:anchorId="5BD1862B" wp14:editId="3AED8BB7">
             <wp:extent cx="5760720" cy="3439160"/>
@@ -6749,6 +7549,7 @@
                 <w:rFonts w:ascii="Arial" w:hAnsi="Arial" w:cs="Arial"/>
                 <w:lang w:val="en-US" w:eastAsia="en-GB"/>
               </w:rPr>
+              <w:lastRenderedPageBreak/>
               <w:t>GPIO 7</w:t>
             </w:r>
           </w:p>
@@ -6891,7 +7692,6 @@
                 <w:rFonts w:ascii="Arial" w:hAnsi="Arial" w:cs="Arial"/>
                 <w:lang w:val="en-US" w:eastAsia="en-GB"/>
               </w:rPr>
-              <w:lastRenderedPageBreak/>
               <w:t>MAX98357A OUT+ / OUT−</w:t>
             </w:r>
           </w:p>
@@ -7587,6 +8387,7 @@
           <w:szCs w:val="24"/>
           <w:lang w:val="en-US" w:eastAsia="en-GB"/>
         </w:rPr>
+        <w:lastRenderedPageBreak/>
         <w:drawing>
           <wp:anchor distT="0" distB="0" distL="114300" distR="114300" simplePos="0" relativeHeight="251659264" behindDoc="0" locked="0" layoutInCell="1" allowOverlap="1" wp14:anchorId="5923D0DE" wp14:editId="36CE87FA">
             <wp:simplePos x="0" y="0"/>
@@ -7723,7 +8524,6 @@
           <w:lang w:eastAsia="en-GB"/>
           <w14:ligatures w14:val="none"/>
         </w:rPr>
-        <w:lastRenderedPageBreak/>
         <w:t>6. Arduino Codes and Explanation</w:t>
       </w:r>
     </w:p>
@@ -8064,7 +8864,20 @@
           <w:lang w:eastAsia="en-GB"/>
           <w14:ligatures w14:val="none"/>
         </w:rPr>
-        <w:t xml:space="preserve"> to the recording pattern. MSG_STOP_RECORD stops capture and sets PROCESSING while the PC runs Whisper, Llama, and Piper. Incoming AUDIO_DOWN frames are decrypted and queued; the first chunk switches the state to SPEAKING and starts I2S output. After PLAYBACK_END, playback stops and the system returns to IDLE. A separate path handles MSG_READ_SENSOR when the user measures vitals from the GUI.</w:t>
+        <w:t xml:space="preserve"> to the recording pattern. MSG_STOP_RECORD stops capture and sets PROCESSING while the PC runs Whisper, Llama, and Piper. Incoming </w:t>
+      </w:r>
+      <w:r>
+        <w:rPr>
+          <w:rFonts w:ascii="Arial" w:eastAsia="Times New Roman" w:hAnsi="Arial" w:cs="Arial"/>
+          <w:color w:val="0F1115"/>
+          <w:kern w:val="0"/>
+          <w:sz w:val="24"/>
+          <w:szCs w:val="24"/>
+          <w:lang w:eastAsia="en-GB"/>
+          <w14:ligatures w14:val="none"/>
+        </w:rPr>
+        <w:lastRenderedPageBreak/>
+        <w:t>AUDIO_DOWN frames are decrypted and queued; the first chunk switches the state to SPEAKING and starts I2S output. After PLAYBACK_END, playback stops and the system returns to IDLE. A separate path handles MSG_READ_SENSOR when the user measures vitals from the GUI.</w:t>
       </w:r>
     </w:p>
     <w:p>
@@ -9075,7 +9888,6 @@
           <w:lang w:eastAsia="en-GB"/>
           <w14:ligatures w14:val="none"/>
         </w:rPr>
-        <w:lastRenderedPageBreak/>
         <w:t xml:space="preserve">static void </w:t>
       </w:r>
       <w:proofErr w:type="spellStart"/>
@@ -10051,6 +10863,7 @@
           <w:lang w:val="en-US" w:eastAsia="en-GB"/>
           <w14:ligatures w14:val="none"/>
         </w:rPr>
+        <w:lastRenderedPageBreak/>
         <w:t>Example 2 — Streaming microphone data to the PC (ESP32, C)</w:t>
       </w:r>
     </w:p>
@@ -11528,7 +12341,6 @@
           <w:lang w:val="en-US" w:eastAsia="en-GB"/>
           <w14:ligatures w14:val="none"/>
         </w:rPr>
-        <w:lastRenderedPageBreak/>
         <w:t xml:space="preserve">                              uint8_t *out, </w:t>
       </w:r>
       <w:proofErr w:type="spellStart"/>
@@ -12803,6 +13615,7 @@
           <w:lang w:val="en-US" w:eastAsia="en-GB"/>
           <w14:ligatures w14:val="none"/>
         </w:rPr>
+        <w:lastRenderedPageBreak/>
         <w:t xml:space="preserve">def </w:t>
       </w:r>
       <w:proofErr w:type="gramStart"/>
@@ -14013,20 +14826,7 @@
           <w:lang w:val="en-US" w:eastAsia="en-GB"/>
           <w14:ligatures w14:val="none"/>
         </w:rPr>
-        <w:t xml:space="preserve"> wake-word model, record a fixed two seconds after “Hey Assistant,” or play canned responses from PROGMEM. That design would fit a simple light switch; our goal is an offline first-aid voice assistant with an LLM on the PC. Wake</w:t>
-      </w:r>
-      <w:r>
-        <w:rPr>
-          <w:rFonts w:ascii="Arial" w:eastAsia="Times New Roman" w:hAnsi="Arial" w:cs="Arial"/>
-          <w:color w:val="0F1115"/>
-          <w:kern w:val="0"/>
-          <w:sz w:val="24"/>
-          <w:szCs w:val="24"/>
-          <w:lang w:val="en-US" w:eastAsia="en-GB"/>
-          <w14:ligatures w14:val="none"/>
-        </w:rPr>
-        <w:lastRenderedPageBreak/>
-        <w:t>-word on the ESP32 remains possible future work (Edge Impulse) but is not in the submitted firmware.</w:t>
+        <w:t xml:space="preserve"> wake-word model, record a fixed two seconds after “Hey Assistant,” or play canned responses from PROGMEM. That design would fit a simple light switch; our goal is an offline first-aid voice assistant with an LLM on the PC. Wake-word on the ESP32 remains possible future work (Edge Impulse) but is not in the submitted firmware.</w:t>
       </w:r>
     </w:p>
     <w:p>
@@ -14424,7 +15224,32 @@
           <w:lang w:val="en-US" w:eastAsia="en-GB"/>
           <w14:ligatures w14:val="none"/>
         </w:rPr>
-        <w:t xml:space="preserve">The INMP441 gives clean 16 kHz mono I2S data once wiring and sample rate were correct. We initially tried a higher sample rate and the playback path sounded wrong until we fixed 16 kHz and the stereo 32-bit slot format on the MAX98357A output. Sensor data is more nuanced but is computed by a real PPG pipeline, not a placeholder. The MAX30102 RED/IR FIFO readings are drained in software with finger-gating (a raw-IR floor rejects samples taken without solid skin contact). Heart rate is then derived by a genuine peak-detection algorithm: a one-pole high-pass filter removes the DC baseline, a short moving average smooths the pulsatile signal, and local maxima are detected with a 0.5 s refractory period that rejects the dicrotic notch. The inter-beat intervals are </w:t>
+        <w:lastRenderedPageBreak/>
+        <w:t xml:space="preserve">The INMP441 gives clean 16 kHz mono I2S data once wiring and sample rate were correct. We initially tried a higher sample rate and the playback path sounded wrong until we fixed 16 kHz and the stereo 32-bit slot format on the MAX98357A output. Sensor data is more nuanced but is computed by a real PPG pipeline, not a placeholder. </w:t>
+      </w:r>
+      <w:r>
+        <w:rPr>
+          <w:rFonts w:ascii="Arial" w:eastAsia="Times New Roman" w:hAnsi="Arial" w:cs="Arial"/>
+          <w:color w:val="0F1115"/>
+          <w:kern w:val="0"/>
+          <w:sz w:val="24"/>
+          <w:szCs w:val="24"/>
+          <w:lang w:val="en-US" w:eastAsia="en-GB"/>
+          <w14:ligatures w14:val="none"/>
+        </w:rPr>
+        <w:t>The MAX30102 [7] RED/IR FIFO readings are drained in software</w:t>
+      </w:r>
+      <w:r>
+        <w:rPr>
+          <w:rFonts w:ascii="Arial" w:eastAsia="Times New Roman" w:hAnsi="Arial" w:cs="Arial"/>
+          <w:color w:val="0F1115"/>
+          <w:kern w:val="0"/>
+          <w:sz w:val="24"/>
+          <w:szCs w:val="24"/>
+          <w:lang w:val="en-US" w:eastAsia="en-GB"/>
+          <w14:ligatures w14:val="none"/>
+        </w:rPr>
+        <w:t xml:space="preserve"> with finger-gating (a raw-IR floor rejects samples taken without solid skin contact). Heart rate is then derived by a genuine peak-detection algorithm: a one-pole high-pass filter removes the DC baseline, a short moving average smooths the pulsatile signal, and local maxima are detected with a 0.5 s refractory period that rejects the dicrotic notch. The inter-beat intervals are </w:t>
       </w:r>
       <w:proofErr w:type="gramStart"/>
       <w:r>
@@ -14758,7 +15583,6 @@
           <w:lang w:val="en-US" w:eastAsia="en-GB"/>
           <w14:ligatures w14:val="none"/>
         </w:rPr>
-        <w:lastRenderedPageBreak/>
         <w:t>reflashing</w:t>
       </w:r>
       <w:proofErr w:type="spellEnd"/>
@@ -14826,7 +15650,43 @@
           <w:lang w:val="en-US" w:eastAsia="en-GB"/>
           <w14:ligatures w14:val="none"/>
         </w:rPr>
-        <w:t xml:space="preserve"> on 16 kHz and the correct I2S TX format for the amplifier. Third, when the PC sent TTS audio too fast, the ESP32 playback queue overflowed and chunks were dropped; pacing sends at roughly real-time fixed that. Fourth, the DevKitM-1 has no PSRAM, which confirmed that Whisper and Llama must stay on the PC; we also saw high stack use in a heartbeat task and increased task stack size to stop resets after boot. Fifth, on the PC, GPU Whisper needed the </w:t>
+        <w:t xml:space="preserve"> on 16 kHz and the correct I2S TX format for the amplifier. Third, when the PC sent TTS audio too fast, the ESP32 playback queue overflowed and chunks were dropped; pacing sends at roughly real-time fixed that. Fourth, the DevKitM-1 has no PSRAM, which confirmed that </w:t>
+      </w:r>
+      <w:r>
+        <w:rPr>
+          <w:rFonts w:ascii="Arial" w:eastAsia="Times New Roman" w:hAnsi="Arial" w:cs="Arial"/>
+          <w:color w:val="0F1115"/>
+          <w:kern w:val="0"/>
+          <w:sz w:val="24"/>
+          <w:szCs w:val="24"/>
+          <w:lang w:val="en-US" w:eastAsia="en-GB"/>
+          <w14:ligatures w14:val="none"/>
+        </w:rPr>
+        <w:t>Whisper [4] and Llama [5] must stay on the PC</w:t>
+      </w:r>
+      <w:r>
+        <w:rPr>
+          <w:rFonts w:ascii="Arial" w:eastAsia="Times New Roman" w:hAnsi="Arial" w:cs="Arial"/>
+          <w:color w:val="0F1115"/>
+          <w:kern w:val="0"/>
+          <w:sz w:val="24"/>
+          <w:szCs w:val="24"/>
+          <w:lang w:val="en-US" w:eastAsia="en-GB"/>
+          <w14:ligatures w14:val="none"/>
+        </w:rPr>
+        <w:t xml:space="preserve">; we also saw high stack use in a heartbeat task and increased task stack size to stop resets after boot. Fifth, on the PC, </w:t>
+      </w:r>
+      <w:r>
+        <w:rPr>
+          <w:rFonts w:ascii="Arial" w:eastAsia="Times New Roman" w:hAnsi="Arial" w:cs="Arial"/>
+          <w:color w:val="0F1115"/>
+          <w:kern w:val="0"/>
+          <w:sz w:val="24"/>
+          <w:szCs w:val="24"/>
+          <w:lang w:val="en-US" w:eastAsia="en-GB"/>
+          <w14:ligatures w14:val="none"/>
+        </w:rPr>
+        <w:t xml:space="preserve">GPU Whisper [4] needed the </w:t>
       </w:r>
       <w:proofErr w:type="spellStart"/>
       <w:r>
@@ -14852,7 +15712,19 @@
           <w:lang w:val="en-US" w:eastAsia="en-GB"/>
           <w14:ligatures w14:val="none"/>
         </w:rPr>
-        <w:t xml:space="preserve"> DLL on PATH on Windows; without it the code fell back to CPU, which still worked but was slower. Sixth, for vitals we learned to measure before recording rather than trusting samples taken while the user is speaking away from the sensor. Seventh, the </w:t>
+        <w:t xml:space="preserve"> DLL</w:t>
+      </w:r>
+      <w:r>
+        <w:rPr>
+          <w:rFonts w:ascii="Arial" w:eastAsia="Times New Roman" w:hAnsi="Arial" w:cs="Arial"/>
+          <w:color w:val="0F1115"/>
+          <w:kern w:val="0"/>
+          <w:sz w:val="24"/>
+          <w:szCs w:val="24"/>
+          <w:lang w:val="en-US" w:eastAsia="en-GB"/>
+          <w14:ligatures w14:val="none"/>
+        </w:rPr>
+        <w:t xml:space="preserve"> on PATH on Windows; without it the code fell back to CPU, which still worked but was slower. Sixth, for vitals we learned to measure before recording rather than trusting samples taken while the user is speaking away from the sensor. Seventh, the </w:t>
       </w:r>
       <w:proofErr w:type="spellStart"/>
       <w:r>
@@ -14906,7 +15778,20 @@
           <w:lang w:val="en-US" w:eastAsia="en-GB"/>
           <w14:ligatures w14:val="none"/>
         </w:rPr>
-        <w:t xml:space="preserve">We solved these issues in the firmware and PC code that we submitted, not with wake-word muting or flash-stored PCM phrases. Command understanding is not amplitude thresholding on the ESP32; it is open-vocabulary speech recognition and an LLM on the PC. Echo from the speaker into the microphone can still happen physically on the breadboard, but we do not record while the ESP32 is in the speaking state, which reduces the worst cases. For future work we could add on-device wake word (Edge Impulse / </w:t>
+        <w:t xml:space="preserve">We solved these issues in the firmware and PC code that we submitted, not with wake-word muting or flash-stored PCM phrases. Command understanding is not amplitude thresholding on the ESP32; it is open-vocabulary speech recognition and an LLM on the PC. Echo from the speaker into the microphone can still happen physically on the </w:t>
+      </w:r>
+      <w:r>
+        <w:rPr>
+          <w:rFonts w:ascii="Arial" w:eastAsia="Times New Roman" w:hAnsi="Arial" w:cs="Arial"/>
+          <w:color w:val="0F1115"/>
+          <w:kern w:val="0"/>
+          <w:sz w:val="24"/>
+          <w:szCs w:val="24"/>
+          <w:lang w:val="en-US" w:eastAsia="en-GB"/>
+          <w14:ligatures w14:val="none"/>
+        </w:rPr>
+        <w:lastRenderedPageBreak/>
+        <w:t xml:space="preserve">breadboard, but we do not record while the ESP32 is in the speaking state, which reduces the worst cases. For future work we could add on-device wake word (Edge Impulse / </w:t>
       </w:r>
       <w:proofErr w:type="spellStart"/>
       <w:r>
@@ -15112,20 +15997,7 @@
           <w:lang w:eastAsia="en-GB"/>
           <w14:ligatures w14:val="none"/>
         </w:rPr>
-        <w:t xml:space="preserve">We did not achieve wake-word detection on the microcontroller or recognition of three fixed commands like “turn on the light.” Those were in the original template but not in our submitted firmware. Splitting work between the board and the laptop because of </w:t>
-      </w:r>
-      <w:r>
-        <w:rPr>
-          <w:rFonts w:ascii="Arial" w:eastAsia="Times New Roman" w:hAnsi="Arial" w:cs="Arial"/>
-          <w:color w:val="0F1115"/>
-          <w:kern w:val="0"/>
-          <w:sz w:val="24"/>
-          <w:szCs w:val="24"/>
-          <w:lang w:eastAsia="en-GB"/>
-          <w14:ligatures w14:val="none"/>
-        </w:rPr>
-        <w:lastRenderedPageBreak/>
-        <w:t>missing PSRAM was a necessary design choice, not a failure. If we count success as a working end-to-end pipeline with real hardware and local AI, then yes, we achieved our objectives.</w:t>
+        <w:t>We did not achieve wake-word detection on the microcontroller or recognition of three fixed commands like “turn on the light.” Those were in the original template but not in our submitted firmware. Splitting work between the board and the laptop because of missing PSRAM was a necessary design choice, not a failure. If we count success as a working end-to-end pipeline with real hardware and local AI, then yes, we achieved our objectives.</w:t>
       </w:r>
     </w:p>
     <w:p>
@@ -15323,6 +16195,7 @@
           <w:lang w:eastAsia="en-GB"/>
           <w14:ligatures w14:val="none"/>
         </w:rPr>
+        <w:lastRenderedPageBreak/>
         <w:t>9. Appendices</w:t>
       </w:r>
     </w:p>
@@ -15364,7 +16237,31 @@
           <w:lang w:eastAsia="en-GB"/>
           <w14:ligatures w14:val="none"/>
         </w:rPr>
-        <w:t xml:space="preserve"> contains the complete embedded firmware as an ESP-IDF project in the firmware/ directory (source files under firmware/main/). We did not submit a single Arduino .</w:t>
+        <w:t xml:space="preserve"> contains the complete embedded firmware as an ESP-IDF </w:t>
+      </w:r>
+      <w:r>
+        <w:rPr>
+          <w:rFonts w:ascii="Arial" w:eastAsia="Times New Roman" w:hAnsi="Arial" w:cs="Arial"/>
+          <w:color w:val="0F1115"/>
+          <w:kern w:val="0"/>
+          <w:sz w:val="24"/>
+          <w:szCs w:val="24"/>
+          <w:lang w:eastAsia="en-GB"/>
+          <w14:ligatures w14:val="none"/>
+        </w:rPr>
+        <w:t>project [1], [3]</w:t>
+      </w:r>
+      <w:r>
+        <w:rPr>
+          <w:rFonts w:ascii="Arial" w:eastAsia="Times New Roman" w:hAnsi="Arial" w:cs="Arial"/>
+          <w:color w:val="0F1115"/>
+          <w:kern w:val="0"/>
+          <w:sz w:val="24"/>
+          <w:szCs w:val="24"/>
+          <w:lang w:eastAsia="en-GB"/>
+          <w14:ligatures w14:val="none"/>
+        </w:rPr>
+        <w:t xml:space="preserve"> in the firmware/ directory (source files under firmware/main/). We did not submit a single Arduino .</w:t>
       </w:r>
       <w:proofErr w:type="spellStart"/>
       <w:r>
@@ -15488,6 +16385,18 @@
         <w:t>Wokwi</w:t>
       </w:r>
       <w:proofErr w:type="spellEnd"/>
+      <w:r>
+        <w:rPr>
+          <w:rFonts w:ascii="Arial" w:eastAsia="Times New Roman" w:hAnsi="Arial" w:cs="Arial"/>
+          <w:color w:val="0F1115"/>
+          <w:kern w:val="0"/>
+          <w:sz w:val="24"/>
+          <w:szCs w:val="24"/>
+          <w:lang w:eastAsia="en-GB"/>
+          <w14:ligatures w14:val="none"/>
+        </w:rPr>
+        <w:t xml:space="preserve"> [2]</w:t>
+      </w:r>
       <w:r>
         <w:rPr>
           <w:rFonts w:ascii="Arial" w:eastAsia="Times New Roman" w:hAnsi="Arial" w:cs="Arial"/>
@@ -15816,7 +16725,6 @@
           <w:sz w:val="24"/>
           <w:szCs w:val="24"/>
         </w:rPr>
-        <w:lastRenderedPageBreak/>
         <w:t>Piper: Local Neural Text-to-Speech System. (n.d.). https://github.com/rhasspy/piper</w:t>
       </w:r>
     </w:p>
@@ -16336,11 +17244,11 @@
   <w:abstractNum w:abstractNumId="3" w15:restartNumberingAfterBreak="0">
     <w:nsid w:val="0900074B"/>
     <w:multiLevelType w:val="multilevel"/>
-    <w:tmpl w:val="0BF8A852"/>
+    <w:tmpl w:val="22E8670A"/>
     <w:lvl w:ilvl="0">
       <w:start w:val="1"/>
-      <w:numFmt w:val="bullet"/>
-      <w:lvlText w:val=""/>
+      <w:numFmt w:val="decimal"/>
+      <w:lvlText w:val="%1."/>
       <w:lvlJc w:val="left"/>
       <w:pPr>
         <w:tabs>
@@ -16349,7 +17257,7 @@
         <w:ind w:left="720" w:hanging="360"/>
       </w:pPr>
       <w:rPr>
-        <w:rFonts w:ascii="Symbol" w:hAnsi="Symbol" w:hint="default"/>
+        <w:rFonts w:hint="default"/>
         <w:sz w:val="20"/>
       </w:rPr>
     </w:lvl>

--- a/CEN322_Project_Beyza_Aydin_Ahmet_Bera_Celik.docx
+++ b/CEN322_Project_Beyza_Aydin_Ahmet_Bera_Celik.docx
@@ -2018,7 +2018,6 @@
           <w14:ligatures w14:val="none"/>
         </w:rPr>
       </w:pPr>
-      <w:proofErr w:type="spellStart"/>
       <w:r>
         <w:rPr>
           <w:rFonts w:ascii="Arial" w:eastAsia="Times New Roman" w:hAnsi="Arial" w:cs="Arial"/>
@@ -2030,21 +2029,7 @@
           <w:lang w:val="tr-TR" w:eastAsia="en-GB"/>
           <w14:ligatures w14:val="none"/>
         </w:rPr>
-        <w:t>Student</w:t>
-      </w:r>
-      <w:proofErr w:type="spellEnd"/>
-      <w:r>
-        <w:rPr>
-          <w:rFonts w:ascii="Arial" w:eastAsia="Times New Roman" w:hAnsi="Arial" w:cs="Arial"/>
-          <w:b/>
-          <w:bCs/>
-          <w:kern w:val="0"/>
-          <w:sz w:val="28"/>
-          <w:szCs w:val="28"/>
-          <w:lang w:val="tr-TR" w:eastAsia="en-GB"/>
-          <w14:ligatures w14:val="none"/>
-        </w:rPr>
-        <w:t xml:space="preserve"> </w:t>
+        <w:t xml:space="preserve">Student </w:t>
       </w:r>
       <w:r>
         <w:rPr>
@@ -8342,63 +8327,22 @@
       <w:r>
         <w:rPr>
           <w:rFonts w:ascii="Arial" w:hAnsi="Arial" w:cs="Arial"/>
-          <w:sz w:val="24"/>
-          <w:szCs w:val="24"/>
-          <w:lang w:val="en-US" w:eastAsia="en-GB"/>
-        </w:rPr>
-        <w:t xml:space="preserve">The microphone and amplifier use two independent I2S buses so that recording and playback can be configured separately at 16 kHz. The MAX98357A does not share clock lines with the INMP441. Power for the amplifier and </w:t>
-      </w:r>
-      <w:proofErr w:type="spellStart"/>
-      <w:r>
-        <w:rPr>
-          <w:rFonts w:ascii="Arial" w:hAnsi="Arial" w:cs="Arial"/>
-          <w:sz w:val="24"/>
-          <w:szCs w:val="24"/>
-          <w:lang w:val="en-US" w:eastAsia="en-GB"/>
-        </w:rPr>
-        <w:t>NeoPixel</w:t>
-      </w:r>
-      <w:proofErr w:type="spellEnd"/>
-      <w:r>
-        <w:rPr>
-          <w:rFonts w:ascii="Arial" w:hAnsi="Arial" w:cs="Arial"/>
-          <w:sz w:val="24"/>
-          <w:szCs w:val="24"/>
-          <w:lang w:val="en-US" w:eastAsia="en-GB"/>
-        </w:rPr>
-        <w:t xml:space="preserve"> ring comes from the 5 V VBUS pin; the microphone and sensor are powered from 3.3 V. No wake word detection or pre-recorded audio clips in flash are used; the ESP32 streams microphone audio to the PC and plays back TTS audio received from the PC over UART.</w:t>
-      </w:r>
-    </w:p>
-    <w:p>
-      <w:pPr>
-        <w:rPr>
-          <w:rFonts w:ascii="Arial" w:hAnsi="Arial" w:cs="Arial"/>
           <w:noProof/>
           <w:sz w:val="24"/>
           <w:szCs w:val="24"/>
           <w:lang w:val="en-US" w:eastAsia="en-GB"/>
         </w:rPr>
-      </w:pPr>
-      <w:r>
-        <w:rPr>
-          <w:rFonts w:ascii="Arial" w:hAnsi="Arial" w:cs="Arial"/>
-          <w:noProof/>
-          <w:sz w:val="24"/>
-          <w:szCs w:val="24"/>
-          <w:lang w:val="en-US" w:eastAsia="en-GB"/>
-        </w:rPr>
-        <w:lastRenderedPageBreak/>
         <w:drawing>
-          <wp:anchor distT="0" distB="0" distL="114300" distR="114300" simplePos="0" relativeHeight="251659264" behindDoc="0" locked="0" layoutInCell="1" allowOverlap="1" wp14:anchorId="5923D0DE" wp14:editId="36CE87FA">
+          <wp:anchor distT="0" distB="0" distL="114300" distR="114300" simplePos="0" relativeHeight="251659264" behindDoc="0" locked="0" layoutInCell="1" allowOverlap="1" wp14:anchorId="5923D0DE" wp14:editId="4092E80A">
             <wp:simplePos x="0" y="0"/>
             <wp:positionH relativeFrom="column">
-              <wp:posOffset>685165</wp:posOffset>
+              <wp:posOffset>654685</wp:posOffset>
             </wp:positionH>
             <wp:positionV relativeFrom="paragraph">
-              <wp:posOffset>245745</wp:posOffset>
+              <wp:posOffset>1436370</wp:posOffset>
             </wp:positionV>
-            <wp:extent cx="4183522" cy="3866899"/>
-            <wp:effectExtent l="0" t="0" r="7620" b="635"/>
+            <wp:extent cx="4182745" cy="3810000"/>
+            <wp:effectExtent l="0" t="0" r="8255" b="0"/>
             <wp:wrapTopAndBottom/>
             <wp:docPr id="1845606502" name="Resim 2"/>
             <wp:cNvGraphicFramePr>
@@ -8429,7 +8373,7 @@
                   <pic:spPr bwMode="auto">
                     <a:xfrm>
                       <a:off x="0" y="0"/>
-                      <a:ext cx="4183522" cy="3866899"/>
+                      <a:ext cx="4182745" cy="3810000"/>
                     </a:xfrm>
                     <a:prstGeom prst="rect">
                       <a:avLst/>
@@ -8447,19 +8391,44 @@
                 </pic:pic>
               </a:graphicData>
             </a:graphic>
+            <wp14:sizeRelH relativeFrom="margin">
+              <wp14:pctWidth>0</wp14:pctWidth>
+            </wp14:sizeRelH>
+            <wp14:sizeRelV relativeFrom="margin">
+              <wp14:pctHeight>0</wp14:pctHeight>
+            </wp14:sizeRelV>
           </wp:anchor>
         </w:drawing>
       </w:r>
-    </w:p>
-    <w:p>
-      <w:pPr>
+      <w:r>
         <w:rPr>
           <w:rFonts w:ascii="Arial" w:hAnsi="Arial" w:cs="Arial"/>
           <w:sz w:val="24"/>
           <w:szCs w:val="24"/>
           <w:lang w:val="en-US" w:eastAsia="en-GB"/>
         </w:rPr>
-      </w:pPr>
+        <w:t xml:space="preserve">The microphone and amplifier use two independent I2S buses so that recording and playback can be configured separately at 16 kHz. The MAX98357A does not share clock lines with the INMP441. Power for the amplifier and </w:t>
+      </w:r>
+      <w:proofErr w:type="spellStart"/>
+      <w:r>
+        <w:rPr>
+          <w:rFonts w:ascii="Arial" w:hAnsi="Arial" w:cs="Arial"/>
+          <w:sz w:val="24"/>
+          <w:szCs w:val="24"/>
+          <w:lang w:val="en-US" w:eastAsia="en-GB"/>
+        </w:rPr>
+        <w:t>NeoPixel</w:t>
+      </w:r>
+      <w:proofErr w:type="spellEnd"/>
+      <w:r>
+        <w:rPr>
+          <w:rFonts w:ascii="Arial" w:hAnsi="Arial" w:cs="Arial"/>
+          <w:sz w:val="24"/>
+          <w:szCs w:val="24"/>
+          <w:lang w:val="en-US" w:eastAsia="en-GB"/>
+        </w:rPr>
+        <w:t xml:space="preserve"> ring comes from the 5 V VBUS pin; the microphone and sensor are powered from 3.3 V. No wake word detection or pre-recorded audio clips in flash are used; the ESP32 streams microphone audio to the PC and plays back TTS audio received from the PC over UART.</w:t>
+      </w:r>
     </w:p>
     <w:p>
       <w:pPr>
@@ -8481,7 +8450,7 @@
           <w:szCs w:val="24"/>
           <w:lang w:eastAsia="en-GB"/>
         </w:rPr>
-        <w:t>Figure 5.2 — Physical prototype</w:t>
+        <w:t xml:space="preserve">               </w:t>
       </w:r>
       <w:r>
         <w:rPr>
@@ -8492,6 +8461,17 @@
           <w:szCs w:val="24"/>
           <w:lang w:eastAsia="en-GB"/>
         </w:rPr>
+        <w:t>Figure 5.2 — Physical prototype</w:t>
+      </w:r>
+      <w:r>
+        <w:rPr>
+          <w:rFonts w:ascii="Arial" w:hAnsi="Arial" w:cs="Arial"/>
+          <w:b/>
+          <w:bCs/>
+          <w:sz w:val="24"/>
+          <w:szCs w:val="24"/>
+          <w:lang w:eastAsia="en-GB"/>
+        </w:rPr>
         <w:t xml:space="preserve"> </w:t>
       </w:r>
     </w:p>
@@ -8524,6 +8504,7 @@
           <w:lang w:eastAsia="en-GB"/>
           <w14:ligatures w14:val="none"/>
         </w:rPr>
+        <w:lastRenderedPageBreak/>
         <w:t>6. Arduino Codes and Explanation</w:t>
       </w:r>
     </w:p>
@@ -8864,20 +8845,7 @@
           <w:lang w:eastAsia="en-GB"/>
           <w14:ligatures w14:val="none"/>
         </w:rPr>
-        <w:t xml:space="preserve"> to the recording pattern. MSG_STOP_RECORD stops capture and sets PROCESSING while the PC runs Whisper, Llama, and Piper. Incoming </w:t>
-      </w:r>
-      <w:r>
-        <w:rPr>
-          <w:rFonts w:ascii="Arial" w:eastAsia="Times New Roman" w:hAnsi="Arial" w:cs="Arial"/>
-          <w:color w:val="0F1115"/>
-          <w:kern w:val="0"/>
-          <w:sz w:val="24"/>
-          <w:szCs w:val="24"/>
-          <w:lang w:eastAsia="en-GB"/>
-          <w14:ligatures w14:val="none"/>
-        </w:rPr>
-        <w:lastRenderedPageBreak/>
-        <w:t>AUDIO_DOWN frames are decrypted and queued; the first chunk switches the state to SPEAKING and starts I2S output. After PLAYBACK_END, playback stops and the system returns to IDLE. A separate path handles MSG_READ_SENSOR when the user measures vitals from the GUI.</w:t>
+        <w:t xml:space="preserve"> to the recording pattern. MSG_STOP_RECORD stops capture and sets PROCESSING while the PC runs Whisper, Llama, and Piper. Incoming AUDIO_DOWN frames are decrypted and queued; the first chunk switches the state to SPEAKING and starts I2S output. After PLAYBACK_END, playback stops and the system returns to IDLE. A separate path handles MSG_READ_SENSOR when the user measures vitals from the GUI.</w:t>
       </w:r>
     </w:p>
     <w:p>
@@ -9888,6 +9856,7 @@
           <w:lang w:eastAsia="en-GB"/>
           <w14:ligatures w14:val="none"/>
         </w:rPr>
+        <w:lastRenderedPageBreak/>
         <w:t xml:space="preserve">static void </w:t>
       </w:r>
       <w:proofErr w:type="spellStart"/>
@@ -10863,7 +10832,6 @@
           <w:lang w:val="en-US" w:eastAsia="en-GB"/>
           <w14:ligatures w14:val="none"/>
         </w:rPr>
-        <w:lastRenderedPageBreak/>
         <w:t>Example 2 — Streaming microphone data to the PC (ESP32, C)</w:t>
       </w:r>
     </w:p>
@@ -12099,20 +12067,6 @@
           <w14:ligatures w14:val="none"/>
         </w:rPr>
       </w:pPr>
-      <w:r>
-        <w:rPr>
-          <w:rFonts w:ascii="Arial" w:eastAsia="Times New Roman" w:hAnsi="Arial" w:cs="Arial"/>
-          <w:color w:val="0F1115"/>
-          <w:kern w:val="0"/>
-          <w:sz w:val="24"/>
-          <w:szCs w:val="24"/>
-          <w:lang w:val="en-US" w:eastAsia="en-GB"/>
-          <w14:ligatures w14:val="none"/>
-        </w:rPr>
-        <w:pict w14:anchorId="2C4AED20">
-          <v:rect id="_x0000_i1027" style="width:0;height:1.5pt" o:hralign="center" o:hrstd="t" o:hr="t" fillcolor="#a0a0a0" stroked="f"/>
-        </w:pict>
-      </w:r>
     </w:p>
     <w:p>
       <w:pPr>
@@ -12150,16 +12104,16 @@
       <w:r>
         <w:rPr>
           <w:rFonts w:ascii="Arial" w:eastAsia="Times New Roman" w:hAnsi="Arial" w:cs="Arial"/>
-          <w:b/>
-          <w:bCs/>
-          <w:color w:val="0F1115"/>
-          <w:kern w:val="0"/>
-          <w:sz w:val="24"/>
-          <w:szCs w:val="24"/>
-          <w:lang w:val="en-US" w:eastAsia="en-GB"/>
-          <w14:ligatures w14:val="none"/>
-        </w:rPr>
-        <w:t>Example 3 — Framed protocol with CRC (shared idea, C on device)</w:t>
+          <w:color w:val="0F1115"/>
+          <w:kern w:val="0"/>
+          <w:sz w:val="24"/>
+          <w:szCs w:val="24"/>
+          <w:lang w:val="en-US" w:eastAsia="en-GB"/>
+          <w14:ligatures w14:val="none"/>
+        </w:rPr>
+        <w:pict w14:anchorId="2C4AED20">
+          <v:rect id="_x0000_i1031" style="width:0;height:1.5pt" o:hralign="center" o:bullet="t" o:hrstd="t" o:hr="t" fillcolor="#a0a0a0" stroked="f"/>
+        </w:pict>
       </w:r>
     </w:p>
     <w:p>
@@ -12184,120 +12138,19 @@
         </w:tabs>
         <w:wordWrap w:val="0"/>
         <w:spacing w:after="0" w:line="330" w:lineRule="atLeast"/>
-        <w:rPr>
-          <w:rFonts w:ascii="Arial" w:eastAsia="Times New Roman" w:hAnsi="Arial" w:cs="Arial"/>
-          <w:color w:val="0F1115"/>
-          <w:kern w:val="0"/>
-          <w:sz w:val="20"/>
-          <w:szCs w:val="20"/>
-          <w:lang w:val="en-US" w:eastAsia="en-GB"/>
-          <w14:ligatures w14:val="none"/>
-        </w:rPr>
-      </w:pPr>
-      <w:proofErr w:type="spellStart"/>
-      <w:r>
-        <w:rPr>
-          <w:rFonts w:ascii="Arial" w:eastAsia="Times New Roman" w:hAnsi="Arial" w:cs="Arial"/>
-          <w:color w:val="0F1115"/>
-          <w:kern w:val="0"/>
-          <w:sz w:val="20"/>
-          <w:szCs w:val="20"/>
-          <w:lang w:val="en-US" w:eastAsia="en-GB"/>
-          <w14:ligatures w14:val="none"/>
-        </w:rPr>
-        <w:t>esp_err_t</w:t>
-      </w:r>
-      <w:proofErr w:type="spellEnd"/>
-      <w:r>
-        <w:rPr>
-          <w:rFonts w:ascii="Arial" w:eastAsia="Times New Roman" w:hAnsi="Arial" w:cs="Arial"/>
-          <w:color w:val="0F1115"/>
-          <w:kern w:val="0"/>
-          <w:sz w:val="20"/>
-          <w:szCs w:val="20"/>
-          <w:lang w:val="en-US" w:eastAsia="en-GB"/>
-          <w14:ligatures w14:val="none"/>
-        </w:rPr>
-        <w:t xml:space="preserve"> </w:t>
-      </w:r>
-      <w:proofErr w:type="spellStart"/>
-      <w:r>
-        <w:rPr>
-          <w:rFonts w:ascii="Arial" w:eastAsia="Times New Roman" w:hAnsi="Arial" w:cs="Arial"/>
-          <w:color w:val="0F1115"/>
-          <w:kern w:val="0"/>
-          <w:sz w:val="20"/>
-          <w:szCs w:val="20"/>
-          <w:lang w:val="en-US" w:eastAsia="en-GB"/>
-          <w14:ligatures w14:val="none"/>
-        </w:rPr>
-        <w:t>protocol_frame_</w:t>
-      </w:r>
-      <w:proofErr w:type="gramStart"/>
-      <w:r>
-        <w:rPr>
-          <w:rFonts w:ascii="Arial" w:eastAsia="Times New Roman" w:hAnsi="Arial" w:cs="Arial"/>
-          <w:color w:val="0F1115"/>
-          <w:kern w:val="0"/>
-          <w:sz w:val="20"/>
-          <w:szCs w:val="20"/>
-          <w:lang w:val="en-US" w:eastAsia="en-GB"/>
-          <w14:ligatures w14:val="none"/>
-        </w:rPr>
-        <w:t>pack</w:t>
-      </w:r>
-      <w:proofErr w:type="spellEnd"/>
-      <w:r>
-        <w:rPr>
-          <w:rFonts w:ascii="Arial" w:eastAsia="Times New Roman" w:hAnsi="Arial" w:cs="Arial"/>
-          <w:color w:val="0F1115"/>
-          <w:kern w:val="0"/>
-          <w:sz w:val="20"/>
-          <w:szCs w:val="20"/>
-          <w:lang w:val="en-US" w:eastAsia="en-GB"/>
-          <w14:ligatures w14:val="none"/>
-        </w:rPr>
-        <w:t>(</w:t>
-      </w:r>
-      <w:proofErr w:type="gramEnd"/>
-      <w:r>
-        <w:rPr>
-          <w:rFonts w:ascii="Arial" w:eastAsia="Times New Roman" w:hAnsi="Arial" w:cs="Arial"/>
-          <w:color w:val="0F1115"/>
-          <w:kern w:val="0"/>
-          <w:sz w:val="20"/>
-          <w:szCs w:val="20"/>
-          <w:lang w:val="en-US" w:eastAsia="en-GB"/>
-          <w14:ligatures w14:val="none"/>
-        </w:rPr>
-        <w:t xml:space="preserve">uint8_t type, const uint8_t *payload, </w:t>
-      </w:r>
-      <w:proofErr w:type="spellStart"/>
-      <w:r>
-        <w:rPr>
-          <w:rFonts w:ascii="Arial" w:eastAsia="Times New Roman" w:hAnsi="Arial" w:cs="Arial"/>
-          <w:color w:val="0F1115"/>
-          <w:kern w:val="0"/>
-          <w:sz w:val="20"/>
-          <w:szCs w:val="20"/>
-          <w:lang w:val="en-US" w:eastAsia="en-GB"/>
-          <w14:ligatures w14:val="none"/>
-        </w:rPr>
-        <w:t>size_t</w:t>
-      </w:r>
-      <w:proofErr w:type="spellEnd"/>
-      <w:r>
-        <w:rPr>
-          <w:rFonts w:ascii="Arial" w:eastAsia="Times New Roman" w:hAnsi="Arial" w:cs="Arial"/>
-          <w:color w:val="0F1115"/>
-          <w:kern w:val="0"/>
-          <w:sz w:val="20"/>
-          <w:szCs w:val="20"/>
-          <w:lang w:val="en-US" w:eastAsia="en-GB"/>
-          <w14:ligatures w14:val="none"/>
-        </w:rPr>
-        <w:t xml:space="preserve"> payload_len,</w:t>
-      </w:r>
+        <w:jc w:val="both"/>
+        <w:rPr>
+          <w:rFonts w:ascii="Arial" w:eastAsia="Times New Roman" w:hAnsi="Arial" w:cs="Arial"/>
+          <w:b/>
+          <w:bCs/>
+          <w:color w:val="0F1115"/>
+          <w:kern w:val="0"/>
+          <w:sz w:val="24"/>
+          <w:szCs w:val="24"/>
+          <w:lang w:val="en-US" w:eastAsia="en-GB"/>
+          <w14:ligatures w14:val="none"/>
+        </w:rPr>
+      </w:pPr>
     </w:p>
     <w:p>
       <w:pPr>
@@ -12321,131 +12174,31 @@
         </w:tabs>
         <w:wordWrap w:val="0"/>
         <w:spacing w:after="0" w:line="330" w:lineRule="atLeast"/>
-        <w:rPr>
-          <w:rFonts w:ascii="Arial" w:eastAsia="Times New Roman" w:hAnsi="Arial" w:cs="Arial"/>
-          <w:color w:val="0F1115"/>
-          <w:kern w:val="0"/>
-          <w:sz w:val="20"/>
-          <w:szCs w:val="20"/>
-          <w:lang w:val="en-US" w:eastAsia="en-GB"/>
-          <w14:ligatures w14:val="none"/>
-        </w:rPr>
-      </w:pPr>
-      <w:r>
-        <w:rPr>
-          <w:rFonts w:ascii="Arial" w:eastAsia="Times New Roman" w:hAnsi="Arial" w:cs="Arial"/>
-          <w:color w:val="0F1115"/>
-          <w:kern w:val="0"/>
-          <w:sz w:val="20"/>
-          <w:szCs w:val="20"/>
-          <w:lang w:val="en-US" w:eastAsia="en-GB"/>
-          <w14:ligatures w14:val="none"/>
-        </w:rPr>
-        <w:t xml:space="preserve">                              uint8_t *out, </w:t>
-      </w:r>
-      <w:proofErr w:type="spellStart"/>
-      <w:r>
-        <w:rPr>
-          <w:rFonts w:ascii="Arial" w:eastAsia="Times New Roman" w:hAnsi="Arial" w:cs="Arial"/>
-          <w:color w:val="0F1115"/>
-          <w:kern w:val="0"/>
-          <w:sz w:val="20"/>
-          <w:szCs w:val="20"/>
-          <w:lang w:val="en-US" w:eastAsia="en-GB"/>
-          <w14:ligatures w14:val="none"/>
-        </w:rPr>
-        <w:t>size_t</w:t>
-      </w:r>
-      <w:proofErr w:type="spellEnd"/>
-      <w:r>
-        <w:rPr>
-          <w:rFonts w:ascii="Arial" w:eastAsia="Times New Roman" w:hAnsi="Arial" w:cs="Arial"/>
-          <w:color w:val="0F1115"/>
-          <w:kern w:val="0"/>
-          <w:sz w:val="20"/>
-          <w:szCs w:val="20"/>
-          <w:lang w:val="en-US" w:eastAsia="en-GB"/>
-          <w14:ligatures w14:val="none"/>
-        </w:rPr>
-        <w:t xml:space="preserve"> </w:t>
-      </w:r>
-      <w:proofErr w:type="spellStart"/>
-      <w:r>
-        <w:rPr>
-          <w:rFonts w:ascii="Arial" w:eastAsia="Times New Roman" w:hAnsi="Arial" w:cs="Arial"/>
-          <w:color w:val="0F1115"/>
-          <w:kern w:val="0"/>
-          <w:sz w:val="20"/>
-          <w:szCs w:val="20"/>
-          <w:lang w:val="en-US" w:eastAsia="en-GB"/>
-          <w14:ligatures w14:val="none"/>
-        </w:rPr>
-        <w:t>out_cap</w:t>
-      </w:r>
-      <w:proofErr w:type="spellEnd"/>
-      <w:r>
-        <w:rPr>
-          <w:rFonts w:ascii="Arial" w:eastAsia="Times New Roman" w:hAnsi="Arial" w:cs="Arial"/>
-          <w:color w:val="0F1115"/>
-          <w:kern w:val="0"/>
-          <w:sz w:val="20"/>
-          <w:szCs w:val="20"/>
-          <w:lang w:val="en-US" w:eastAsia="en-GB"/>
-          <w14:ligatures w14:val="none"/>
-        </w:rPr>
-        <w:t xml:space="preserve">, </w:t>
-      </w:r>
-      <w:proofErr w:type="spellStart"/>
-      <w:r>
-        <w:rPr>
-          <w:rFonts w:ascii="Arial" w:eastAsia="Times New Roman" w:hAnsi="Arial" w:cs="Arial"/>
-          <w:color w:val="0F1115"/>
-          <w:kern w:val="0"/>
-          <w:sz w:val="20"/>
-          <w:szCs w:val="20"/>
-          <w:lang w:val="en-US" w:eastAsia="en-GB"/>
-          <w14:ligatures w14:val="none"/>
-        </w:rPr>
-        <w:t>size_t</w:t>
-      </w:r>
-      <w:proofErr w:type="spellEnd"/>
-      <w:r>
-        <w:rPr>
-          <w:rFonts w:ascii="Arial" w:eastAsia="Times New Roman" w:hAnsi="Arial" w:cs="Arial"/>
-          <w:color w:val="0F1115"/>
-          <w:kern w:val="0"/>
-          <w:sz w:val="20"/>
-          <w:szCs w:val="20"/>
-          <w:lang w:val="en-US" w:eastAsia="en-GB"/>
-          <w14:ligatures w14:val="none"/>
-        </w:rPr>
-        <w:t xml:space="preserve"> *</w:t>
-      </w:r>
-      <w:proofErr w:type="spellStart"/>
-      <w:r>
-        <w:rPr>
-          <w:rFonts w:ascii="Arial" w:eastAsia="Times New Roman" w:hAnsi="Arial" w:cs="Arial"/>
-          <w:color w:val="0F1115"/>
-          <w:kern w:val="0"/>
-          <w:sz w:val="20"/>
-          <w:szCs w:val="20"/>
-          <w:lang w:val="en-US" w:eastAsia="en-GB"/>
-          <w14:ligatures w14:val="none"/>
-        </w:rPr>
-        <w:t>out_len</w:t>
-      </w:r>
-      <w:proofErr w:type="spellEnd"/>
-      <w:r>
-        <w:rPr>
-          <w:rFonts w:ascii="Arial" w:eastAsia="Times New Roman" w:hAnsi="Arial" w:cs="Arial"/>
-          <w:color w:val="0F1115"/>
-          <w:kern w:val="0"/>
-          <w:sz w:val="20"/>
-          <w:szCs w:val="20"/>
-          <w:lang w:val="en-US" w:eastAsia="en-GB"/>
-          <w14:ligatures w14:val="none"/>
-        </w:rPr>
-        <w:t>)</w:t>
+        <w:jc w:val="both"/>
+        <w:rPr>
+          <w:rFonts w:ascii="Arial" w:eastAsia="Times New Roman" w:hAnsi="Arial" w:cs="Arial"/>
+          <w:color w:val="0F1115"/>
+          <w:kern w:val="0"/>
+          <w:sz w:val="24"/>
+          <w:szCs w:val="24"/>
+          <w:lang w:val="en-US" w:eastAsia="en-GB"/>
+          <w14:ligatures w14:val="none"/>
+        </w:rPr>
+      </w:pPr>
+      <w:r>
+        <w:rPr>
+          <w:rFonts w:ascii="Arial" w:eastAsia="Times New Roman" w:hAnsi="Arial" w:cs="Arial"/>
+          <w:b/>
+          <w:bCs/>
+          <w:color w:val="0F1115"/>
+          <w:kern w:val="0"/>
+          <w:sz w:val="24"/>
+          <w:szCs w:val="24"/>
+          <w:lang w:val="en-US" w:eastAsia="en-GB"/>
+          <w14:ligatures w14:val="none"/>
+        </w:rPr>
+        <w:lastRenderedPageBreak/>
+        <w:t>Example 3 — Framed protocol with CRC (shared idea, C on device)</w:t>
       </w:r>
     </w:p>
     <w:p>
@@ -12480,17 +12233,109 @@
           <w14:ligatures w14:val="none"/>
         </w:rPr>
       </w:pPr>
-      <w:r>
-        <w:rPr>
-          <w:rFonts w:ascii="Arial" w:eastAsia="Times New Roman" w:hAnsi="Arial" w:cs="Arial"/>
-          <w:color w:val="0F1115"/>
-          <w:kern w:val="0"/>
-          <w:sz w:val="20"/>
-          <w:szCs w:val="20"/>
-          <w:lang w:val="en-US" w:eastAsia="en-GB"/>
-          <w14:ligatures w14:val="none"/>
-        </w:rPr>
-        <w:t>{</w:t>
+      <w:proofErr w:type="spellStart"/>
+      <w:r>
+        <w:rPr>
+          <w:rFonts w:ascii="Arial" w:eastAsia="Times New Roman" w:hAnsi="Arial" w:cs="Arial"/>
+          <w:color w:val="0F1115"/>
+          <w:kern w:val="0"/>
+          <w:sz w:val="20"/>
+          <w:szCs w:val="20"/>
+          <w:lang w:val="en-US" w:eastAsia="en-GB"/>
+          <w14:ligatures w14:val="none"/>
+        </w:rPr>
+        <w:t>esp_err_t</w:t>
+      </w:r>
+      <w:proofErr w:type="spellEnd"/>
+      <w:r>
+        <w:rPr>
+          <w:rFonts w:ascii="Arial" w:eastAsia="Times New Roman" w:hAnsi="Arial" w:cs="Arial"/>
+          <w:color w:val="0F1115"/>
+          <w:kern w:val="0"/>
+          <w:sz w:val="20"/>
+          <w:szCs w:val="20"/>
+          <w:lang w:val="en-US" w:eastAsia="en-GB"/>
+          <w14:ligatures w14:val="none"/>
+        </w:rPr>
+        <w:t xml:space="preserve"> </w:t>
+      </w:r>
+      <w:proofErr w:type="spellStart"/>
+      <w:r>
+        <w:rPr>
+          <w:rFonts w:ascii="Arial" w:eastAsia="Times New Roman" w:hAnsi="Arial" w:cs="Arial"/>
+          <w:color w:val="0F1115"/>
+          <w:kern w:val="0"/>
+          <w:sz w:val="20"/>
+          <w:szCs w:val="20"/>
+          <w:lang w:val="en-US" w:eastAsia="en-GB"/>
+          <w14:ligatures w14:val="none"/>
+        </w:rPr>
+        <w:t>protocol_frame_</w:t>
+      </w:r>
+      <w:proofErr w:type="gramStart"/>
+      <w:r>
+        <w:rPr>
+          <w:rFonts w:ascii="Arial" w:eastAsia="Times New Roman" w:hAnsi="Arial" w:cs="Arial"/>
+          <w:color w:val="0F1115"/>
+          <w:kern w:val="0"/>
+          <w:sz w:val="20"/>
+          <w:szCs w:val="20"/>
+          <w:lang w:val="en-US" w:eastAsia="en-GB"/>
+          <w14:ligatures w14:val="none"/>
+        </w:rPr>
+        <w:t>pack</w:t>
+      </w:r>
+      <w:proofErr w:type="spellEnd"/>
+      <w:r>
+        <w:rPr>
+          <w:rFonts w:ascii="Arial" w:eastAsia="Times New Roman" w:hAnsi="Arial" w:cs="Arial"/>
+          <w:color w:val="0F1115"/>
+          <w:kern w:val="0"/>
+          <w:sz w:val="20"/>
+          <w:szCs w:val="20"/>
+          <w:lang w:val="en-US" w:eastAsia="en-GB"/>
+          <w14:ligatures w14:val="none"/>
+        </w:rPr>
+        <w:t>(</w:t>
+      </w:r>
+      <w:proofErr w:type="gramEnd"/>
+      <w:r>
+        <w:rPr>
+          <w:rFonts w:ascii="Arial" w:eastAsia="Times New Roman" w:hAnsi="Arial" w:cs="Arial"/>
+          <w:color w:val="0F1115"/>
+          <w:kern w:val="0"/>
+          <w:sz w:val="20"/>
+          <w:szCs w:val="20"/>
+          <w:lang w:val="en-US" w:eastAsia="en-GB"/>
+          <w14:ligatures w14:val="none"/>
+        </w:rPr>
+        <w:t xml:space="preserve">uint8_t type, const uint8_t *payload, </w:t>
+      </w:r>
+      <w:proofErr w:type="spellStart"/>
+      <w:r>
+        <w:rPr>
+          <w:rFonts w:ascii="Arial" w:eastAsia="Times New Roman" w:hAnsi="Arial" w:cs="Arial"/>
+          <w:color w:val="0F1115"/>
+          <w:kern w:val="0"/>
+          <w:sz w:val="20"/>
+          <w:szCs w:val="20"/>
+          <w:lang w:val="en-US" w:eastAsia="en-GB"/>
+          <w14:ligatures w14:val="none"/>
+        </w:rPr>
+        <w:t>size_t</w:t>
+      </w:r>
+      <w:proofErr w:type="spellEnd"/>
+      <w:r>
+        <w:rPr>
+          <w:rFonts w:ascii="Arial" w:eastAsia="Times New Roman" w:hAnsi="Arial" w:cs="Arial"/>
+          <w:color w:val="0F1115"/>
+          <w:kern w:val="0"/>
+          <w:sz w:val="20"/>
+          <w:szCs w:val="20"/>
+          <w:lang w:val="en-US" w:eastAsia="en-GB"/>
+          <w14:ligatures w14:val="none"/>
+        </w:rPr>
+        <w:t xml:space="preserve"> payload_len,</w:t>
       </w:r>
     </w:p>
     <w:p>
@@ -12535,75 +12380,111 @@
           <w:lang w:val="en-US" w:eastAsia="en-GB"/>
           <w14:ligatures w14:val="none"/>
         </w:rPr>
-        <w:t xml:space="preserve">    </w:t>
-      </w:r>
-      <w:proofErr w:type="gramStart"/>
-      <w:r>
-        <w:rPr>
-          <w:rFonts w:ascii="Arial" w:eastAsia="Times New Roman" w:hAnsi="Arial" w:cs="Arial"/>
-          <w:color w:val="0F1115"/>
-          <w:kern w:val="0"/>
-          <w:sz w:val="20"/>
-          <w:szCs w:val="20"/>
-          <w:lang w:val="en-US" w:eastAsia="en-GB"/>
-          <w14:ligatures w14:val="none"/>
-        </w:rPr>
-        <w:t>out[</w:t>
-      </w:r>
-      <w:proofErr w:type="gramEnd"/>
-      <w:r>
-        <w:rPr>
-          <w:rFonts w:ascii="Arial" w:eastAsia="Times New Roman" w:hAnsi="Arial" w:cs="Arial"/>
-          <w:color w:val="0F1115"/>
-          <w:kern w:val="0"/>
-          <w:sz w:val="20"/>
-          <w:szCs w:val="20"/>
-          <w:lang w:val="en-US" w:eastAsia="en-GB"/>
-          <w14:ligatures w14:val="none"/>
-        </w:rPr>
-        <w:t>0] = PROTO_SYNC</w:t>
-      </w:r>
-      <w:proofErr w:type="gramStart"/>
-      <w:r>
-        <w:rPr>
-          <w:rFonts w:ascii="Arial" w:eastAsia="Times New Roman" w:hAnsi="Arial" w:cs="Arial"/>
-          <w:color w:val="0F1115"/>
-          <w:kern w:val="0"/>
-          <w:sz w:val="20"/>
-          <w:szCs w:val="20"/>
-          <w:lang w:val="en-US" w:eastAsia="en-GB"/>
-          <w14:ligatures w14:val="none"/>
-        </w:rPr>
-        <w:t>0;</w:t>
-      </w:r>
-      <w:r>
-        <w:rPr>
-          <w:rFonts w:ascii="Arial" w:eastAsia="Times New Roman" w:hAnsi="Arial" w:cs="Arial"/>
-          <w:i/>
-          <w:iCs/>
-          <w:color w:val="0F1115"/>
-          <w:kern w:val="0"/>
-          <w:sz w:val="20"/>
-          <w:szCs w:val="20"/>
-          <w:lang w:val="en-US" w:eastAsia="en-GB"/>
-          <w14:ligatures w14:val="none"/>
-        </w:rPr>
-        <w:t xml:space="preserve">   </w:t>
-      </w:r>
-      <w:proofErr w:type="gramEnd"/>
-      <w:r>
-        <w:rPr>
-          <w:rFonts w:ascii="Arial" w:eastAsia="Times New Roman" w:hAnsi="Arial" w:cs="Arial"/>
-          <w:i/>
-          <w:iCs/>
-          <w:color w:val="0F1115"/>
-          <w:kern w:val="0"/>
-          <w:sz w:val="20"/>
-          <w:szCs w:val="20"/>
-          <w:lang w:val="en-US" w:eastAsia="en-GB"/>
-          <w14:ligatures w14:val="none"/>
-        </w:rPr>
-        <w:t>/* 0xAA */</w:t>
+        <w:t xml:space="preserve">                              uint8_t *out, </w:t>
+      </w:r>
+      <w:proofErr w:type="spellStart"/>
+      <w:r>
+        <w:rPr>
+          <w:rFonts w:ascii="Arial" w:eastAsia="Times New Roman" w:hAnsi="Arial" w:cs="Arial"/>
+          <w:color w:val="0F1115"/>
+          <w:kern w:val="0"/>
+          <w:sz w:val="20"/>
+          <w:szCs w:val="20"/>
+          <w:lang w:val="en-US" w:eastAsia="en-GB"/>
+          <w14:ligatures w14:val="none"/>
+        </w:rPr>
+        <w:t>size_t</w:t>
+      </w:r>
+      <w:proofErr w:type="spellEnd"/>
+      <w:r>
+        <w:rPr>
+          <w:rFonts w:ascii="Arial" w:eastAsia="Times New Roman" w:hAnsi="Arial" w:cs="Arial"/>
+          <w:color w:val="0F1115"/>
+          <w:kern w:val="0"/>
+          <w:sz w:val="20"/>
+          <w:szCs w:val="20"/>
+          <w:lang w:val="en-US" w:eastAsia="en-GB"/>
+          <w14:ligatures w14:val="none"/>
+        </w:rPr>
+        <w:t xml:space="preserve"> </w:t>
+      </w:r>
+      <w:proofErr w:type="spellStart"/>
+      <w:r>
+        <w:rPr>
+          <w:rFonts w:ascii="Arial" w:eastAsia="Times New Roman" w:hAnsi="Arial" w:cs="Arial"/>
+          <w:color w:val="0F1115"/>
+          <w:kern w:val="0"/>
+          <w:sz w:val="20"/>
+          <w:szCs w:val="20"/>
+          <w:lang w:val="en-US" w:eastAsia="en-GB"/>
+          <w14:ligatures w14:val="none"/>
+        </w:rPr>
+        <w:t>out_cap</w:t>
+      </w:r>
+      <w:proofErr w:type="spellEnd"/>
+      <w:r>
+        <w:rPr>
+          <w:rFonts w:ascii="Arial" w:eastAsia="Times New Roman" w:hAnsi="Arial" w:cs="Arial"/>
+          <w:color w:val="0F1115"/>
+          <w:kern w:val="0"/>
+          <w:sz w:val="20"/>
+          <w:szCs w:val="20"/>
+          <w:lang w:val="en-US" w:eastAsia="en-GB"/>
+          <w14:ligatures w14:val="none"/>
+        </w:rPr>
+        <w:t xml:space="preserve">, </w:t>
+      </w:r>
+      <w:proofErr w:type="spellStart"/>
+      <w:r>
+        <w:rPr>
+          <w:rFonts w:ascii="Arial" w:eastAsia="Times New Roman" w:hAnsi="Arial" w:cs="Arial"/>
+          <w:color w:val="0F1115"/>
+          <w:kern w:val="0"/>
+          <w:sz w:val="20"/>
+          <w:szCs w:val="20"/>
+          <w:lang w:val="en-US" w:eastAsia="en-GB"/>
+          <w14:ligatures w14:val="none"/>
+        </w:rPr>
+        <w:t>size_t</w:t>
+      </w:r>
+      <w:proofErr w:type="spellEnd"/>
+      <w:r>
+        <w:rPr>
+          <w:rFonts w:ascii="Arial" w:eastAsia="Times New Roman" w:hAnsi="Arial" w:cs="Arial"/>
+          <w:color w:val="0F1115"/>
+          <w:kern w:val="0"/>
+          <w:sz w:val="20"/>
+          <w:szCs w:val="20"/>
+          <w:lang w:val="en-US" w:eastAsia="en-GB"/>
+          <w14:ligatures w14:val="none"/>
+        </w:rPr>
+        <w:t xml:space="preserve"> *</w:t>
+      </w:r>
+      <w:proofErr w:type="spellStart"/>
+      <w:r>
+        <w:rPr>
+          <w:rFonts w:ascii="Arial" w:eastAsia="Times New Roman" w:hAnsi="Arial" w:cs="Arial"/>
+          <w:color w:val="0F1115"/>
+          <w:kern w:val="0"/>
+          <w:sz w:val="20"/>
+          <w:szCs w:val="20"/>
+          <w:lang w:val="en-US" w:eastAsia="en-GB"/>
+          <w14:ligatures w14:val="none"/>
+        </w:rPr>
+        <w:t>out_len</w:t>
+      </w:r>
+      <w:proofErr w:type="spellEnd"/>
+      <w:r>
+        <w:rPr>
+          <w:rFonts w:ascii="Arial" w:eastAsia="Times New Roman" w:hAnsi="Arial" w:cs="Arial"/>
+          <w:color w:val="0F1115"/>
+          <w:kern w:val="0"/>
+          <w:sz w:val="20"/>
+          <w:szCs w:val="20"/>
+          <w:lang w:val="en-US" w:eastAsia="en-GB"/>
+          <w14:ligatures w14:val="none"/>
+        </w:rPr>
+        <w:t>)</w:t>
       </w:r>
     </w:p>
     <w:p>
@@ -12648,75 +12529,7 @@
           <w:lang w:val="en-US" w:eastAsia="en-GB"/>
           <w14:ligatures w14:val="none"/>
         </w:rPr>
-        <w:t xml:space="preserve">    </w:t>
-      </w:r>
-      <w:proofErr w:type="gramStart"/>
-      <w:r>
-        <w:rPr>
-          <w:rFonts w:ascii="Arial" w:eastAsia="Times New Roman" w:hAnsi="Arial" w:cs="Arial"/>
-          <w:color w:val="0F1115"/>
-          <w:kern w:val="0"/>
-          <w:sz w:val="20"/>
-          <w:szCs w:val="20"/>
-          <w:lang w:val="en-US" w:eastAsia="en-GB"/>
-          <w14:ligatures w14:val="none"/>
-        </w:rPr>
-        <w:t>out[</w:t>
-      </w:r>
-      <w:proofErr w:type="gramEnd"/>
-      <w:r>
-        <w:rPr>
-          <w:rFonts w:ascii="Arial" w:eastAsia="Times New Roman" w:hAnsi="Arial" w:cs="Arial"/>
-          <w:color w:val="0F1115"/>
-          <w:kern w:val="0"/>
-          <w:sz w:val="20"/>
-          <w:szCs w:val="20"/>
-          <w:lang w:val="en-US" w:eastAsia="en-GB"/>
-          <w14:ligatures w14:val="none"/>
-        </w:rPr>
-        <w:t>1] = PROTO_SYNC</w:t>
-      </w:r>
-      <w:proofErr w:type="gramStart"/>
-      <w:r>
-        <w:rPr>
-          <w:rFonts w:ascii="Arial" w:eastAsia="Times New Roman" w:hAnsi="Arial" w:cs="Arial"/>
-          <w:color w:val="0F1115"/>
-          <w:kern w:val="0"/>
-          <w:sz w:val="20"/>
-          <w:szCs w:val="20"/>
-          <w:lang w:val="en-US" w:eastAsia="en-GB"/>
-          <w14:ligatures w14:val="none"/>
-        </w:rPr>
-        <w:t>1;</w:t>
-      </w:r>
-      <w:r>
-        <w:rPr>
-          <w:rFonts w:ascii="Arial" w:eastAsia="Times New Roman" w:hAnsi="Arial" w:cs="Arial"/>
-          <w:i/>
-          <w:iCs/>
-          <w:color w:val="0F1115"/>
-          <w:kern w:val="0"/>
-          <w:sz w:val="20"/>
-          <w:szCs w:val="20"/>
-          <w:lang w:val="en-US" w:eastAsia="en-GB"/>
-          <w14:ligatures w14:val="none"/>
-        </w:rPr>
-        <w:t xml:space="preserve">   </w:t>
-      </w:r>
-      <w:proofErr w:type="gramEnd"/>
-      <w:r>
-        <w:rPr>
-          <w:rFonts w:ascii="Arial" w:eastAsia="Times New Roman" w:hAnsi="Arial" w:cs="Arial"/>
-          <w:i/>
-          <w:iCs/>
-          <w:color w:val="0F1115"/>
-          <w:kern w:val="0"/>
-          <w:sz w:val="20"/>
-          <w:szCs w:val="20"/>
-          <w:lang w:val="en-US" w:eastAsia="en-GB"/>
-          <w14:ligatures w14:val="none"/>
-        </w:rPr>
-        <w:t>/* 0x55 */</w:t>
+        <w:t>{</w:t>
       </w:r>
     </w:p>
     <w:p>
@@ -12787,33 +12600,49 @@
           <w:lang w:val="en-US" w:eastAsia="en-GB"/>
           <w14:ligatures w14:val="none"/>
         </w:rPr>
-        <w:t>2] = (</w:t>
-      </w:r>
-      <w:proofErr w:type="spellStart"/>
-      <w:r>
-        <w:rPr>
-          <w:rFonts w:ascii="Arial" w:eastAsia="Times New Roman" w:hAnsi="Arial" w:cs="Arial"/>
-          <w:color w:val="0F1115"/>
-          <w:kern w:val="0"/>
-          <w:sz w:val="20"/>
-          <w:szCs w:val="20"/>
-          <w:lang w:val="en-US" w:eastAsia="en-GB"/>
-          <w14:ligatures w14:val="none"/>
-        </w:rPr>
-        <w:t>payload_len</w:t>
-      </w:r>
-      <w:proofErr w:type="spellEnd"/>
-      <w:r>
-        <w:rPr>
-          <w:rFonts w:ascii="Arial" w:eastAsia="Times New Roman" w:hAnsi="Arial" w:cs="Arial"/>
-          <w:color w:val="0F1115"/>
-          <w:kern w:val="0"/>
-          <w:sz w:val="20"/>
-          <w:szCs w:val="20"/>
-          <w:lang w:val="en-US" w:eastAsia="en-GB"/>
-          <w14:ligatures w14:val="none"/>
-        </w:rPr>
-        <w:t xml:space="preserve"> &gt;&gt; 8) &amp; 0xFF;</w:t>
+        <w:t>0] = PROTO_SYNC</w:t>
+      </w:r>
+      <w:proofErr w:type="gramStart"/>
+      <w:r>
+        <w:rPr>
+          <w:rFonts w:ascii="Arial" w:eastAsia="Times New Roman" w:hAnsi="Arial" w:cs="Arial"/>
+          <w:color w:val="0F1115"/>
+          <w:kern w:val="0"/>
+          <w:sz w:val="20"/>
+          <w:szCs w:val="20"/>
+          <w:lang w:val="en-US" w:eastAsia="en-GB"/>
+          <w14:ligatures w14:val="none"/>
+        </w:rPr>
+        <w:t>0;</w:t>
+      </w:r>
+      <w:r>
+        <w:rPr>
+          <w:rFonts w:ascii="Arial" w:eastAsia="Times New Roman" w:hAnsi="Arial" w:cs="Arial"/>
+          <w:i/>
+          <w:iCs/>
+          <w:color w:val="0F1115"/>
+          <w:kern w:val="0"/>
+          <w:sz w:val="20"/>
+          <w:szCs w:val="20"/>
+          <w:lang w:val="en-US" w:eastAsia="en-GB"/>
+          <w14:ligatures w14:val="none"/>
+        </w:rPr>
+        <w:t xml:space="preserve">   </w:t>
+      </w:r>
+      <w:proofErr w:type="gramEnd"/>
+      <w:r>
+        <w:rPr>
+          <w:rFonts w:ascii="Arial" w:eastAsia="Times New Roman" w:hAnsi="Arial" w:cs="Arial"/>
+          <w:i/>
+          <w:iCs/>
+          <w:color w:val="0F1115"/>
+          <w:kern w:val="0"/>
+          <w:sz w:val="20"/>
+          <w:szCs w:val="20"/>
+          <w:lang w:val="en-US" w:eastAsia="en-GB"/>
+          <w14:ligatures w14:val="none"/>
+        </w:rPr>
+        <w:t>/* 0xAA */</w:t>
       </w:r>
     </w:p>
     <w:p>
@@ -12884,33 +12713,49 @@
           <w:lang w:val="en-US" w:eastAsia="en-GB"/>
           <w14:ligatures w14:val="none"/>
         </w:rPr>
-        <w:t xml:space="preserve">3] = </w:t>
-      </w:r>
-      <w:proofErr w:type="spellStart"/>
-      <w:r>
-        <w:rPr>
-          <w:rFonts w:ascii="Arial" w:eastAsia="Times New Roman" w:hAnsi="Arial" w:cs="Arial"/>
-          <w:color w:val="0F1115"/>
-          <w:kern w:val="0"/>
-          <w:sz w:val="20"/>
-          <w:szCs w:val="20"/>
-          <w:lang w:val="en-US" w:eastAsia="en-GB"/>
-          <w14:ligatures w14:val="none"/>
-        </w:rPr>
-        <w:t>payload_len</w:t>
-      </w:r>
-      <w:proofErr w:type="spellEnd"/>
-      <w:r>
-        <w:rPr>
-          <w:rFonts w:ascii="Arial" w:eastAsia="Times New Roman" w:hAnsi="Arial" w:cs="Arial"/>
-          <w:color w:val="0F1115"/>
-          <w:kern w:val="0"/>
-          <w:sz w:val="20"/>
-          <w:szCs w:val="20"/>
-          <w:lang w:val="en-US" w:eastAsia="en-GB"/>
-          <w14:ligatures w14:val="none"/>
-        </w:rPr>
-        <w:t xml:space="preserve"> &amp; 0xFF;</w:t>
+        <w:t>1] = PROTO_SYNC</w:t>
+      </w:r>
+      <w:proofErr w:type="gramStart"/>
+      <w:r>
+        <w:rPr>
+          <w:rFonts w:ascii="Arial" w:eastAsia="Times New Roman" w:hAnsi="Arial" w:cs="Arial"/>
+          <w:color w:val="0F1115"/>
+          <w:kern w:val="0"/>
+          <w:sz w:val="20"/>
+          <w:szCs w:val="20"/>
+          <w:lang w:val="en-US" w:eastAsia="en-GB"/>
+          <w14:ligatures w14:val="none"/>
+        </w:rPr>
+        <w:t>1;</w:t>
+      </w:r>
+      <w:r>
+        <w:rPr>
+          <w:rFonts w:ascii="Arial" w:eastAsia="Times New Roman" w:hAnsi="Arial" w:cs="Arial"/>
+          <w:i/>
+          <w:iCs/>
+          <w:color w:val="0F1115"/>
+          <w:kern w:val="0"/>
+          <w:sz w:val="20"/>
+          <w:szCs w:val="20"/>
+          <w:lang w:val="en-US" w:eastAsia="en-GB"/>
+          <w14:ligatures w14:val="none"/>
+        </w:rPr>
+        <w:t xml:space="preserve">   </w:t>
+      </w:r>
+      <w:proofErr w:type="gramEnd"/>
+      <w:r>
+        <w:rPr>
+          <w:rFonts w:ascii="Arial" w:eastAsia="Times New Roman" w:hAnsi="Arial" w:cs="Arial"/>
+          <w:i/>
+          <w:iCs/>
+          <w:color w:val="0F1115"/>
+          <w:kern w:val="0"/>
+          <w:sz w:val="20"/>
+          <w:szCs w:val="20"/>
+          <w:lang w:val="en-US" w:eastAsia="en-GB"/>
+          <w14:ligatures w14:val="none"/>
+        </w:rPr>
+        <w:t>/* 0x55 */</w:t>
       </w:r>
     </w:p>
     <w:p>
@@ -12981,7 +12826,33 @@
           <w:lang w:val="en-US" w:eastAsia="en-GB"/>
           <w14:ligatures w14:val="none"/>
         </w:rPr>
-        <w:t>4] = type;</w:t>
+        <w:t>2] = (</w:t>
+      </w:r>
+      <w:proofErr w:type="spellStart"/>
+      <w:r>
+        <w:rPr>
+          <w:rFonts w:ascii="Arial" w:eastAsia="Times New Roman" w:hAnsi="Arial" w:cs="Arial"/>
+          <w:color w:val="0F1115"/>
+          <w:kern w:val="0"/>
+          <w:sz w:val="20"/>
+          <w:szCs w:val="20"/>
+          <w:lang w:val="en-US" w:eastAsia="en-GB"/>
+          <w14:ligatures w14:val="none"/>
+        </w:rPr>
+        <w:t>payload_len</w:t>
+      </w:r>
+      <w:proofErr w:type="spellEnd"/>
+      <w:r>
+        <w:rPr>
+          <w:rFonts w:ascii="Arial" w:eastAsia="Times New Roman" w:hAnsi="Arial" w:cs="Arial"/>
+          <w:color w:val="0F1115"/>
+          <w:kern w:val="0"/>
+          <w:sz w:val="20"/>
+          <w:szCs w:val="20"/>
+          <w:lang w:val="en-US" w:eastAsia="en-GB"/>
+          <w14:ligatures w14:val="none"/>
+        </w:rPr>
+        <w:t xml:space="preserve"> &gt;&gt; 8) &amp; 0xFF;</w:t>
       </w:r>
     </w:p>
     <w:p>
@@ -13028,19 +12899,44 @@
         </w:rPr>
         <w:t xml:space="preserve">    </w:t>
       </w:r>
+      <w:proofErr w:type="gramStart"/>
+      <w:r>
+        <w:rPr>
+          <w:rFonts w:ascii="Arial" w:eastAsia="Times New Roman" w:hAnsi="Arial" w:cs="Arial"/>
+          <w:color w:val="0F1115"/>
+          <w:kern w:val="0"/>
+          <w:sz w:val="20"/>
+          <w:szCs w:val="20"/>
+          <w:lang w:val="en-US" w:eastAsia="en-GB"/>
+          <w14:ligatures w14:val="none"/>
+        </w:rPr>
+        <w:t>out[</w:t>
+      </w:r>
+      <w:proofErr w:type="gramEnd"/>
+      <w:r>
+        <w:rPr>
+          <w:rFonts w:ascii="Arial" w:eastAsia="Times New Roman" w:hAnsi="Arial" w:cs="Arial"/>
+          <w:color w:val="0F1115"/>
+          <w:kern w:val="0"/>
+          <w:sz w:val="20"/>
+          <w:szCs w:val="20"/>
+          <w:lang w:val="en-US" w:eastAsia="en-GB"/>
+          <w14:ligatures w14:val="none"/>
+        </w:rPr>
+        <w:t xml:space="preserve">3] = </w:t>
+      </w:r>
       <w:proofErr w:type="spellStart"/>
-      <w:proofErr w:type="gramStart"/>
-      <w:r>
-        <w:rPr>
-          <w:rFonts w:ascii="Arial" w:eastAsia="Times New Roman" w:hAnsi="Arial" w:cs="Arial"/>
-          <w:color w:val="0F1115"/>
-          <w:kern w:val="0"/>
-          <w:sz w:val="20"/>
-          <w:szCs w:val="20"/>
-          <w:lang w:val="en-US" w:eastAsia="en-GB"/>
-          <w14:ligatures w14:val="none"/>
-        </w:rPr>
-        <w:t>memcpy</w:t>
+      <w:r>
+        <w:rPr>
+          <w:rFonts w:ascii="Arial" w:eastAsia="Times New Roman" w:hAnsi="Arial" w:cs="Arial"/>
+          <w:color w:val="0F1115"/>
+          <w:kern w:val="0"/>
+          <w:sz w:val="20"/>
+          <w:szCs w:val="20"/>
+          <w:lang w:val="en-US" w:eastAsia="en-GB"/>
+          <w14:ligatures w14:val="none"/>
+        </w:rPr>
+        <w:t>payload_len</w:t>
       </w:r>
       <w:proofErr w:type="spellEnd"/>
       <w:r>
@@ -13053,46 +12949,7 @@
           <w:lang w:val="en-US" w:eastAsia="en-GB"/>
           <w14:ligatures w14:val="none"/>
         </w:rPr>
-        <w:t>(</w:t>
-      </w:r>
-      <w:proofErr w:type="gramEnd"/>
-      <w:r>
-        <w:rPr>
-          <w:rFonts w:ascii="Arial" w:eastAsia="Times New Roman" w:hAnsi="Arial" w:cs="Arial"/>
-          <w:color w:val="0F1115"/>
-          <w:kern w:val="0"/>
-          <w:sz w:val="20"/>
-          <w:szCs w:val="20"/>
-          <w:lang w:val="en-US" w:eastAsia="en-GB"/>
-          <w14:ligatures w14:val="none"/>
-        </w:rPr>
-        <w:t xml:space="preserve">out + 5, payload, </w:t>
-      </w:r>
-      <w:proofErr w:type="spellStart"/>
-      <w:r>
-        <w:rPr>
-          <w:rFonts w:ascii="Arial" w:eastAsia="Times New Roman" w:hAnsi="Arial" w:cs="Arial"/>
-          <w:color w:val="0F1115"/>
-          <w:kern w:val="0"/>
-          <w:sz w:val="20"/>
-          <w:szCs w:val="20"/>
-          <w:lang w:val="en-US" w:eastAsia="en-GB"/>
-          <w14:ligatures w14:val="none"/>
-        </w:rPr>
-        <w:t>payload_len</w:t>
-      </w:r>
-      <w:proofErr w:type="spellEnd"/>
-      <w:r>
-        <w:rPr>
-          <w:rFonts w:ascii="Arial" w:eastAsia="Times New Roman" w:hAnsi="Arial" w:cs="Arial"/>
-          <w:color w:val="0F1115"/>
-          <w:kern w:val="0"/>
-          <w:sz w:val="20"/>
-          <w:szCs w:val="20"/>
-          <w:lang w:val="en-US" w:eastAsia="en-GB"/>
-          <w14:ligatures w14:val="none"/>
-        </w:rPr>
-        <w:t>);</w:t>
+        <w:t xml:space="preserve"> &amp; 0xFF;</w:t>
       </w:r>
     </w:p>
     <w:p>
@@ -13137,59 +12994,33 @@
           <w:lang w:val="en-US" w:eastAsia="en-GB"/>
           <w14:ligatures w14:val="none"/>
         </w:rPr>
-        <w:t xml:space="preserve">    uint16_t </w:t>
-      </w:r>
-      <w:proofErr w:type="spellStart"/>
-      <w:r>
-        <w:rPr>
-          <w:rFonts w:ascii="Arial" w:eastAsia="Times New Roman" w:hAnsi="Arial" w:cs="Arial"/>
-          <w:color w:val="0F1115"/>
-          <w:kern w:val="0"/>
-          <w:sz w:val="20"/>
-          <w:szCs w:val="20"/>
-          <w:lang w:val="en-US" w:eastAsia="en-GB"/>
-          <w14:ligatures w14:val="none"/>
-        </w:rPr>
-        <w:t>crc</w:t>
-      </w:r>
-      <w:proofErr w:type="spellEnd"/>
-      <w:r>
-        <w:rPr>
-          <w:rFonts w:ascii="Arial" w:eastAsia="Times New Roman" w:hAnsi="Arial" w:cs="Arial"/>
-          <w:color w:val="0F1115"/>
-          <w:kern w:val="0"/>
-          <w:sz w:val="20"/>
-          <w:szCs w:val="20"/>
-          <w:lang w:val="en-US" w:eastAsia="en-GB"/>
-          <w14:ligatures w14:val="none"/>
-        </w:rPr>
-        <w:t xml:space="preserve"> = protocol_crc16(out + 4, 1 + </w:t>
-      </w:r>
-      <w:proofErr w:type="spellStart"/>
-      <w:r>
-        <w:rPr>
-          <w:rFonts w:ascii="Arial" w:eastAsia="Times New Roman" w:hAnsi="Arial" w:cs="Arial"/>
-          <w:color w:val="0F1115"/>
-          <w:kern w:val="0"/>
-          <w:sz w:val="20"/>
-          <w:szCs w:val="20"/>
-          <w:lang w:val="en-US" w:eastAsia="en-GB"/>
-          <w14:ligatures w14:val="none"/>
-        </w:rPr>
-        <w:t>payload_len</w:t>
-      </w:r>
-      <w:proofErr w:type="spellEnd"/>
-      <w:r>
-        <w:rPr>
-          <w:rFonts w:ascii="Arial" w:eastAsia="Times New Roman" w:hAnsi="Arial" w:cs="Arial"/>
-          <w:color w:val="0F1115"/>
-          <w:kern w:val="0"/>
-          <w:sz w:val="20"/>
-          <w:szCs w:val="20"/>
-          <w:lang w:val="en-US" w:eastAsia="en-GB"/>
-          <w14:ligatures w14:val="none"/>
-        </w:rPr>
-        <w:t>);</w:t>
+        <w:t xml:space="preserve">    </w:t>
+      </w:r>
+      <w:proofErr w:type="gramStart"/>
+      <w:r>
+        <w:rPr>
+          <w:rFonts w:ascii="Arial" w:eastAsia="Times New Roman" w:hAnsi="Arial" w:cs="Arial"/>
+          <w:color w:val="0F1115"/>
+          <w:kern w:val="0"/>
+          <w:sz w:val="20"/>
+          <w:szCs w:val="20"/>
+          <w:lang w:val="en-US" w:eastAsia="en-GB"/>
+          <w14:ligatures w14:val="none"/>
+        </w:rPr>
+        <w:t>out[</w:t>
+      </w:r>
+      <w:proofErr w:type="gramEnd"/>
+      <w:r>
+        <w:rPr>
+          <w:rFonts w:ascii="Arial" w:eastAsia="Times New Roman" w:hAnsi="Arial" w:cs="Arial"/>
+          <w:color w:val="0F1115"/>
+          <w:kern w:val="0"/>
+          <w:sz w:val="20"/>
+          <w:szCs w:val="20"/>
+          <w:lang w:val="en-US" w:eastAsia="en-GB"/>
+          <w14:ligatures w14:val="none"/>
+        </w:rPr>
+        <w:t>4] = type;</w:t>
       </w:r>
     </w:p>
     <w:p>
@@ -13227,16 +13058,80 @@
       <w:r>
         <w:rPr>
           <w:rFonts w:ascii="Arial" w:eastAsia="Times New Roman" w:hAnsi="Arial" w:cs="Arial"/>
-          <w:i/>
-          <w:iCs/>
-          <w:color w:val="0F1115"/>
-          <w:kern w:val="0"/>
-          <w:sz w:val="20"/>
-          <w:szCs w:val="20"/>
-          <w:lang w:val="en-US" w:eastAsia="en-GB"/>
-          <w14:ligatures w14:val="none"/>
-        </w:rPr>
-        <w:t xml:space="preserve">    /* append CRC16 big-endian */</w:t>
+          <w:color w:val="0F1115"/>
+          <w:kern w:val="0"/>
+          <w:sz w:val="20"/>
+          <w:szCs w:val="20"/>
+          <w:lang w:val="en-US" w:eastAsia="en-GB"/>
+          <w14:ligatures w14:val="none"/>
+        </w:rPr>
+        <w:t xml:space="preserve">    </w:t>
+      </w:r>
+      <w:proofErr w:type="spellStart"/>
+      <w:proofErr w:type="gramStart"/>
+      <w:r>
+        <w:rPr>
+          <w:rFonts w:ascii="Arial" w:eastAsia="Times New Roman" w:hAnsi="Arial" w:cs="Arial"/>
+          <w:color w:val="0F1115"/>
+          <w:kern w:val="0"/>
+          <w:sz w:val="20"/>
+          <w:szCs w:val="20"/>
+          <w:lang w:val="en-US" w:eastAsia="en-GB"/>
+          <w14:ligatures w14:val="none"/>
+        </w:rPr>
+        <w:t>memcpy</w:t>
+      </w:r>
+      <w:proofErr w:type="spellEnd"/>
+      <w:r>
+        <w:rPr>
+          <w:rFonts w:ascii="Arial" w:eastAsia="Times New Roman" w:hAnsi="Arial" w:cs="Arial"/>
+          <w:color w:val="0F1115"/>
+          <w:kern w:val="0"/>
+          <w:sz w:val="20"/>
+          <w:szCs w:val="20"/>
+          <w:lang w:val="en-US" w:eastAsia="en-GB"/>
+          <w14:ligatures w14:val="none"/>
+        </w:rPr>
+        <w:t>(</w:t>
+      </w:r>
+      <w:proofErr w:type="gramEnd"/>
+      <w:r>
+        <w:rPr>
+          <w:rFonts w:ascii="Arial" w:eastAsia="Times New Roman" w:hAnsi="Arial" w:cs="Arial"/>
+          <w:color w:val="0F1115"/>
+          <w:kern w:val="0"/>
+          <w:sz w:val="20"/>
+          <w:szCs w:val="20"/>
+          <w:lang w:val="en-US" w:eastAsia="en-GB"/>
+          <w14:ligatures w14:val="none"/>
+        </w:rPr>
+        <w:t xml:space="preserve">out + 5, payload, </w:t>
+      </w:r>
+      <w:proofErr w:type="spellStart"/>
+      <w:r>
+        <w:rPr>
+          <w:rFonts w:ascii="Arial" w:eastAsia="Times New Roman" w:hAnsi="Arial" w:cs="Arial"/>
+          <w:color w:val="0F1115"/>
+          <w:kern w:val="0"/>
+          <w:sz w:val="20"/>
+          <w:szCs w:val="20"/>
+          <w:lang w:val="en-US" w:eastAsia="en-GB"/>
+          <w14:ligatures w14:val="none"/>
+        </w:rPr>
+        <w:t>payload_len</w:t>
+      </w:r>
+      <w:proofErr w:type="spellEnd"/>
+      <w:r>
+        <w:rPr>
+          <w:rFonts w:ascii="Arial" w:eastAsia="Times New Roman" w:hAnsi="Arial" w:cs="Arial"/>
+          <w:color w:val="0F1115"/>
+          <w:kern w:val="0"/>
+          <w:sz w:val="20"/>
+          <w:szCs w:val="20"/>
+          <w:lang w:val="en-US" w:eastAsia="en-GB"/>
+          <w14:ligatures w14:val="none"/>
+        </w:rPr>
+        <w:t>);</w:t>
       </w:r>
     </w:p>
     <w:p>
@@ -13281,7 +13176,59 @@
           <w:lang w:val="en-US" w:eastAsia="en-GB"/>
           <w14:ligatures w14:val="none"/>
         </w:rPr>
-        <w:t xml:space="preserve">    ...</w:t>
+        <w:t xml:space="preserve">    uint16_t </w:t>
+      </w:r>
+      <w:proofErr w:type="spellStart"/>
+      <w:r>
+        <w:rPr>
+          <w:rFonts w:ascii="Arial" w:eastAsia="Times New Roman" w:hAnsi="Arial" w:cs="Arial"/>
+          <w:color w:val="0F1115"/>
+          <w:kern w:val="0"/>
+          <w:sz w:val="20"/>
+          <w:szCs w:val="20"/>
+          <w:lang w:val="en-US" w:eastAsia="en-GB"/>
+          <w14:ligatures w14:val="none"/>
+        </w:rPr>
+        <w:t>crc</w:t>
+      </w:r>
+      <w:proofErr w:type="spellEnd"/>
+      <w:r>
+        <w:rPr>
+          <w:rFonts w:ascii="Arial" w:eastAsia="Times New Roman" w:hAnsi="Arial" w:cs="Arial"/>
+          <w:color w:val="0F1115"/>
+          <w:kern w:val="0"/>
+          <w:sz w:val="20"/>
+          <w:szCs w:val="20"/>
+          <w:lang w:val="en-US" w:eastAsia="en-GB"/>
+          <w14:ligatures w14:val="none"/>
+        </w:rPr>
+        <w:t xml:space="preserve"> = protocol_crc16(out + 4, 1 + </w:t>
+      </w:r>
+      <w:proofErr w:type="spellStart"/>
+      <w:r>
+        <w:rPr>
+          <w:rFonts w:ascii="Arial" w:eastAsia="Times New Roman" w:hAnsi="Arial" w:cs="Arial"/>
+          <w:color w:val="0F1115"/>
+          <w:kern w:val="0"/>
+          <w:sz w:val="20"/>
+          <w:szCs w:val="20"/>
+          <w:lang w:val="en-US" w:eastAsia="en-GB"/>
+          <w14:ligatures w14:val="none"/>
+        </w:rPr>
+        <w:t>payload_len</w:t>
+      </w:r>
+      <w:proofErr w:type="spellEnd"/>
+      <w:r>
+        <w:rPr>
+          <w:rFonts w:ascii="Arial" w:eastAsia="Times New Roman" w:hAnsi="Arial" w:cs="Arial"/>
+          <w:color w:val="0F1115"/>
+          <w:kern w:val="0"/>
+          <w:sz w:val="20"/>
+          <w:szCs w:val="20"/>
+          <w:lang w:val="en-US" w:eastAsia="en-GB"/>
+          <w14:ligatures w14:val="none"/>
+        </w:rPr>
+        <w:t>);</w:t>
       </w:r>
     </w:p>
     <w:p>
@@ -13319,14 +13266,16 @@
       <w:r>
         <w:rPr>
           <w:rFonts w:ascii="Arial" w:eastAsia="Times New Roman" w:hAnsi="Arial" w:cs="Arial"/>
-          <w:color w:val="0F1115"/>
-          <w:kern w:val="0"/>
-          <w:sz w:val="20"/>
-          <w:szCs w:val="20"/>
-          <w:lang w:val="en-US" w:eastAsia="en-GB"/>
-          <w14:ligatures w14:val="none"/>
-        </w:rPr>
-        <w:t>}</w:t>
+          <w:i/>
+          <w:iCs/>
+          <w:color w:val="0F1115"/>
+          <w:kern w:val="0"/>
+          <w:sz w:val="20"/>
+          <w:szCs w:val="20"/>
+          <w:lang w:val="en-US" w:eastAsia="en-GB"/>
+          <w14:ligatures w14:val="none"/>
+        </w:rPr>
+        <w:t xml:space="preserve">    /* append CRC16 big-endian */</w:t>
       </w:r>
     </w:p>
     <w:p>
@@ -13351,44 +13300,27 @@
         </w:tabs>
         <w:wordWrap w:val="0"/>
         <w:spacing w:after="0" w:line="330" w:lineRule="atLeast"/>
-        <w:jc w:val="both"/>
-        <w:rPr>
-          <w:rFonts w:ascii="Arial" w:eastAsia="Times New Roman" w:hAnsi="Arial" w:cs="Arial"/>
-          <w:color w:val="0F1115"/>
-          <w:kern w:val="0"/>
-          <w:sz w:val="24"/>
-          <w:szCs w:val="24"/>
-          <w:lang w:val="en-US" w:eastAsia="en-GB"/>
-          <w14:ligatures w14:val="none"/>
-        </w:rPr>
-      </w:pPr>
-      <w:r>
-        <w:rPr>
-          <w:rFonts w:ascii="Arial" w:eastAsia="Times New Roman" w:hAnsi="Arial" w:cs="Arial"/>
-          <w:b/>
-          <w:bCs/>
-          <w:i/>
-          <w:iCs/>
-          <w:color w:val="0F1115"/>
-          <w:kern w:val="0"/>
-          <w:sz w:val="24"/>
-          <w:szCs w:val="24"/>
-          <w:lang w:val="en-US" w:eastAsia="en-GB"/>
-          <w14:ligatures w14:val="none"/>
-        </w:rPr>
-        <w:t>What it does:</w:t>
-      </w:r>
-      <w:r>
-        <w:rPr>
-          <w:rFonts w:ascii="Arial" w:eastAsia="Times New Roman" w:hAnsi="Arial" w:cs="Arial"/>
-          <w:color w:val="0F1115"/>
-          <w:kern w:val="0"/>
-          <w:sz w:val="24"/>
-          <w:szCs w:val="24"/>
-          <w:lang w:val="en-US" w:eastAsia="en-GB"/>
-          <w14:ligatures w14:val="none"/>
-        </w:rPr>
-        <w:t> Every message has a fixed sync word, length, type byte, payload, and CRC16-CCITT so the PC and ESP32 stay aligned even if bytes are lost briefly.</w:t>
+        <w:rPr>
+          <w:rFonts w:ascii="Arial" w:eastAsia="Times New Roman" w:hAnsi="Arial" w:cs="Arial"/>
+          <w:color w:val="0F1115"/>
+          <w:kern w:val="0"/>
+          <w:sz w:val="20"/>
+          <w:szCs w:val="20"/>
+          <w:lang w:val="en-US" w:eastAsia="en-GB"/>
+          <w14:ligatures w14:val="none"/>
+        </w:rPr>
+      </w:pPr>
+      <w:r>
+        <w:rPr>
+          <w:rFonts w:ascii="Arial" w:eastAsia="Times New Roman" w:hAnsi="Arial" w:cs="Arial"/>
+          <w:color w:val="0F1115"/>
+          <w:kern w:val="0"/>
+          <w:sz w:val="20"/>
+          <w:szCs w:val="20"/>
+          <w:lang w:val="en-US" w:eastAsia="en-GB"/>
+          <w14:ligatures w14:val="none"/>
+        </w:rPr>
+        <w:t xml:space="preserve">    ...</w:t>
       </w:r>
     </w:p>
     <w:p>
@@ -13413,70 +13345,27 @@
         </w:tabs>
         <w:wordWrap w:val="0"/>
         <w:spacing w:after="0" w:line="330" w:lineRule="atLeast"/>
-        <w:jc w:val="both"/>
-        <w:rPr>
-          <w:rFonts w:ascii="Arial" w:eastAsia="Times New Roman" w:hAnsi="Arial" w:cs="Arial"/>
-          <w:color w:val="0F1115"/>
-          <w:kern w:val="0"/>
-          <w:sz w:val="24"/>
-          <w:szCs w:val="24"/>
-          <w:lang w:val="en-US" w:eastAsia="en-GB"/>
-          <w14:ligatures w14:val="none"/>
-        </w:rPr>
-      </w:pPr>
-      <w:r>
-        <w:rPr>
-          <w:rFonts w:ascii="Arial" w:eastAsia="Times New Roman" w:hAnsi="Arial" w:cs="Arial"/>
-          <w:b/>
-          <w:bCs/>
-          <w:i/>
-          <w:iCs/>
-          <w:color w:val="0F1115"/>
-          <w:kern w:val="0"/>
-          <w:sz w:val="24"/>
-          <w:szCs w:val="24"/>
-          <w:lang w:val="en-US" w:eastAsia="en-GB"/>
-          <w14:ligatures w14:val="none"/>
-        </w:rPr>
-        <w:t>Why it is needed:</w:t>
-      </w:r>
-      <w:r>
-        <w:rPr>
-          <w:rFonts w:ascii="Arial" w:eastAsia="Times New Roman" w:hAnsi="Arial" w:cs="Arial"/>
-          <w:color w:val="0F1115"/>
-          <w:kern w:val="0"/>
-          <w:sz w:val="24"/>
-          <w:szCs w:val="24"/>
-          <w:lang w:val="en-US" w:eastAsia="en-GB"/>
-          <w14:ligatures w14:val="none"/>
-        </w:rPr>
-        <w:t xml:space="preserve"> Raw serial bytes would be fragile at 921600 baud with audio traffic. </w:t>
-      </w:r>
-      <w:proofErr w:type="gramStart"/>
-      <w:r>
-        <w:rPr>
-          <w:rFonts w:ascii="Arial" w:eastAsia="Times New Roman" w:hAnsi="Arial" w:cs="Arial"/>
-          <w:color w:val="0F1115"/>
-          <w:kern w:val="0"/>
-          <w:sz w:val="24"/>
-          <w:szCs w:val="24"/>
-          <w:lang w:val="en-US" w:eastAsia="en-GB"/>
-          <w14:ligatures w14:val="none"/>
-        </w:rPr>
-        <w:t>Framing</w:t>
-      </w:r>
-      <w:proofErr w:type="gramEnd"/>
-      <w:r>
-        <w:rPr>
-          <w:rFonts w:ascii="Arial" w:eastAsia="Times New Roman" w:hAnsi="Arial" w:cs="Arial"/>
-          <w:color w:val="0F1115"/>
-          <w:kern w:val="0"/>
-          <w:sz w:val="24"/>
-          <w:szCs w:val="24"/>
-          <w:lang w:val="en-US" w:eastAsia="en-GB"/>
-          <w14:ligatures w14:val="none"/>
-        </w:rPr>
-        <w:t xml:space="preserve"> is part of a reliable course demo and works together with AES on audio and sensor payloads.</w:t>
+        <w:rPr>
+          <w:rFonts w:ascii="Arial" w:eastAsia="Times New Roman" w:hAnsi="Arial" w:cs="Arial"/>
+          <w:color w:val="0F1115"/>
+          <w:kern w:val="0"/>
+          <w:sz w:val="20"/>
+          <w:szCs w:val="20"/>
+          <w:lang w:val="en-US" w:eastAsia="en-GB"/>
+          <w14:ligatures w14:val="none"/>
+        </w:rPr>
+      </w:pPr>
+      <w:r>
+        <w:rPr>
+          <w:rFonts w:ascii="Arial" w:eastAsia="Times New Roman" w:hAnsi="Arial" w:cs="Arial"/>
+          <w:color w:val="0F1115"/>
+          <w:kern w:val="0"/>
+          <w:sz w:val="20"/>
+          <w:szCs w:val="20"/>
+          <w:lang w:val="en-US" w:eastAsia="en-GB"/>
+          <w14:ligatures w14:val="none"/>
+        </w:rPr>
+        <w:t>}</w:t>
       </w:r>
     </w:p>
     <w:p>
@@ -13501,29 +13390,44 @@
         </w:tabs>
         <w:wordWrap w:val="0"/>
         <w:spacing w:after="0" w:line="330" w:lineRule="atLeast"/>
-        <w:rPr>
-          <w:rFonts w:ascii="Arial" w:eastAsia="Times New Roman" w:hAnsi="Arial" w:cs="Arial"/>
-          <w:color w:val="0F1115"/>
-          <w:kern w:val="0"/>
-          <w:sz w:val="20"/>
-          <w:szCs w:val="20"/>
-          <w:lang w:val="en-US" w:eastAsia="en-GB"/>
-          <w14:ligatures w14:val="none"/>
-        </w:rPr>
-      </w:pPr>
-      <w:r>
-        <w:rPr>
-          <w:rFonts w:ascii="Arial" w:eastAsia="Times New Roman" w:hAnsi="Arial" w:cs="Arial"/>
-          <w:color w:val="0F1115"/>
-          <w:kern w:val="0"/>
-          <w:sz w:val="20"/>
-          <w:szCs w:val="20"/>
-          <w:lang w:val="en-US" w:eastAsia="en-GB"/>
-          <w14:ligatures w14:val="none"/>
-        </w:rPr>
-        <w:pict w14:anchorId="6C423DFB">
-          <v:rect id="_x0000_i1028" style="width:0;height:1.5pt" o:hralign="center" o:hrstd="t" o:hr="t" fillcolor="#a0a0a0" stroked="f"/>
-        </w:pict>
+        <w:jc w:val="both"/>
+        <w:rPr>
+          <w:rFonts w:ascii="Arial" w:eastAsia="Times New Roman" w:hAnsi="Arial" w:cs="Arial"/>
+          <w:color w:val="0F1115"/>
+          <w:kern w:val="0"/>
+          <w:sz w:val="24"/>
+          <w:szCs w:val="24"/>
+          <w:lang w:val="en-US" w:eastAsia="en-GB"/>
+          <w14:ligatures w14:val="none"/>
+        </w:rPr>
+      </w:pPr>
+      <w:r>
+        <w:rPr>
+          <w:rFonts w:ascii="Arial" w:eastAsia="Times New Roman" w:hAnsi="Arial" w:cs="Arial"/>
+          <w:b/>
+          <w:bCs/>
+          <w:i/>
+          <w:iCs/>
+          <w:color w:val="0F1115"/>
+          <w:kern w:val="0"/>
+          <w:sz w:val="24"/>
+          <w:szCs w:val="24"/>
+          <w:lang w:val="en-US" w:eastAsia="en-GB"/>
+          <w14:ligatures w14:val="none"/>
+        </w:rPr>
+        <w:t>What it does:</w:t>
+      </w:r>
+      <w:r>
+        <w:rPr>
+          <w:rFonts w:ascii="Arial" w:eastAsia="Times New Roman" w:hAnsi="Arial" w:cs="Arial"/>
+          <w:color w:val="0F1115"/>
+          <w:kern w:val="0"/>
+          <w:sz w:val="24"/>
+          <w:szCs w:val="24"/>
+          <w:lang w:val="en-US" w:eastAsia="en-GB"/>
+          <w14:ligatures w14:val="none"/>
+        </w:rPr>
+        <w:t> Every message has a fixed sync word, length, type byte, payload, and CRC16-CCITT so the PC and ESP32 stay aligned even if bytes are lost briefly.</w:t>
       </w:r>
     </w:p>
     <w:p>
@@ -13548,6 +13452,7 @@
         </w:tabs>
         <w:wordWrap w:val="0"/>
         <w:spacing w:after="0" w:line="330" w:lineRule="atLeast"/>
+        <w:jc w:val="both"/>
         <w:rPr>
           <w:rFonts w:ascii="Arial" w:eastAsia="Times New Roman" w:hAnsi="Arial" w:cs="Arial"/>
           <w:color w:val="0F1115"/>
@@ -13563,14 +13468,54 @@
           <w:rFonts w:ascii="Arial" w:eastAsia="Times New Roman" w:hAnsi="Arial" w:cs="Arial"/>
           <w:b/>
           <w:bCs/>
-          <w:color w:val="0F1115"/>
-          <w:kern w:val="0"/>
-          <w:sz w:val="24"/>
-          <w:szCs w:val="24"/>
-          <w:lang w:val="en-US" w:eastAsia="en-GB"/>
-          <w14:ligatures w14:val="none"/>
-        </w:rPr>
-        <w:t>Example 4 — Full local pipeline on the PC (Python)</w:t>
+          <w:i/>
+          <w:iCs/>
+          <w:color w:val="0F1115"/>
+          <w:kern w:val="0"/>
+          <w:sz w:val="24"/>
+          <w:szCs w:val="24"/>
+          <w:lang w:val="en-US" w:eastAsia="en-GB"/>
+          <w14:ligatures w14:val="none"/>
+        </w:rPr>
+        <w:t>Why it is needed:</w:t>
+      </w:r>
+      <w:r>
+        <w:rPr>
+          <w:rFonts w:ascii="Arial" w:eastAsia="Times New Roman" w:hAnsi="Arial" w:cs="Arial"/>
+          <w:color w:val="0F1115"/>
+          <w:kern w:val="0"/>
+          <w:sz w:val="24"/>
+          <w:szCs w:val="24"/>
+          <w:lang w:val="en-US" w:eastAsia="en-GB"/>
+          <w14:ligatures w14:val="none"/>
+        </w:rPr>
+        <w:t xml:space="preserve"> Raw serial bytes would be fragile at 921600 baud with audio traffic. </w:t>
+      </w:r>
+      <w:proofErr w:type="gramStart"/>
+      <w:r>
+        <w:rPr>
+          <w:rFonts w:ascii="Arial" w:eastAsia="Times New Roman" w:hAnsi="Arial" w:cs="Arial"/>
+          <w:color w:val="0F1115"/>
+          <w:kern w:val="0"/>
+          <w:sz w:val="24"/>
+          <w:szCs w:val="24"/>
+          <w:lang w:val="en-US" w:eastAsia="en-GB"/>
+          <w14:ligatures w14:val="none"/>
+        </w:rPr>
+        <w:t>Framing</w:t>
+      </w:r>
+      <w:proofErr w:type="gramEnd"/>
+      <w:r>
+        <w:rPr>
+          <w:rFonts w:ascii="Arial" w:eastAsia="Times New Roman" w:hAnsi="Arial" w:cs="Arial"/>
+          <w:color w:val="0F1115"/>
+          <w:kern w:val="0"/>
+          <w:sz w:val="24"/>
+          <w:szCs w:val="24"/>
+          <w:lang w:val="en-US" w:eastAsia="en-GB"/>
+          <w14:ligatures w14:val="none"/>
+        </w:rPr>
+        <w:t xml:space="preserve"> is part of a reliable course demo and works together with AES on audio and sensor payloads.</w:t>
       </w:r>
     </w:p>
     <w:p>
@@ -13615,34 +13560,9 @@
           <w:lang w:val="en-US" w:eastAsia="en-GB"/>
           <w14:ligatures w14:val="none"/>
         </w:rPr>
-        <w:lastRenderedPageBreak/>
-        <w:t xml:space="preserve">def </w:t>
-      </w:r>
-      <w:proofErr w:type="gramStart"/>
-      <w:r>
-        <w:rPr>
-          <w:rFonts w:ascii="Arial" w:eastAsia="Times New Roman" w:hAnsi="Arial" w:cs="Arial"/>
-          <w:color w:val="0F1115"/>
-          <w:kern w:val="0"/>
-          <w:sz w:val="20"/>
-          <w:szCs w:val="20"/>
-          <w:lang w:val="en-US" w:eastAsia="en-GB"/>
-          <w14:ligatures w14:val="none"/>
-        </w:rPr>
-        <w:t>work(</w:t>
-      </w:r>
-      <w:proofErr w:type="gramEnd"/>
-      <w:r>
-        <w:rPr>
-          <w:rFonts w:ascii="Arial" w:eastAsia="Times New Roman" w:hAnsi="Arial" w:cs="Arial"/>
-          <w:color w:val="0F1115"/>
-          <w:kern w:val="0"/>
-          <w:sz w:val="20"/>
-          <w:szCs w:val="20"/>
-          <w:lang w:val="en-US" w:eastAsia="en-GB"/>
-          <w14:ligatures w14:val="none"/>
-        </w:rPr>
-        <w:t>) -&gt; None:</w:t>
+        <w:pict w14:anchorId="6C423DFB">
+          <v:rect id="_x0000_i1028" style="width:0;height:1.5pt" o:hralign="center" o:hrstd="t" o:hr="t" fillcolor="#a0a0a0" stroked="f"/>
+        </w:pict>
       </w:r>
     </w:p>
     <w:p>
@@ -13671,115 +13591,25 @@
           <w:rFonts w:ascii="Arial" w:eastAsia="Times New Roman" w:hAnsi="Arial" w:cs="Arial"/>
           <w:color w:val="0F1115"/>
           <w:kern w:val="0"/>
-          <w:sz w:val="20"/>
-          <w:szCs w:val="20"/>
-          <w:lang w:val="en-US" w:eastAsia="en-GB"/>
-          <w14:ligatures w14:val="none"/>
-        </w:rPr>
-      </w:pPr>
-      <w:r>
-        <w:rPr>
-          <w:rFonts w:ascii="Arial" w:eastAsia="Times New Roman" w:hAnsi="Arial" w:cs="Arial"/>
-          <w:color w:val="0F1115"/>
-          <w:kern w:val="0"/>
-          <w:sz w:val="20"/>
-          <w:szCs w:val="20"/>
-          <w:lang w:val="en-US" w:eastAsia="en-GB"/>
-          <w14:ligatures w14:val="none"/>
-        </w:rPr>
-        <w:t xml:space="preserve">    </w:t>
-      </w:r>
-      <w:proofErr w:type="spellStart"/>
-      <w:r>
-        <w:rPr>
-          <w:rFonts w:ascii="Arial" w:eastAsia="Times New Roman" w:hAnsi="Arial" w:cs="Arial"/>
-          <w:color w:val="0F1115"/>
-          <w:kern w:val="0"/>
-          <w:sz w:val="20"/>
-          <w:szCs w:val="20"/>
-          <w:lang w:val="en-US" w:eastAsia="en-GB"/>
-          <w14:ligatures w14:val="none"/>
-        </w:rPr>
-        <w:t>pcm</w:t>
-      </w:r>
-      <w:proofErr w:type="spellEnd"/>
-      <w:r>
-        <w:rPr>
-          <w:rFonts w:ascii="Arial" w:eastAsia="Times New Roman" w:hAnsi="Arial" w:cs="Arial"/>
-          <w:color w:val="0F1115"/>
-          <w:kern w:val="0"/>
-          <w:sz w:val="20"/>
-          <w:szCs w:val="20"/>
-          <w:lang w:val="en-US" w:eastAsia="en-GB"/>
-          <w14:ligatures w14:val="none"/>
-        </w:rPr>
-        <w:t xml:space="preserve"> = </w:t>
-      </w:r>
-      <w:proofErr w:type="spellStart"/>
-      <w:proofErr w:type="gramStart"/>
-      <w:r>
-        <w:rPr>
-          <w:rFonts w:ascii="Arial" w:eastAsia="Times New Roman" w:hAnsi="Arial" w:cs="Arial"/>
-          <w:color w:val="0F1115"/>
-          <w:kern w:val="0"/>
-          <w:sz w:val="20"/>
-          <w:szCs w:val="20"/>
-          <w:lang w:val="en-US" w:eastAsia="en-GB"/>
-          <w14:ligatures w14:val="none"/>
-        </w:rPr>
-        <w:t>self.bridge</w:t>
-      </w:r>
-      <w:proofErr w:type="gramEnd"/>
-      <w:r>
-        <w:rPr>
-          <w:rFonts w:ascii="Arial" w:eastAsia="Times New Roman" w:hAnsi="Arial" w:cs="Arial"/>
-          <w:color w:val="0F1115"/>
-          <w:kern w:val="0"/>
-          <w:sz w:val="20"/>
-          <w:szCs w:val="20"/>
-          <w:lang w:val="en-US" w:eastAsia="en-GB"/>
-          <w14:ligatures w14:val="none"/>
-        </w:rPr>
-        <w:t>.stop_</w:t>
-      </w:r>
-      <w:proofErr w:type="gramStart"/>
-      <w:r>
-        <w:rPr>
-          <w:rFonts w:ascii="Arial" w:eastAsia="Times New Roman" w:hAnsi="Arial" w:cs="Arial"/>
-          <w:color w:val="0F1115"/>
-          <w:kern w:val="0"/>
-          <w:sz w:val="20"/>
-          <w:szCs w:val="20"/>
-          <w:lang w:val="en-US" w:eastAsia="en-GB"/>
-          <w14:ligatures w14:val="none"/>
-        </w:rPr>
-        <w:t>recording</w:t>
-      </w:r>
-      <w:proofErr w:type="spellEnd"/>
-      <w:r>
-        <w:rPr>
-          <w:rFonts w:ascii="Arial" w:eastAsia="Times New Roman" w:hAnsi="Arial" w:cs="Arial"/>
-          <w:color w:val="0F1115"/>
-          <w:kern w:val="0"/>
-          <w:sz w:val="20"/>
-          <w:szCs w:val="20"/>
-          <w:lang w:val="en-US" w:eastAsia="en-GB"/>
-          <w14:ligatures w14:val="none"/>
-        </w:rPr>
-        <w:t>(</w:t>
-      </w:r>
-      <w:proofErr w:type="gramEnd"/>
-      <w:r>
-        <w:rPr>
-          <w:rFonts w:ascii="Arial" w:eastAsia="Times New Roman" w:hAnsi="Arial" w:cs="Arial"/>
-          <w:color w:val="0F1115"/>
-          <w:kern w:val="0"/>
-          <w:sz w:val="20"/>
-          <w:szCs w:val="20"/>
-          <w:lang w:val="en-US" w:eastAsia="en-GB"/>
-          <w14:ligatures w14:val="none"/>
-        </w:rPr>
-        <w:t>)</w:t>
+          <w:sz w:val="24"/>
+          <w:szCs w:val="24"/>
+          <w:lang w:val="en-US" w:eastAsia="en-GB"/>
+          <w14:ligatures w14:val="none"/>
+        </w:rPr>
+      </w:pPr>
+      <w:r>
+        <w:rPr>
+          <w:rFonts w:ascii="Arial" w:eastAsia="Times New Roman" w:hAnsi="Arial" w:cs="Arial"/>
+          <w:b/>
+          <w:bCs/>
+          <w:color w:val="0F1115"/>
+          <w:kern w:val="0"/>
+          <w:sz w:val="24"/>
+          <w:szCs w:val="24"/>
+          <w:lang w:val="en-US" w:eastAsia="en-GB"/>
+          <w14:ligatures w14:val="none"/>
+        </w:rPr>
+        <w:t>Example 4 — Full local pipeline on the PC (Python)</w:t>
       </w:r>
     </w:p>
     <w:p>
@@ -13824,7 +13654,7 @@
           <w:lang w:val="en-US" w:eastAsia="en-GB"/>
           <w14:ligatures w14:val="none"/>
         </w:rPr>
-        <w:t xml:space="preserve">    vitals = </w:t>
+        <w:t xml:space="preserve">def </w:t>
       </w:r>
       <w:proofErr w:type="gramStart"/>
       <w:r>
@@ -13837,9 +13667,8 @@
           <w:lang w:val="en-US" w:eastAsia="en-GB"/>
           <w14:ligatures w14:val="none"/>
         </w:rPr>
-        <w:t>self._</w:t>
-      </w:r>
-      <w:proofErr w:type="spellStart"/>
+        <w:t>work(</w:t>
+      </w:r>
       <w:proofErr w:type="gramEnd"/>
       <w:r>
         <w:rPr>
@@ -13851,140 +13680,7 @@
           <w:lang w:val="en-US" w:eastAsia="en-GB"/>
           <w14:ligatures w14:val="none"/>
         </w:rPr>
-        <w:t>measured_vitals</w:t>
-      </w:r>
-      <w:proofErr w:type="spellEnd"/>
-      <w:r>
-        <w:rPr>
-          <w:rFonts w:ascii="Arial" w:eastAsia="Times New Roman" w:hAnsi="Arial" w:cs="Arial"/>
-          <w:color w:val="0F1115"/>
-          <w:kern w:val="0"/>
-          <w:sz w:val="20"/>
-          <w:szCs w:val="20"/>
-          <w:lang w:val="en-US" w:eastAsia="en-GB"/>
-          <w14:ligatures w14:val="none"/>
-        </w:rPr>
-        <w:t xml:space="preserve"> if </w:t>
-      </w:r>
-      <w:proofErr w:type="gramStart"/>
-      <w:r>
-        <w:rPr>
-          <w:rFonts w:ascii="Arial" w:eastAsia="Times New Roman" w:hAnsi="Arial" w:cs="Arial"/>
-          <w:color w:val="0F1115"/>
-          <w:kern w:val="0"/>
-          <w:sz w:val="20"/>
-          <w:szCs w:val="20"/>
-          <w:lang w:val="en-US" w:eastAsia="en-GB"/>
-          <w14:ligatures w14:val="none"/>
-        </w:rPr>
-        <w:t>self._</w:t>
-      </w:r>
-      <w:proofErr w:type="spellStart"/>
-      <w:proofErr w:type="gramEnd"/>
-      <w:r>
-        <w:rPr>
-          <w:rFonts w:ascii="Arial" w:eastAsia="Times New Roman" w:hAnsi="Arial" w:cs="Arial"/>
-          <w:color w:val="0F1115"/>
-          <w:kern w:val="0"/>
-          <w:sz w:val="20"/>
-          <w:szCs w:val="20"/>
-          <w:lang w:val="en-US" w:eastAsia="en-GB"/>
-          <w14:ligatures w14:val="none"/>
-        </w:rPr>
-        <w:t>measured_</w:t>
-      </w:r>
-      <w:proofErr w:type="gramStart"/>
-      <w:r>
-        <w:rPr>
-          <w:rFonts w:ascii="Arial" w:eastAsia="Times New Roman" w:hAnsi="Arial" w:cs="Arial"/>
-          <w:color w:val="0F1115"/>
-          <w:kern w:val="0"/>
-          <w:sz w:val="20"/>
-          <w:szCs w:val="20"/>
-          <w:lang w:val="en-US" w:eastAsia="en-GB"/>
-          <w14:ligatures w14:val="none"/>
-        </w:rPr>
-        <w:t>vitals.valid</w:t>
-      </w:r>
-      <w:proofErr w:type="spellEnd"/>
-      <w:proofErr w:type="gramEnd"/>
-      <w:r>
-        <w:rPr>
-          <w:rFonts w:ascii="Arial" w:eastAsia="Times New Roman" w:hAnsi="Arial" w:cs="Arial"/>
-          <w:color w:val="0F1115"/>
-          <w:kern w:val="0"/>
-          <w:sz w:val="20"/>
-          <w:szCs w:val="20"/>
-          <w:lang w:val="en-US" w:eastAsia="en-GB"/>
-          <w14:ligatures w14:val="none"/>
-        </w:rPr>
-        <w:t xml:space="preserve"> else </w:t>
-      </w:r>
-      <w:proofErr w:type="spellStart"/>
-      <w:proofErr w:type="gramStart"/>
-      <w:r>
-        <w:rPr>
-          <w:rFonts w:ascii="Arial" w:eastAsia="Times New Roman" w:hAnsi="Arial" w:cs="Arial"/>
-          <w:color w:val="0F1115"/>
-          <w:kern w:val="0"/>
-          <w:sz w:val="20"/>
-          <w:szCs w:val="20"/>
-          <w:lang w:val="en-US" w:eastAsia="en-GB"/>
-          <w14:ligatures w14:val="none"/>
-        </w:rPr>
-        <w:t>self.bridge</w:t>
-      </w:r>
-      <w:proofErr w:type="gramEnd"/>
-      <w:r>
-        <w:rPr>
-          <w:rFonts w:ascii="Arial" w:eastAsia="Times New Roman" w:hAnsi="Arial" w:cs="Arial"/>
-          <w:color w:val="0F1115"/>
-          <w:kern w:val="0"/>
-          <w:sz w:val="20"/>
-          <w:szCs w:val="20"/>
-          <w:lang w:val="en-US" w:eastAsia="en-GB"/>
-          <w14:ligatures w14:val="none"/>
-        </w:rPr>
-        <w:t>.last_</w:t>
-      </w:r>
-      <w:proofErr w:type="gramStart"/>
-      <w:r>
-        <w:rPr>
-          <w:rFonts w:ascii="Arial" w:eastAsia="Times New Roman" w:hAnsi="Arial" w:cs="Arial"/>
-          <w:color w:val="0F1115"/>
-          <w:kern w:val="0"/>
-          <w:sz w:val="20"/>
-          <w:szCs w:val="20"/>
-          <w:lang w:val="en-US" w:eastAsia="en-GB"/>
-          <w14:ligatures w14:val="none"/>
-        </w:rPr>
-        <w:t>vitals</w:t>
-      </w:r>
-      <w:proofErr w:type="spellEnd"/>
-      <w:r>
-        <w:rPr>
-          <w:rFonts w:ascii="Arial" w:eastAsia="Times New Roman" w:hAnsi="Arial" w:cs="Arial"/>
-          <w:color w:val="0F1115"/>
-          <w:kern w:val="0"/>
-          <w:sz w:val="20"/>
-          <w:szCs w:val="20"/>
-          <w:lang w:val="en-US" w:eastAsia="en-GB"/>
-          <w14:ligatures w14:val="none"/>
-        </w:rPr>
-        <w:t>(</w:t>
-      </w:r>
-      <w:proofErr w:type="gramEnd"/>
-      <w:r>
-        <w:rPr>
-          <w:rFonts w:ascii="Arial" w:eastAsia="Times New Roman" w:hAnsi="Arial" w:cs="Arial"/>
-          <w:color w:val="0F1115"/>
-          <w:kern w:val="0"/>
-          <w:sz w:val="20"/>
-          <w:szCs w:val="20"/>
-          <w:lang w:val="en-US" w:eastAsia="en-GB"/>
-          <w14:ligatures w14:val="none"/>
-        </w:rPr>
-        <w:t>)</w:t>
+        <w:t>) -&gt; None:</w:t>
       </w:r>
     </w:p>
     <w:p>
@@ -14029,7 +13725,33 @@
           <w:lang w:val="en-US" w:eastAsia="en-GB"/>
           <w14:ligatures w14:val="none"/>
         </w:rPr>
-        <w:t xml:space="preserve">    text = </w:t>
+        <w:t xml:space="preserve">    </w:t>
+      </w:r>
+      <w:proofErr w:type="spellStart"/>
+      <w:r>
+        <w:rPr>
+          <w:rFonts w:ascii="Arial" w:eastAsia="Times New Roman" w:hAnsi="Arial" w:cs="Arial"/>
+          <w:color w:val="0F1115"/>
+          <w:kern w:val="0"/>
+          <w:sz w:val="20"/>
+          <w:szCs w:val="20"/>
+          <w:lang w:val="en-US" w:eastAsia="en-GB"/>
+          <w14:ligatures w14:val="none"/>
+        </w:rPr>
+        <w:t>pcm</w:t>
+      </w:r>
+      <w:proofErr w:type="spellEnd"/>
+      <w:r>
+        <w:rPr>
+          <w:rFonts w:ascii="Arial" w:eastAsia="Times New Roman" w:hAnsi="Arial" w:cs="Arial"/>
+          <w:color w:val="0F1115"/>
+          <w:kern w:val="0"/>
+          <w:sz w:val="20"/>
+          <w:szCs w:val="20"/>
+          <w:lang w:val="en-US" w:eastAsia="en-GB"/>
+          <w14:ligatures w14:val="none"/>
+        </w:rPr>
+        <w:t xml:space="preserve"> = </w:t>
       </w:r>
       <w:proofErr w:type="spellStart"/>
       <w:proofErr w:type="gramStart"/>
@@ -14043,9 +13765,47 @@
           <w:lang w:val="en-US" w:eastAsia="en-GB"/>
           <w14:ligatures w14:val="none"/>
         </w:rPr>
-        <w:t>stt.transcribe</w:t>
+        <w:t>self.bridge</w:t>
+      </w:r>
+      <w:proofErr w:type="gramEnd"/>
+      <w:r>
+        <w:rPr>
+          <w:rFonts w:ascii="Arial" w:eastAsia="Times New Roman" w:hAnsi="Arial" w:cs="Arial"/>
+          <w:color w:val="0F1115"/>
+          <w:kern w:val="0"/>
+          <w:sz w:val="20"/>
+          <w:szCs w:val="20"/>
+          <w:lang w:val="en-US" w:eastAsia="en-GB"/>
+          <w14:ligatures w14:val="none"/>
+        </w:rPr>
+        <w:t>.stop_</w:t>
+      </w:r>
+      <w:proofErr w:type="gramStart"/>
+      <w:r>
+        <w:rPr>
+          <w:rFonts w:ascii="Arial" w:eastAsia="Times New Roman" w:hAnsi="Arial" w:cs="Arial"/>
+          <w:color w:val="0F1115"/>
+          <w:kern w:val="0"/>
+          <w:sz w:val="20"/>
+          <w:szCs w:val="20"/>
+          <w:lang w:val="en-US" w:eastAsia="en-GB"/>
+          <w14:ligatures w14:val="none"/>
+        </w:rPr>
+        <w:t>recording</w:t>
       </w:r>
       <w:proofErr w:type="spellEnd"/>
+      <w:r>
+        <w:rPr>
+          <w:rFonts w:ascii="Arial" w:eastAsia="Times New Roman" w:hAnsi="Arial" w:cs="Arial"/>
+          <w:color w:val="0F1115"/>
+          <w:kern w:val="0"/>
+          <w:sz w:val="20"/>
+          <w:szCs w:val="20"/>
+          <w:lang w:val="en-US" w:eastAsia="en-GB"/>
+          <w14:ligatures w14:val="none"/>
+        </w:rPr>
+        <w:t>(</w:t>
+      </w:r>
       <w:proofErr w:type="gramEnd"/>
       <w:r>
         <w:rPr>
@@ -14057,33 +13817,7 @@
           <w:lang w:val="en-US" w:eastAsia="en-GB"/>
           <w14:ligatures w14:val="none"/>
         </w:rPr>
-        <w:t>(</w:t>
-      </w:r>
-      <w:proofErr w:type="spellStart"/>
-      <w:r>
-        <w:rPr>
-          <w:rFonts w:ascii="Arial" w:eastAsia="Times New Roman" w:hAnsi="Arial" w:cs="Arial"/>
-          <w:color w:val="0F1115"/>
-          <w:kern w:val="0"/>
-          <w:sz w:val="20"/>
-          <w:szCs w:val="20"/>
-          <w:lang w:val="en-US" w:eastAsia="en-GB"/>
-          <w14:ligatures w14:val="none"/>
-        </w:rPr>
-        <w:t>pcm</w:t>
-      </w:r>
-      <w:proofErr w:type="spellEnd"/>
-      <w:r>
-        <w:rPr>
-          <w:rFonts w:ascii="Arial" w:eastAsia="Times New Roman" w:hAnsi="Arial" w:cs="Arial"/>
-          <w:color w:val="0F1115"/>
-          <w:kern w:val="0"/>
-          <w:sz w:val="20"/>
-          <w:szCs w:val="20"/>
-          <w:lang w:val="en-US" w:eastAsia="en-GB"/>
-          <w14:ligatures w14:val="none"/>
-        </w:rPr>
-        <w:t>) or "I need first aid help"</w:t>
+        <w:t>)</w:t>
       </w:r>
     </w:p>
     <w:p>
@@ -14128,7 +13862,101 @@
           <w:lang w:val="en-US" w:eastAsia="en-GB"/>
           <w14:ligatures w14:val="none"/>
         </w:rPr>
-        <w:t xml:space="preserve">    reply = </w:t>
+        <w:t xml:space="preserve">    vitals = </w:t>
+      </w:r>
+      <w:proofErr w:type="gramStart"/>
+      <w:r>
+        <w:rPr>
+          <w:rFonts w:ascii="Arial" w:eastAsia="Times New Roman" w:hAnsi="Arial" w:cs="Arial"/>
+          <w:color w:val="0F1115"/>
+          <w:kern w:val="0"/>
+          <w:sz w:val="20"/>
+          <w:szCs w:val="20"/>
+          <w:lang w:val="en-US" w:eastAsia="en-GB"/>
+          <w14:ligatures w14:val="none"/>
+        </w:rPr>
+        <w:t>self._</w:t>
+      </w:r>
+      <w:proofErr w:type="spellStart"/>
+      <w:proofErr w:type="gramEnd"/>
+      <w:r>
+        <w:rPr>
+          <w:rFonts w:ascii="Arial" w:eastAsia="Times New Roman" w:hAnsi="Arial" w:cs="Arial"/>
+          <w:color w:val="0F1115"/>
+          <w:kern w:val="0"/>
+          <w:sz w:val="20"/>
+          <w:szCs w:val="20"/>
+          <w:lang w:val="en-US" w:eastAsia="en-GB"/>
+          <w14:ligatures w14:val="none"/>
+        </w:rPr>
+        <w:t>measured_vitals</w:t>
+      </w:r>
+      <w:proofErr w:type="spellEnd"/>
+      <w:r>
+        <w:rPr>
+          <w:rFonts w:ascii="Arial" w:eastAsia="Times New Roman" w:hAnsi="Arial" w:cs="Arial"/>
+          <w:color w:val="0F1115"/>
+          <w:kern w:val="0"/>
+          <w:sz w:val="20"/>
+          <w:szCs w:val="20"/>
+          <w:lang w:val="en-US" w:eastAsia="en-GB"/>
+          <w14:ligatures w14:val="none"/>
+        </w:rPr>
+        <w:t xml:space="preserve"> if </w:t>
+      </w:r>
+      <w:proofErr w:type="gramStart"/>
+      <w:r>
+        <w:rPr>
+          <w:rFonts w:ascii="Arial" w:eastAsia="Times New Roman" w:hAnsi="Arial" w:cs="Arial"/>
+          <w:color w:val="0F1115"/>
+          <w:kern w:val="0"/>
+          <w:sz w:val="20"/>
+          <w:szCs w:val="20"/>
+          <w:lang w:val="en-US" w:eastAsia="en-GB"/>
+          <w14:ligatures w14:val="none"/>
+        </w:rPr>
+        <w:t>self._</w:t>
+      </w:r>
+      <w:proofErr w:type="spellStart"/>
+      <w:proofErr w:type="gramEnd"/>
+      <w:r>
+        <w:rPr>
+          <w:rFonts w:ascii="Arial" w:eastAsia="Times New Roman" w:hAnsi="Arial" w:cs="Arial"/>
+          <w:color w:val="0F1115"/>
+          <w:kern w:val="0"/>
+          <w:sz w:val="20"/>
+          <w:szCs w:val="20"/>
+          <w:lang w:val="en-US" w:eastAsia="en-GB"/>
+          <w14:ligatures w14:val="none"/>
+        </w:rPr>
+        <w:t>measured_</w:t>
+      </w:r>
+      <w:proofErr w:type="gramStart"/>
+      <w:r>
+        <w:rPr>
+          <w:rFonts w:ascii="Arial" w:eastAsia="Times New Roman" w:hAnsi="Arial" w:cs="Arial"/>
+          <w:color w:val="0F1115"/>
+          <w:kern w:val="0"/>
+          <w:sz w:val="20"/>
+          <w:szCs w:val="20"/>
+          <w:lang w:val="en-US" w:eastAsia="en-GB"/>
+          <w14:ligatures w14:val="none"/>
+        </w:rPr>
+        <w:t>vitals.valid</w:t>
+      </w:r>
+      <w:proofErr w:type="spellEnd"/>
+      <w:proofErr w:type="gramEnd"/>
+      <w:r>
+        <w:rPr>
+          <w:rFonts w:ascii="Arial" w:eastAsia="Times New Roman" w:hAnsi="Arial" w:cs="Arial"/>
+          <w:color w:val="0F1115"/>
+          <w:kern w:val="0"/>
+          <w:sz w:val="20"/>
+          <w:szCs w:val="20"/>
+          <w:lang w:val="en-US" w:eastAsia="en-GB"/>
+          <w14:ligatures w14:val="none"/>
+        </w:rPr>
+        <w:t xml:space="preserve"> else </w:t>
       </w:r>
       <w:proofErr w:type="spellStart"/>
       <w:proofErr w:type="gramStart"/>
@@ -14142,9 +13970,47 @@
           <w:lang w:val="en-US" w:eastAsia="en-GB"/>
           <w14:ligatures w14:val="none"/>
         </w:rPr>
-        <w:t>llm.generate</w:t>
+        <w:t>self.bridge</w:t>
+      </w:r>
+      <w:proofErr w:type="gramEnd"/>
+      <w:r>
+        <w:rPr>
+          <w:rFonts w:ascii="Arial" w:eastAsia="Times New Roman" w:hAnsi="Arial" w:cs="Arial"/>
+          <w:color w:val="0F1115"/>
+          <w:kern w:val="0"/>
+          <w:sz w:val="20"/>
+          <w:szCs w:val="20"/>
+          <w:lang w:val="en-US" w:eastAsia="en-GB"/>
+          <w14:ligatures w14:val="none"/>
+        </w:rPr>
+        <w:t>.last_</w:t>
+      </w:r>
+      <w:proofErr w:type="gramStart"/>
+      <w:r>
+        <w:rPr>
+          <w:rFonts w:ascii="Arial" w:eastAsia="Times New Roman" w:hAnsi="Arial" w:cs="Arial"/>
+          <w:color w:val="0F1115"/>
+          <w:kern w:val="0"/>
+          <w:sz w:val="20"/>
+          <w:szCs w:val="20"/>
+          <w:lang w:val="en-US" w:eastAsia="en-GB"/>
+          <w14:ligatures w14:val="none"/>
+        </w:rPr>
+        <w:t>vitals</w:t>
       </w:r>
       <w:proofErr w:type="spellEnd"/>
+      <w:r>
+        <w:rPr>
+          <w:rFonts w:ascii="Arial" w:eastAsia="Times New Roman" w:hAnsi="Arial" w:cs="Arial"/>
+          <w:color w:val="0F1115"/>
+          <w:kern w:val="0"/>
+          <w:sz w:val="20"/>
+          <w:szCs w:val="20"/>
+          <w:lang w:val="en-US" w:eastAsia="en-GB"/>
+          <w14:ligatures w14:val="none"/>
+        </w:rPr>
+        <w:t>(</w:t>
+      </w:r>
       <w:proofErr w:type="gramEnd"/>
       <w:r>
         <w:rPr>
@@ -14156,7 +14022,7 @@
           <w:lang w:val="en-US" w:eastAsia="en-GB"/>
           <w14:ligatures w14:val="none"/>
         </w:rPr>
-        <w:t>(text, vitals)</w:t>
+        <w:t>)</w:t>
       </w:r>
     </w:p>
     <w:p>
@@ -14201,7 +14067,7 @@
           <w:lang w:val="en-US" w:eastAsia="en-GB"/>
           <w14:ligatures w14:val="none"/>
         </w:rPr>
-        <w:t xml:space="preserve">    for chunk in </w:t>
+        <w:t xml:space="preserve">    text = </w:t>
       </w:r>
       <w:proofErr w:type="spellStart"/>
       <w:proofErr w:type="gramStart"/>
@@ -14215,8 +14081,9 @@
           <w:lang w:val="en-US" w:eastAsia="en-GB"/>
           <w14:ligatures w14:val="none"/>
         </w:rPr>
-        <w:t>tts.synthesize</w:t>
-      </w:r>
+        <w:t>stt.transcribe</w:t>
+      </w:r>
+      <w:proofErr w:type="spellEnd"/>
       <w:proofErr w:type="gramEnd"/>
       <w:r>
         <w:rPr>
@@ -14228,7 +14095,20 @@
           <w:lang w:val="en-US" w:eastAsia="en-GB"/>
           <w14:ligatures w14:val="none"/>
         </w:rPr>
-        <w:t>_stream</w:t>
+        <w:t>(</w:t>
+      </w:r>
+      <w:proofErr w:type="spellStart"/>
+      <w:r>
+        <w:rPr>
+          <w:rFonts w:ascii="Arial" w:eastAsia="Times New Roman" w:hAnsi="Arial" w:cs="Arial"/>
+          <w:color w:val="0F1115"/>
+          <w:kern w:val="0"/>
+          <w:sz w:val="20"/>
+          <w:szCs w:val="20"/>
+          <w:lang w:val="en-US" w:eastAsia="en-GB"/>
+          <w14:ligatures w14:val="none"/>
+        </w:rPr>
+        <w:t>pcm</w:t>
       </w:r>
       <w:proofErr w:type="spellEnd"/>
       <w:r>
@@ -14241,7 +14121,7 @@
           <w:lang w:val="en-US" w:eastAsia="en-GB"/>
           <w14:ligatures w14:val="none"/>
         </w:rPr>
-        <w:t>(reply):</w:t>
+        <w:t>) or "I need first aid help"</w:t>
       </w:r>
     </w:p>
     <w:p>
@@ -14286,7 +14166,7 @@
           <w:lang w:val="en-US" w:eastAsia="en-GB"/>
           <w14:ligatures w14:val="none"/>
         </w:rPr>
-        <w:t xml:space="preserve">        </w:t>
+        <w:t xml:space="preserve">    reply = </w:t>
       </w:r>
       <w:proofErr w:type="spellStart"/>
       <w:proofErr w:type="gramStart"/>
@@ -14300,8 +14180,9 @@
           <w:lang w:val="en-US" w:eastAsia="en-GB"/>
           <w14:ligatures w14:val="none"/>
         </w:rPr>
-        <w:t>self.bridge</w:t>
-      </w:r>
+        <w:t>llm.generate</w:t>
+      </w:r>
+      <w:proofErr w:type="spellEnd"/>
       <w:proofErr w:type="gramEnd"/>
       <w:r>
         <w:rPr>
@@ -14313,20 +14194,7 @@
           <w:lang w:val="en-US" w:eastAsia="en-GB"/>
           <w14:ligatures w14:val="none"/>
         </w:rPr>
-        <w:t>.send_audio_down</w:t>
-      </w:r>
-      <w:proofErr w:type="spellEnd"/>
-      <w:r>
-        <w:rPr>
-          <w:rFonts w:ascii="Arial" w:eastAsia="Times New Roman" w:hAnsi="Arial" w:cs="Arial"/>
-          <w:color w:val="0F1115"/>
-          <w:kern w:val="0"/>
-          <w:sz w:val="20"/>
-          <w:szCs w:val="20"/>
-          <w:lang w:val="en-US" w:eastAsia="en-GB"/>
-          <w14:ligatures w14:val="none"/>
-        </w:rPr>
-        <w:t>(chunk)</w:t>
+        <w:t>(text, vitals)</w:t>
       </w:r>
     </w:p>
     <w:p>
@@ -14371,7 +14239,7 @@
           <w:lang w:val="en-US" w:eastAsia="en-GB"/>
           <w14:ligatures w14:val="none"/>
         </w:rPr>
-        <w:t xml:space="preserve">    </w:t>
+        <w:t xml:space="preserve">    for chunk in </w:t>
       </w:r>
       <w:proofErr w:type="spellStart"/>
       <w:proofErr w:type="gramStart"/>
@@ -14385,7 +14253,7 @@
           <w:lang w:val="en-US" w:eastAsia="en-GB"/>
           <w14:ligatures w14:val="none"/>
         </w:rPr>
-        <w:t>self.bridge</w:t>
+        <w:t>tts.synthesize</w:t>
       </w:r>
       <w:proofErr w:type="gramEnd"/>
       <w:r>
@@ -14398,20 +14266,7 @@
           <w:lang w:val="en-US" w:eastAsia="en-GB"/>
           <w14:ligatures w14:val="none"/>
         </w:rPr>
-        <w:t>.send_playback_</w:t>
-      </w:r>
-      <w:proofErr w:type="gramStart"/>
-      <w:r>
-        <w:rPr>
-          <w:rFonts w:ascii="Arial" w:eastAsia="Times New Roman" w:hAnsi="Arial" w:cs="Arial"/>
-          <w:color w:val="0F1115"/>
-          <w:kern w:val="0"/>
-          <w:sz w:val="20"/>
-          <w:szCs w:val="20"/>
-          <w:lang w:val="en-US" w:eastAsia="en-GB"/>
-          <w14:ligatures w14:val="none"/>
-        </w:rPr>
-        <w:t>end</w:t>
+        <w:t>_stream</w:t>
       </w:r>
       <w:proofErr w:type="spellEnd"/>
       <w:r>
@@ -14424,20 +14279,7 @@
           <w:lang w:val="en-US" w:eastAsia="en-GB"/>
           <w14:ligatures w14:val="none"/>
         </w:rPr>
-        <w:t>(</w:t>
-      </w:r>
-      <w:proofErr w:type="gramEnd"/>
-      <w:r>
-        <w:rPr>
-          <w:rFonts w:ascii="Arial" w:eastAsia="Times New Roman" w:hAnsi="Arial" w:cs="Arial"/>
-          <w:color w:val="0F1115"/>
-          <w:kern w:val="0"/>
-          <w:sz w:val="20"/>
-          <w:szCs w:val="20"/>
-          <w:lang w:val="en-US" w:eastAsia="en-GB"/>
-          <w14:ligatures w14:val="none"/>
-        </w:rPr>
-        <w:t>)</w:t>
+        <w:t>(reply):</w:t>
       </w:r>
     </w:p>
     <w:p>
@@ -14472,6 +14314,58 @@
           <w14:ligatures w14:val="none"/>
         </w:rPr>
       </w:pPr>
+      <w:r>
+        <w:rPr>
+          <w:rFonts w:ascii="Arial" w:eastAsia="Times New Roman" w:hAnsi="Arial" w:cs="Arial"/>
+          <w:color w:val="0F1115"/>
+          <w:kern w:val="0"/>
+          <w:sz w:val="20"/>
+          <w:szCs w:val="20"/>
+          <w:lang w:val="en-US" w:eastAsia="en-GB"/>
+          <w14:ligatures w14:val="none"/>
+        </w:rPr>
+        <w:t xml:space="preserve">        </w:t>
+      </w:r>
+      <w:proofErr w:type="spellStart"/>
+      <w:proofErr w:type="gramStart"/>
+      <w:r>
+        <w:rPr>
+          <w:rFonts w:ascii="Arial" w:eastAsia="Times New Roman" w:hAnsi="Arial" w:cs="Arial"/>
+          <w:color w:val="0F1115"/>
+          <w:kern w:val="0"/>
+          <w:sz w:val="20"/>
+          <w:szCs w:val="20"/>
+          <w:lang w:val="en-US" w:eastAsia="en-GB"/>
+          <w14:ligatures w14:val="none"/>
+        </w:rPr>
+        <w:t>self.bridge</w:t>
+      </w:r>
+      <w:proofErr w:type="gramEnd"/>
+      <w:r>
+        <w:rPr>
+          <w:rFonts w:ascii="Arial" w:eastAsia="Times New Roman" w:hAnsi="Arial" w:cs="Arial"/>
+          <w:color w:val="0F1115"/>
+          <w:kern w:val="0"/>
+          <w:sz w:val="20"/>
+          <w:szCs w:val="20"/>
+          <w:lang w:val="en-US" w:eastAsia="en-GB"/>
+          <w14:ligatures w14:val="none"/>
+        </w:rPr>
+        <w:t>.send_audio_down</w:t>
+      </w:r>
+      <w:proofErr w:type="spellEnd"/>
+      <w:r>
+        <w:rPr>
+          <w:rFonts w:ascii="Arial" w:eastAsia="Times New Roman" w:hAnsi="Arial" w:cs="Arial"/>
+          <w:color w:val="0F1115"/>
+          <w:kern w:val="0"/>
+          <w:sz w:val="20"/>
+          <w:szCs w:val="20"/>
+          <w:lang w:val="en-US" w:eastAsia="en-GB"/>
+          <w14:ligatures w14:val="none"/>
+        </w:rPr>
+        <w:t>(chunk)</w:t>
+      </w:r>
     </w:p>
     <w:p>
       <w:pPr>
@@ -14495,57 +14389,67 @@
         </w:tabs>
         <w:wordWrap w:val="0"/>
         <w:spacing w:after="0" w:line="330" w:lineRule="atLeast"/>
-        <w:jc w:val="both"/>
-        <w:rPr>
-          <w:rFonts w:ascii="Arial" w:eastAsia="Times New Roman" w:hAnsi="Arial" w:cs="Arial"/>
-          <w:color w:val="0F1115"/>
-          <w:kern w:val="0"/>
-          <w:sz w:val="24"/>
-          <w:szCs w:val="24"/>
-          <w:lang w:val="en-US" w:eastAsia="en-GB"/>
-          <w14:ligatures w14:val="none"/>
-        </w:rPr>
-      </w:pPr>
-      <w:r>
-        <w:rPr>
-          <w:rFonts w:ascii="Arial" w:eastAsia="Times New Roman" w:hAnsi="Arial" w:cs="Arial"/>
-          <w:b/>
-          <w:bCs/>
-          <w:i/>
-          <w:iCs/>
-          <w:color w:val="0F1115"/>
-          <w:kern w:val="0"/>
-          <w:sz w:val="24"/>
-          <w:szCs w:val="24"/>
-          <w:lang w:val="en-US" w:eastAsia="en-GB"/>
-          <w14:ligatures w14:val="none"/>
-        </w:rPr>
-        <w:t>What it does:</w:t>
-      </w:r>
-      <w:r>
-        <w:rPr>
-          <w:rFonts w:ascii="Arial" w:eastAsia="Times New Roman" w:hAnsi="Arial" w:cs="Arial"/>
-          <w:color w:val="0F1115"/>
-          <w:kern w:val="0"/>
-          <w:sz w:val="24"/>
-          <w:szCs w:val="24"/>
-          <w:lang w:val="en-US" w:eastAsia="en-GB"/>
-          <w14:ligatures w14:val="none"/>
-        </w:rPr>
-        <w:t xml:space="preserve"> After recording stops, the PC transcribes English speech with Faster-Whisper, asks Llama 3.2 through local </w:t>
+        <w:rPr>
+          <w:rFonts w:ascii="Arial" w:eastAsia="Times New Roman" w:hAnsi="Arial" w:cs="Arial"/>
+          <w:color w:val="0F1115"/>
+          <w:kern w:val="0"/>
+          <w:sz w:val="20"/>
+          <w:szCs w:val="20"/>
+          <w:lang w:val="en-US" w:eastAsia="en-GB"/>
+          <w14:ligatures w14:val="none"/>
+        </w:rPr>
+      </w:pPr>
+      <w:r>
+        <w:rPr>
+          <w:rFonts w:ascii="Arial" w:eastAsia="Times New Roman" w:hAnsi="Arial" w:cs="Arial"/>
+          <w:color w:val="0F1115"/>
+          <w:kern w:val="0"/>
+          <w:sz w:val="20"/>
+          <w:szCs w:val="20"/>
+          <w:lang w:val="en-US" w:eastAsia="en-GB"/>
+          <w14:ligatures w14:val="none"/>
+        </w:rPr>
+        <w:t xml:space="preserve">    </w:t>
       </w:r>
       <w:proofErr w:type="spellStart"/>
-      <w:r>
-        <w:rPr>
-          <w:rFonts w:ascii="Arial" w:eastAsia="Times New Roman" w:hAnsi="Arial" w:cs="Arial"/>
-          <w:color w:val="0F1115"/>
-          <w:kern w:val="0"/>
-          <w:sz w:val="24"/>
-          <w:szCs w:val="24"/>
-          <w:lang w:val="en-US" w:eastAsia="en-GB"/>
-          <w14:ligatures w14:val="none"/>
-        </w:rPr>
-        <w:t>Ollama</w:t>
+      <w:proofErr w:type="gramStart"/>
+      <w:r>
+        <w:rPr>
+          <w:rFonts w:ascii="Arial" w:eastAsia="Times New Roman" w:hAnsi="Arial" w:cs="Arial"/>
+          <w:color w:val="0F1115"/>
+          <w:kern w:val="0"/>
+          <w:sz w:val="20"/>
+          <w:szCs w:val="20"/>
+          <w:lang w:val="en-US" w:eastAsia="en-GB"/>
+          <w14:ligatures w14:val="none"/>
+        </w:rPr>
+        <w:t>self.bridge</w:t>
+      </w:r>
+      <w:proofErr w:type="gramEnd"/>
+      <w:r>
+        <w:rPr>
+          <w:rFonts w:ascii="Arial" w:eastAsia="Times New Roman" w:hAnsi="Arial" w:cs="Arial"/>
+          <w:color w:val="0F1115"/>
+          <w:kern w:val="0"/>
+          <w:sz w:val="20"/>
+          <w:szCs w:val="20"/>
+          <w:lang w:val="en-US" w:eastAsia="en-GB"/>
+          <w14:ligatures w14:val="none"/>
+        </w:rPr>
+        <w:t>.send_playback_</w:t>
+      </w:r>
+      <w:proofErr w:type="gramStart"/>
+      <w:r>
+        <w:rPr>
+          <w:rFonts w:ascii="Arial" w:eastAsia="Times New Roman" w:hAnsi="Arial" w:cs="Arial"/>
+          <w:color w:val="0F1115"/>
+          <w:kern w:val="0"/>
+          <w:sz w:val="20"/>
+          <w:szCs w:val="20"/>
+          <w:lang w:val="en-US" w:eastAsia="en-GB"/>
+          <w14:ligatures w14:val="none"/>
+        </w:rPr>
+        <w:t>end</w:t>
       </w:r>
       <w:proofErr w:type="spellEnd"/>
       <w:r>
@@ -14553,38 +14457,25 @@
           <w:rFonts w:ascii="Arial" w:eastAsia="Times New Roman" w:hAnsi="Arial" w:cs="Arial"/>
           <w:color w:val="0F1115"/>
           <w:kern w:val="0"/>
-          <w:sz w:val="24"/>
-          <w:szCs w:val="24"/>
-          <w:lang w:val="en-US" w:eastAsia="en-GB"/>
-          <w14:ligatures w14:val="none"/>
-        </w:rPr>
-        <w:t xml:space="preserve"> for a short first-aid reply (using stored vitals if available), </w:t>
-      </w:r>
-      <w:proofErr w:type="spellStart"/>
-      <w:r>
-        <w:rPr>
-          <w:rFonts w:ascii="Arial" w:eastAsia="Times New Roman" w:hAnsi="Arial" w:cs="Arial"/>
-          <w:color w:val="0F1115"/>
-          <w:kern w:val="0"/>
-          <w:sz w:val="24"/>
-          <w:szCs w:val="24"/>
-          <w:lang w:val="en-US" w:eastAsia="en-GB"/>
-          <w14:ligatures w14:val="none"/>
-        </w:rPr>
-        <w:t>synthesises</w:t>
-      </w:r>
-      <w:proofErr w:type="spellEnd"/>
-      <w:r>
-        <w:rPr>
-          <w:rFonts w:ascii="Arial" w:eastAsia="Times New Roman" w:hAnsi="Arial" w:cs="Arial"/>
-          <w:color w:val="0F1115"/>
-          <w:kern w:val="0"/>
-          <w:sz w:val="24"/>
-          <w:szCs w:val="24"/>
-          <w:lang w:val="en-US" w:eastAsia="en-GB"/>
-          <w14:ligatures w14:val="none"/>
-        </w:rPr>
-        <w:t xml:space="preserve"> speech with Piper, and sends audio back to the ESP32 for the MAX98357A.</w:t>
+          <w:sz w:val="20"/>
+          <w:szCs w:val="20"/>
+          <w:lang w:val="en-US" w:eastAsia="en-GB"/>
+          <w14:ligatures w14:val="none"/>
+        </w:rPr>
+        <w:t>(</w:t>
+      </w:r>
+      <w:proofErr w:type="gramEnd"/>
+      <w:r>
+        <w:rPr>
+          <w:rFonts w:ascii="Arial" w:eastAsia="Times New Roman" w:hAnsi="Arial" w:cs="Arial"/>
+          <w:color w:val="0F1115"/>
+          <w:kern w:val="0"/>
+          <w:sz w:val="20"/>
+          <w:szCs w:val="20"/>
+          <w:lang w:val="en-US" w:eastAsia="en-GB"/>
+          <w14:ligatures w14:val="none"/>
+        </w:rPr>
+        <w:t>)</w:t>
       </w:r>
     </w:p>
     <w:p>
@@ -14609,45 +14500,16 @@
         </w:tabs>
         <w:wordWrap w:val="0"/>
         <w:spacing w:after="0" w:line="330" w:lineRule="atLeast"/>
-        <w:jc w:val="both"/>
-        <w:rPr>
-          <w:rFonts w:ascii="Arial" w:eastAsia="Times New Roman" w:hAnsi="Arial" w:cs="Arial"/>
-          <w:color w:val="0F1115"/>
-          <w:kern w:val="0"/>
-          <w:sz w:val="24"/>
-          <w:szCs w:val="24"/>
-          <w:lang w:val="en-US" w:eastAsia="en-GB"/>
-          <w14:ligatures w14:val="none"/>
-        </w:rPr>
-      </w:pPr>
-      <w:r>
-        <w:rPr>
-          <w:rFonts w:ascii="Arial" w:eastAsia="Times New Roman" w:hAnsi="Arial" w:cs="Arial"/>
-          <w:b/>
-          <w:bCs/>
-          <w:i/>
-          <w:iCs/>
-          <w:color w:val="0F1115"/>
-          <w:kern w:val="0"/>
-          <w:sz w:val="24"/>
-          <w:szCs w:val="24"/>
-          <w:lang w:val="en-US" w:eastAsia="en-GB"/>
-          <w14:ligatures w14:val="none"/>
-        </w:rPr>
-        <w:t>Why it is needed:</w:t>
-      </w:r>
-      <w:r>
-        <w:rPr>
-          <w:rFonts w:ascii="Arial" w:eastAsia="Times New Roman" w:hAnsi="Arial" w:cs="Arial"/>
-          <w:color w:val="0F1115"/>
-          <w:kern w:val="0"/>
-          <w:sz w:val="24"/>
-          <w:szCs w:val="24"/>
-          <w:lang w:val="en-US" w:eastAsia="en-GB"/>
-          <w14:ligatures w14:val="none"/>
-        </w:rPr>
-        <w:t> This is the core “intelligence” of the project. It replaces template ideas such as energy-based command matching and pre-recorded “light on” clips in flash. The system understands open descriptions (“heavy bleeding,” “choking”) instead of only three fixed commands.</w:t>
-      </w:r>
+        <w:rPr>
+          <w:rFonts w:ascii="Arial" w:eastAsia="Times New Roman" w:hAnsi="Arial" w:cs="Arial"/>
+          <w:color w:val="0F1115"/>
+          <w:kern w:val="0"/>
+          <w:sz w:val="20"/>
+          <w:szCs w:val="20"/>
+          <w:lang w:val="en-US" w:eastAsia="en-GB"/>
+          <w14:ligatures w14:val="none"/>
+        </w:rPr>
+      </w:pPr>
     </w:p>
     <w:p>
       <w:pPr>
@@ -14682,6 +14544,86 @@
           <w14:ligatures w14:val="none"/>
         </w:rPr>
       </w:pPr>
+      <w:r>
+        <w:rPr>
+          <w:rFonts w:ascii="Arial" w:eastAsia="Times New Roman" w:hAnsi="Arial" w:cs="Arial"/>
+          <w:b/>
+          <w:bCs/>
+          <w:i/>
+          <w:iCs/>
+          <w:color w:val="0F1115"/>
+          <w:kern w:val="0"/>
+          <w:sz w:val="24"/>
+          <w:szCs w:val="24"/>
+          <w:lang w:val="en-US" w:eastAsia="en-GB"/>
+          <w14:ligatures w14:val="none"/>
+        </w:rPr>
+        <w:t>What it does:</w:t>
+      </w:r>
+      <w:r>
+        <w:rPr>
+          <w:rFonts w:ascii="Arial" w:eastAsia="Times New Roman" w:hAnsi="Arial" w:cs="Arial"/>
+          <w:color w:val="0F1115"/>
+          <w:kern w:val="0"/>
+          <w:sz w:val="24"/>
+          <w:szCs w:val="24"/>
+          <w:lang w:val="en-US" w:eastAsia="en-GB"/>
+          <w14:ligatures w14:val="none"/>
+        </w:rPr>
+        <w:t xml:space="preserve"> After recording stops, the PC transcribes English speech with Faster-Whisper, asks Llama 3.2 through local </w:t>
+      </w:r>
+      <w:proofErr w:type="spellStart"/>
+      <w:r>
+        <w:rPr>
+          <w:rFonts w:ascii="Arial" w:eastAsia="Times New Roman" w:hAnsi="Arial" w:cs="Arial"/>
+          <w:color w:val="0F1115"/>
+          <w:kern w:val="0"/>
+          <w:sz w:val="24"/>
+          <w:szCs w:val="24"/>
+          <w:lang w:val="en-US" w:eastAsia="en-GB"/>
+          <w14:ligatures w14:val="none"/>
+        </w:rPr>
+        <w:t>Ollama</w:t>
+      </w:r>
+      <w:proofErr w:type="spellEnd"/>
+      <w:r>
+        <w:rPr>
+          <w:rFonts w:ascii="Arial" w:eastAsia="Times New Roman" w:hAnsi="Arial" w:cs="Arial"/>
+          <w:color w:val="0F1115"/>
+          <w:kern w:val="0"/>
+          <w:sz w:val="24"/>
+          <w:szCs w:val="24"/>
+          <w:lang w:val="en-US" w:eastAsia="en-GB"/>
+          <w14:ligatures w14:val="none"/>
+        </w:rPr>
+        <w:t xml:space="preserve"> for a short first-aid reply (using stored vitals if available), </w:t>
+      </w:r>
+      <w:proofErr w:type="spellStart"/>
+      <w:r>
+        <w:rPr>
+          <w:rFonts w:ascii="Arial" w:eastAsia="Times New Roman" w:hAnsi="Arial" w:cs="Arial"/>
+          <w:color w:val="0F1115"/>
+          <w:kern w:val="0"/>
+          <w:sz w:val="24"/>
+          <w:szCs w:val="24"/>
+          <w:lang w:val="en-US" w:eastAsia="en-GB"/>
+          <w14:ligatures w14:val="none"/>
+        </w:rPr>
+        <w:t>synthesises</w:t>
+      </w:r>
+      <w:proofErr w:type="spellEnd"/>
+      <w:r>
+        <w:rPr>
+          <w:rFonts w:ascii="Arial" w:eastAsia="Times New Roman" w:hAnsi="Arial" w:cs="Arial"/>
+          <w:color w:val="0F1115"/>
+          <w:kern w:val="0"/>
+          <w:sz w:val="24"/>
+          <w:szCs w:val="24"/>
+          <w:lang w:val="en-US" w:eastAsia="en-GB"/>
+          <w14:ligatures w14:val="none"/>
+        </w:rPr>
+        <w:t xml:space="preserve"> speech with Piper, and sends audio back to the ESP32 for the MAX98357A.</w:t>
+      </w:r>
     </w:p>
     <w:p>
       <w:pPr>
@@ -14721,14 +14663,28 @@
           <w:rFonts w:ascii="Arial" w:eastAsia="Times New Roman" w:hAnsi="Arial" w:cs="Arial"/>
           <w:b/>
           <w:bCs/>
-          <w:color w:val="0F1115"/>
-          <w:kern w:val="0"/>
-          <w:sz w:val="24"/>
-          <w:szCs w:val="24"/>
-          <w:lang w:val="en-US" w:eastAsia="en-GB"/>
-          <w14:ligatures w14:val="none"/>
-        </w:rPr>
-        <w:t>What we do not implement (template vs our project)</w:t>
+          <w:i/>
+          <w:iCs/>
+          <w:color w:val="0F1115"/>
+          <w:kern w:val="0"/>
+          <w:sz w:val="24"/>
+          <w:szCs w:val="24"/>
+          <w:lang w:val="en-US" w:eastAsia="en-GB"/>
+          <w14:ligatures w14:val="none"/>
+        </w:rPr>
+        <w:t>Why it is needed:</w:t>
+      </w:r>
+      <w:r>
+        <w:rPr>
+          <w:rFonts w:ascii="Arial" w:eastAsia="Times New Roman" w:hAnsi="Arial" w:cs="Arial"/>
+          <w:color w:val="0F1115"/>
+          <w:kern w:val="0"/>
+          <w:sz w:val="24"/>
+          <w:szCs w:val="24"/>
+          <w:lang w:val="en-US" w:eastAsia="en-GB"/>
+          <w14:ligatures w14:val="none"/>
+        </w:rPr>
+        <w:t> This is the core “intelligence” of the project. It replaces template ideas such as energy-based command matching and pre-recorded “light on” clips in flash. The system understands open descriptions (“heavy bleeding,” “choking”) instead of only three fixed commands.</w:t>
       </w:r>
     </w:p>
     <w:p>
@@ -14764,70 +14720,6 @@
           <w14:ligatures w14:val="none"/>
         </w:rPr>
       </w:pPr>
-      <w:r>
-        <w:rPr>
-          <w:rFonts w:ascii="Arial" w:eastAsia="Times New Roman" w:hAnsi="Arial" w:cs="Arial"/>
-          <w:color w:val="0F1115"/>
-          <w:kern w:val="0"/>
-          <w:sz w:val="24"/>
-          <w:szCs w:val="24"/>
-          <w:lang w:val="en-US" w:eastAsia="en-GB"/>
-          <w14:ligatures w14:val="none"/>
-        </w:rPr>
-        <w:t>We do </w:t>
-      </w:r>
-      <w:r>
-        <w:rPr>
-          <w:rFonts w:ascii="Arial" w:eastAsia="Times New Roman" w:hAnsi="Arial" w:cs="Arial"/>
-          <w:b/>
-          <w:bCs/>
-          <w:color w:val="0F1115"/>
-          <w:kern w:val="0"/>
-          <w:sz w:val="24"/>
-          <w:szCs w:val="24"/>
-          <w:lang w:val="en-US" w:eastAsia="en-GB"/>
-          <w14:ligatures w14:val="none"/>
-        </w:rPr>
-        <w:t>not</w:t>
-      </w:r>
-      <w:r>
-        <w:rPr>
-          <w:rFonts w:ascii="Arial" w:eastAsia="Times New Roman" w:hAnsi="Arial" w:cs="Arial"/>
-          <w:color w:val="0F1115"/>
-          <w:kern w:val="0"/>
-          <w:sz w:val="24"/>
-          <w:szCs w:val="24"/>
-          <w:lang w:val="en-US" w:eastAsia="en-GB"/>
-          <w14:ligatures w14:val="none"/>
-        </w:rPr>
-        <w:t xml:space="preserve"> load a </w:t>
-      </w:r>
-      <w:proofErr w:type="spellStart"/>
-      <w:r>
-        <w:rPr>
-          <w:rFonts w:ascii="Arial" w:eastAsia="Times New Roman" w:hAnsi="Arial" w:cs="Arial"/>
-          <w:color w:val="0F1115"/>
-          <w:kern w:val="0"/>
-          <w:sz w:val="24"/>
-          <w:szCs w:val="24"/>
-          <w:lang w:val="en-US" w:eastAsia="en-GB"/>
-          <w14:ligatures w14:val="none"/>
-        </w:rPr>
-        <w:t>TFLite</w:t>
-      </w:r>
-      <w:proofErr w:type="spellEnd"/>
-      <w:r>
-        <w:rPr>
-          <w:rFonts w:ascii="Arial" w:eastAsia="Times New Roman" w:hAnsi="Arial" w:cs="Arial"/>
-          <w:color w:val="0F1115"/>
-          <w:kern w:val="0"/>
-          <w:sz w:val="24"/>
-          <w:szCs w:val="24"/>
-          <w:lang w:val="en-US" w:eastAsia="en-GB"/>
-          <w14:ligatures w14:val="none"/>
-        </w:rPr>
-        <w:t xml:space="preserve"> wake-word model, record a fixed two seconds after “Hey Assistant,” or play canned responses from PROGMEM. That design would fit a simple light switch; our goal is an offline first-aid voice assistant with an LLM on the PC. Wake-word on the ESP32 remains possible future work (Edge Impulse) but is not in the submitted firmware.</w:t>
-      </w:r>
     </w:p>
     <w:p>
       <w:pPr>
@@ -14874,6 +14766,165 @@
           <w:lang w:val="en-US" w:eastAsia="en-GB"/>
           <w14:ligatures w14:val="none"/>
         </w:rPr>
+        <w:t>What we do not implement (template vs our project)</w:t>
+      </w:r>
+    </w:p>
+    <w:p>
+      <w:pPr>
+        <w:tabs>
+          <w:tab w:val="left" w:pos="916"/>
+          <w:tab w:val="left" w:pos="1832"/>
+          <w:tab w:val="left" w:pos="2748"/>
+          <w:tab w:val="left" w:pos="3664"/>
+          <w:tab w:val="left" w:pos="4580"/>
+          <w:tab w:val="left" w:pos="5496"/>
+          <w:tab w:val="left" w:pos="6412"/>
+          <w:tab w:val="left" w:pos="7328"/>
+          <w:tab w:val="left" w:pos="8244"/>
+          <w:tab w:val="left" w:pos="9160"/>
+          <w:tab w:val="left" w:pos="10076"/>
+          <w:tab w:val="left" w:pos="10992"/>
+          <w:tab w:val="left" w:pos="11908"/>
+          <w:tab w:val="left" w:pos="12824"/>
+          <w:tab w:val="left" w:pos="13740"/>
+          <w:tab w:val="left" w:pos="14656"/>
+        </w:tabs>
+        <w:wordWrap w:val="0"/>
+        <w:spacing w:after="0" w:line="330" w:lineRule="atLeast"/>
+        <w:jc w:val="both"/>
+        <w:rPr>
+          <w:rFonts w:ascii="Arial" w:eastAsia="Times New Roman" w:hAnsi="Arial" w:cs="Arial"/>
+          <w:color w:val="0F1115"/>
+          <w:kern w:val="0"/>
+          <w:sz w:val="24"/>
+          <w:szCs w:val="24"/>
+          <w:lang w:val="en-US" w:eastAsia="en-GB"/>
+          <w14:ligatures w14:val="none"/>
+        </w:rPr>
+      </w:pPr>
+      <w:r>
+        <w:rPr>
+          <w:rFonts w:ascii="Arial" w:eastAsia="Times New Roman" w:hAnsi="Arial" w:cs="Arial"/>
+          <w:color w:val="0F1115"/>
+          <w:kern w:val="0"/>
+          <w:sz w:val="24"/>
+          <w:szCs w:val="24"/>
+          <w:lang w:val="en-US" w:eastAsia="en-GB"/>
+          <w14:ligatures w14:val="none"/>
+        </w:rPr>
+        <w:t>We do </w:t>
+      </w:r>
+      <w:r>
+        <w:rPr>
+          <w:rFonts w:ascii="Arial" w:eastAsia="Times New Roman" w:hAnsi="Arial" w:cs="Arial"/>
+          <w:b/>
+          <w:bCs/>
+          <w:color w:val="0F1115"/>
+          <w:kern w:val="0"/>
+          <w:sz w:val="24"/>
+          <w:szCs w:val="24"/>
+          <w:lang w:val="en-US" w:eastAsia="en-GB"/>
+          <w14:ligatures w14:val="none"/>
+        </w:rPr>
+        <w:t>not</w:t>
+      </w:r>
+      <w:r>
+        <w:rPr>
+          <w:rFonts w:ascii="Arial" w:eastAsia="Times New Roman" w:hAnsi="Arial" w:cs="Arial"/>
+          <w:color w:val="0F1115"/>
+          <w:kern w:val="0"/>
+          <w:sz w:val="24"/>
+          <w:szCs w:val="24"/>
+          <w:lang w:val="en-US" w:eastAsia="en-GB"/>
+          <w14:ligatures w14:val="none"/>
+        </w:rPr>
+        <w:t xml:space="preserve"> load a </w:t>
+      </w:r>
+      <w:proofErr w:type="spellStart"/>
+      <w:r>
+        <w:rPr>
+          <w:rFonts w:ascii="Arial" w:eastAsia="Times New Roman" w:hAnsi="Arial" w:cs="Arial"/>
+          <w:color w:val="0F1115"/>
+          <w:kern w:val="0"/>
+          <w:sz w:val="24"/>
+          <w:szCs w:val="24"/>
+          <w:lang w:val="en-US" w:eastAsia="en-GB"/>
+          <w14:ligatures w14:val="none"/>
+        </w:rPr>
+        <w:t>TFLite</w:t>
+      </w:r>
+      <w:proofErr w:type="spellEnd"/>
+      <w:r>
+        <w:rPr>
+          <w:rFonts w:ascii="Arial" w:eastAsia="Times New Roman" w:hAnsi="Arial" w:cs="Arial"/>
+          <w:color w:val="0F1115"/>
+          <w:kern w:val="0"/>
+          <w:sz w:val="24"/>
+          <w:szCs w:val="24"/>
+          <w:lang w:val="en-US" w:eastAsia="en-GB"/>
+          <w14:ligatures w14:val="none"/>
+        </w:rPr>
+        <w:t xml:space="preserve"> wake-word model, record a fixed two seconds after “Hey Assistant,” or play canned responses from PROGMEM. That design would fit a simple li</w:t>
+      </w:r>
+      <w:r>
+        <w:rPr>
+          <w:rFonts w:ascii="Arial" w:eastAsia="Times New Roman" w:hAnsi="Arial" w:cs="Arial"/>
+          <w:color w:val="0F1115"/>
+          <w:kern w:val="0"/>
+          <w:sz w:val="24"/>
+          <w:szCs w:val="24"/>
+          <w:lang w:val="en-US" w:eastAsia="en-GB"/>
+          <w14:ligatures w14:val="none"/>
+        </w:rPr>
+        <w:lastRenderedPageBreak/>
+        <w:t>ght switch; our goal is an offline first-aid voice assistant with an LLM on the PC. Wake-word on the ESP32 remains possible future work (Edge Impulse) but is not in the submitted firmware.</w:t>
+      </w:r>
+    </w:p>
+    <w:p>
+      <w:pPr>
+        <w:tabs>
+          <w:tab w:val="left" w:pos="916"/>
+          <w:tab w:val="left" w:pos="1832"/>
+          <w:tab w:val="left" w:pos="2748"/>
+          <w:tab w:val="left" w:pos="3664"/>
+          <w:tab w:val="left" w:pos="4580"/>
+          <w:tab w:val="left" w:pos="5496"/>
+          <w:tab w:val="left" w:pos="6412"/>
+          <w:tab w:val="left" w:pos="7328"/>
+          <w:tab w:val="left" w:pos="8244"/>
+          <w:tab w:val="left" w:pos="9160"/>
+          <w:tab w:val="left" w:pos="10076"/>
+          <w:tab w:val="left" w:pos="10992"/>
+          <w:tab w:val="left" w:pos="11908"/>
+          <w:tab w:val="left" w:pos="12824"/>
+          <w:tab w:val="left" w:pos="13740"/>
+          <w:tab w:val="left" w:pos="14656"/>
+        </w:tabs>
+        <w:wordWrap w:val="0"/>
+        <w:spacing w:after="0" w:line="330" w:lineRule="atLeast"/>
+        <w:jc w:val="both"/>
+        <w:rPr>
+          <w:rFonts w:ascii="Arial" w:eastAsia="Times New Roman" w:hAnsi="Arial" w:cs="Arial"/>
+          <w:color w:val="0F1115"/>
+          <w:kern w:val="0"/>
+          <w:sz w:val="24"/>
+          <w:szCs w:val="24"/>
+          <w:lang w:val="en-US" w:eastAsia="en-GB"/>
+          <w14:ligatures w14:val="none"/>
+        </w:rPr>
+      </w:pPr>
+      <w:r>
+        <w:rPr>
+          <w:rFonts w:ascii="Arial" w:eastAsia="Times New Roman" w:hAnsi="Arial" w:cs="Arial"/>
+          <w:b/>
+          <w:bCs/>
+          <w:color w:val="0F1115"/>
+          <w:kern w:val="0"/>
+          <w:sz w:val="24"/>
+          <w:szCs w:val="24"/>
+          <w:lang w:val="en-US" w:eastAsia="en-GB"/>
+          <w14:ligatures w14:val="none"/>
+        </w:rPr>
         <w:t xml:space="preserve">Submission </w:t>
       </w:r>
       <w:proofErr w:type="gramStart"/>
@@ -15224,7 +15275,6 @@
           <w:lang w:val="en-US" w:eastAsia="en-GB"/>
           <w14:ligatures w14:val="none"/>
         </w:rPr>
-        <w:lastRenderedPageBreak/>
         <w:t xml:space="preserve">The INMP441 gives clean 16 kHz mono I2S data once wiring and sample rate were correct. We initially tried a higher sample rate and the playback path sounded wrong until we fixed 16 kHz and the stereo 32-bit slot format on the MAX98357A output. Sensor data is more nuanced but is computed by a real PPG pipeline, not a placeholder. </w:t>
       </w:r>
       <w:r>
@@ -15570,7 +15620,20 @@
           <w:lang w:val="en-US" w:eastAsia="en-GB"/>
           <w14:ligatures w14:val="none"/>
         </w:rPr>
-        <w:t xml:space="preserve"> runs on localhost; Whisper and Piper use local model files. The practical "connection" problems were serial-port related: choosing the correct COM port (data UART vs USB-JTAG log port), occasional need to reconnect after </w:t>
+        <w:t xml:space="preserve"> runs on localhost; Whisper and Piper use local model files. The practical "connection" problems were serial-port related: choosing the correct </w:t>
+      </w:r>
+      <w:r>
+        <w:rPr>
+          <w:rFonts w:ascii="Arial" w:eastAsia="Times New Roman" w:hAnsi="Arial" w:cs="Arial"/>
+          <w:color w:val="0F1115"/>
+          <w:kern w:val="0"/>
+          <w:sz w:val="24"/>
+          <w:szCs w:val="24"/>
+          <w:lang w:val="en-US" w:eastAsia="en-GB"/>
+          <w14:ligatures w14:val="none"/>
+        </w:rPr>
+        <w:lastRenderedPageBreak/>
+        <w:t xml:space="preserve">COM port (data UART vs USB-JTAG log port), occasional need to reconnect after </w:t>
       </w:r>
       <w:proofErr w:type="spellStart"/>
       <w:r>
@@ -15778,20 +15841,7 @@
           <w:lang w:val="en-US" w:eastAsia="en-GB"/>
           <w14:ligatures w14:val="none"/>
         </w:rPr>
-        <w:t xml:space="preserve">We solved these issues in the firmware and PC code that we submitted, not with wake-word muting or flash-stored PCM phrases. Command understanding is not amplitude thresholding on the ESP32; it is open-vocabulary speech recognition and an LLM on the PC. Echo from the speaker into the microphone can still happen physically on the </w:t>
-      </w:r>
-      <w:r>
-        <w:rPr>
-          <w:rFonts w:ascii="Arial" w:eastAsia="Times New Roman" w:hAnsi="Arial" w:cs="Arial"/>
-          <w:color w:val="0F1115"/>
-          <w:kern w:val="0"/>
-          <w:sz w:val="24"/>
-          <w:szCs w:val="24"/>
-          <w:lang w:val="en-US" w:eastAsia="en-GB"/>
-          <w14:ligatures w14:val="none"/>
-        </w:rPr>
-        <w:lastRenderedPageBreak/>
-        <w:t xml:space="preserve">breadboard, but we do not record while the ESP32 is in the speaking state, which reduces the worst cases. For future work we could add on-device wake word (Edge Impulse / </w:t>
+        <w:t xml:space="preserve">We solved these issues in the firmware and PC code that we submitted, not with wake-word muting or flash-stored PCM phrases. Command understanding is not amplitude thresholding on the ESP32; it is open-vocabulary speech recognition and an LLM on the PC. Echo from the speaker into the microphone can still happen physically on the breadboard, but we do not record while the ESP32 is in the speaking state, which reduces the worst cases. For future work we could add on-device wake word (Edge Impulse / </w:t>
       </w:r>
       <w:proofErr w:type="spellStart"/>
       <w:r>
@@ -15997,7 +16047,20 @@
           <w:lang w:eastAsia="en-GB"/>
           <w14:ligatures w14:val="none"/>
         </w:rPr>
-        <w:t>We did not achieve wake-word detection on the microcontroller or recognition of three fixed commands like “turn on the light.” Those were in the original template but not in our submitted firmware. Splitting work between the board and the laptop because of missing PSRAM was a necessary design choice, not a failure. If we count success as a working end-to-end pipeline with real hardware and local AI, then yes, we achieved our objectives.</w:t>
+        <w:t xml:space="preserve">We did not achieve wake-word detection on the microcontroller or recognition of three fixed commands like “turn on the light.” Those were in the original template but not in </w:t>
+      </w:r>
+      <w:r>
+        <w:rPr>
+          <w:rFonts w:ascii="Arial" w:eastAsia="Times New Roman" w:hAnsi="Arial" w:cs="Arial"/>
+          <w:color w:val="0F1115"/>
+          <w:kern w:val="0"/>
+          <w:sz w:val="24"/>
+          <w:szCs w:val="24"/>
+          <w:lang w:eastAsia="en-GB"/>
+          <w14:ligatures w14:val="none"/>
+        </w:rPr>
+        <w:lastRenderedPageBreak/>
+        <w:t>our submitted firmware. Splitting work between the board and the laptop because of missing PSRAM was a necessary design choice, not a failure. If we count success as a working end-to-end pipeline with real hardware and local AI, then yes, we achieved our objectives.</w:t>
       </w:r>
     </w:p>
     <w:p>
@@ -16195,7 +16258,6 @@
           <w:lang w:eastAsia="en-GB"/>
           <w14:ligatures w14:val="none"/>
         </w:rPr>
-        <w:lastRenderedPageBreak/>
         <w:t>9. Appendices</w:t>
       </w:r>
     </w:p>
@@ -16693,6 +16755,7 @@
           <w:sz w:val="24"/>
           <w:szCs w:val="24"/>
         </w:rPr>
+        <w:lastRenderedPageBreak/>
         <w:t>Ollama</w:t>
       </w:r>
       <w:proofErr w:type="spellEnd"/>
@@ -16854,6 +16917,11 @@
 
 <file path=word/numbering.xml><?xml version="1.0" encoding="utf-8"?>
 <w:numbering xmlns:wpc="http://schemas.microsoft.com/office/word/2010/wordprocessingCanvas" xmlns:cx="http://schemas.microsoft.com/office/drawing/2014/chartex" xmlns:cx1="http://schemas.microsoft.com/office/drawing/2015/9/8/chartex" xmlns:cx2="http://schemas.microsoft.com/office/drawing/2015/10/21/chartex" xmlns:cx3="http://schemas.microsoft.com/office/drawing/2016/5/9/chartex" xmlns:cx4="http://schemas.microsoft.com/office/drawing/2016/5/10/chartex" xmlns:cx5="http://schemas.microsoft.com/office/drawing/2016/5/11/chartex" xmlns:cx6="http://schemas.microsoft.com/office/drawing/2016/5/12/chartex" xmlns:cx7="http://schemas.microsoft.com/office/drawing/2016/5/13/chartex" xmlns:cx8="http://schemas.microsoft.com/office/drawing/2016/5/14/chartex" xmlns:mc="http://schemas.openxmlformats.org/markup-compatibility/2006" xmlns:aink="http://schemas.microsoft.com/office/drawing/2016/ink" xmlns:am3d="http://schemas.microsoft.com/office/drawing/2017/model3d" xmlns:o="urn:schemas-microsoft-com:office:office" xmlns:oel="http://schemas.microsoft.com/office/2019/extlst" xmlns:r="http://schemas.openxmlformats.org/officeDocument/2006/relationships" xmlns:m="http://schemas.openxmlformats.org/officeDocument/2006/math" xmlns:v="urn:schemas-microsoft-com:vml" xmlns:wp14="http://schemas.microsoft.com/office/word/2010/wordprocessingDrawing" xmlns:wp="http://schemas.openxmlformats.org/drawingml/2006/wordprocessingDrawing" xmlns:w10="urn:schemas-microsoft-com:office:word" xmlns:w="http://schemas.openxmlformats.org/wordprocessingml/2006/main" xmlns:w14="http://schemas.microsoft.com/office/word/2010/wordml" xmlns:w15="http://schemas.microsoft.com/office/word/2012/wordml" xmlns:w16cex="http://schemas.microsoft.com/office/word/2018/wordml/cex" xmlns:w16cid="http://schemas.microsoft.com/office/word/2016/wordml/cid" xmlns:w16="http://schemas.microsoft.com/office/word/2018/wordml" xmlns:w16du="http://schemas.microsoft.com/office/word/2023/wordml/word16du" xmlns:w16sdtdh="http://schemas.microsoft.com/office/word/2020/wordml/sdtdatahash" xmlns:w16sdtfl="http://schemas.microsoft.com/office/word/2024/wordml/sdtformatlock" xmlns:w16se="http://schemas.microsoft.com/office/word/2015/wordml/symex" xmlns:wpg="http://schemas.microsoft.com/office/word/2010/wordprocessingGroup" xmlns:wpi="http://schemas.microsoft.com/office/word/2010/wordprocessingInk" xmlns:wne="http://schemas.microsoft.com/office/word/2006/wordml" xmlns:wps="http://schemas.microsoft.com/office/word/2010/wordprocessingShape" mc:Ignorable="w14 w15 w16se w16cid w16 w16cex w16sdtdh w16sdtfl w16du wp14">
+  <w:numPicBullet w:numPicBulletId="0">
+    <w:pict>
+      <v:rect id="_x0000_i1025" style="width:0;height:1.5pt" o:hralign="center" o:bullet="t" o:hrstd="t" o:hr="t" fillcolor="#a0a0a0" stroked="f"/>
+    </w:pict>
+  </w:numPicBullet>
   <w:abstractNum w:abstractNumId="0" w15:restartNumberingAfterBreak="0">
     <w:nsid w:val="04B371E8"/>
     <w:multiLevelType w:val="hybridMultilevel"/>
@@ -24349,6 +24417,7 @@
   <w:style w:type="character" w:default="1" w:styleId="VarsaylanParagrafYazTipi">
     <w:name w:val="Default Paragraph Font"/>
     <w:uiPriority w:val="1"/>
+    <w:semiHidden/>
     <w:unhideWhenUsed/>
   </w:style>
   <w:style w:type="table" w:default="1" w:styleId="NormalTablo">
@@ -25229,6 +25298,23 @@
 </file>
 
 <file path=customXml/item1.xml><?xml version="1.0" encoding="utf-8"?>
+<?mso-contentType ?>
+<FormTemplates xmlns="http://schemas.microsoft.com/sharepoint/v3/contenttype/forms">
+  <Display>DocumentLibraryForm</Display>
+  <Edit>DocumentLibraryForm</Edit>
+  <New>DocumentLibraryForm</New>
+</FormTemplates>
+</file>
+
+<file path=customXml/item2.xml><?xml version="1.0" encoding="utf-8"?>
+<p:properties xmlns:p="http://schemas.microsoft.com/office/2006/metadata/properties" xmlns:xsi="http://www.w3.org/2001/XMLSchema-instance" xmlns:pc="http://schemas.microsoft.com/office/infopath/2007/PartnerControls">
+  <documentManagement>
+    <ReferenceId xmlns="67e1fb92-a6a1-4347-8543-ab68436ca3a7" xsi:nil="true"/>
+  </documentManagement>
+</p:properties>
+</file>
+
+<file path=customXml/item3.xml><?xml version="1.0" encoding="utf-8"?>
 <ct:contentTypeSchema xmlns:ct="http://schemas.microsoft.com/office/2006/metadata/contentType" xmlns:ma="http://schemas.microsoft.com/office/2006/metadata/properties/metaAttributes" ct:_="" ma:_="" ma:contentTypeName="Document" ma:contentTypeID="0x010100DF31AF11E81EB3478836C7BC26A04CBE" ma:contentTypeVersion="4" ma:contentTypeDescription="Create a new document." ma:contentTypeScope="" ma:versionID="14b826744c7651c14c8eea89c7810238">
   <xsd:schema xmlns:xsd="http://www.w3.org/2001/XMLSchema" xmlns:xs="http://www.w3.org/2001/XMLSchema" xmlns:p="http://schemas.microsoft.com/office/2006/metadata/properties" xmlns:ns2="67e1fb92-a6a1-4347-8543-ab68436ca3a7" targetNamespace="http://schemas.microsoft.com/office/2006/metadata/properties" ma:root="true" ma:fieldsID="efcadd7639573a60719bc8df25c37cfb" ns2:_="">
     <xsd:import namespace="67e1fb92-a6a1-4347-8543-ab68436ca3a7"/>
@@ -25372,24 +25458,25 @@
 </ct:contentTypeSchema>
 </file>
 
-<file path=customXml/item2.xml><?xml version="1.0" encoding="utf-8"?>
-<p:properties xmlns:p="http://schemas.microsoft.com/office/2006/metadata/properties" xmlns:xsi="http://www.w3.org/2001/XMLSchema-instance" xmlns:pc="http://schemas.microsoft.com/office/infopath/2007/PartnerControls">
-  <documentManagement>
-    <ReferenceId xmlns="67e1fb92-a6a1-4347-8543-ab68436ca3a7" xsi:nil="true"/>
-  </documentManagement>
-</p:properties>
+<file path=customXml/itemProps1.xml><?xml version="1.0" encoding="utf-8"?>
+<ds:datastoreItem xmlns:ds="http://schemas.openxmlformats.org/officeDocument/2006/customXml" ds:itemID="{1107230A-E2A4-415C-A814-BF20F27C7F59}">
+  <ds:schemaRefs>
+    <ds:schemaRef ds:uri="http://schemas.microsoft.com/sharepoint/v3/contenttype/forms"/>
+  </ds:schemaRefs>
+</ds:datastoreItem>
 </file>
 
-<file path=customXml/item3.xml><?xml version="1.0" encoding="utf-8"?>
-<?mso-contentType ?>
-<FormTemplates xmlns="http://schemas.microsoft.com/sharepoint/v3/contenttype/forms">
-  <Display>DocumentLibraryForm</Display>
-  <Edit>DocumentLibraryForm</Edit>
-  <New>DocumentLibraryForm</New>
-</FormTemplates>
+<file path=customXml/itemProps2.xml><?xml version="1.0" encoding="utf-8"?>
+<ds:datastoreItem xmlns:ds="http://schemas.openxmlformats.org/officeDocument/2006/customXml" ds:itemID="{9037C80D-D4A4-416D-A94A-59DDEAE799E1}">
+  <ds:schemaRefs>
+    <ds:schemaRef ds:uri="http://schemas.microsoft.com/office/2006/metadata/properties"/>
+    <ds:schemaRef ds:uri="http://schemas.microsoft.com/office/infopath/2007/PartnerControls"/>
+    <ds:schemaRef ds:uri="67e1fb92-a6a1-4347-8543-ab68436ca3a7"/>
+  </ds:schemaRefs>
+</ds:datastoreItem>
 </file>
 
-<file path=customXml/itemProps1.xml><?xml version="1.0" encoding="utf-8"?>
+<file path=customXml/itemProps3.xml><?xml version="1.0" encoding="utf-8"?>
 <ds:datastoreItem xmlns:ds="http://schemas.openxmlformats.org/officeDocument/2006/customXml" ds:itemID="{04A70D76-9A0D-494C-8F82-A5D6740DAAB8}">
   <ds:schemaRefs>
     <ds:schemaRef ds:uri="http://schemas.microsoft.com/office/2006/metadata/contentType"/>
@@ -25405,22 +25492,4 @@
     <ds:schemaRef ds:uri="http://schemas.microsoft.com/internal/obd"/>
   </ds:schemaRefs>
 </ds:datastoreItem>
-</file>
-
-<file path=customXml/itemProps2.xml><?xml version="1.0" encoding="utf-8"?>
-<ds:datastoreItem xmlns:ds="http://schemas.openxmlformats.org/officeDocument/2006/customXml" ds:itemID="{9037C80D-D4A4-416D-A94A-59DDEAE799E1}">
-  <ds:schemaRefs>
-    <ds:schemaRef ds:uri="http://schemas.microsoft.com/office/2006/metadata/properties"/>
-    <ds:schemaRef ds:uri="http://schemas.microsoft.com/office/infopath/2007/PartnerControls"/>
-    <ds:schemaRef ds:uri="67e1fb92-a6a1-4347-8543-ab68436ca3a7"/>
-  </ds:schemaRefs>
-</ds:datastoreItem>
-</file>
-
-<file path=customXml/itemProps3.xml><?xml version="1.0" encoding="utf-8"?>
-<ds:datastoreItem xmlns:ds="http://schemas.openxmlformats.org/officeDocument/2006/customXml" ds:itemID="{1107230A-E2A4-415C-A814-BF20F27C7F59}">
-  <ds:schemaRefs>
-    <ds:schemaRef ds:uri="http://schemas.microsoft.com/sharepoint/v3/contenttype/forms"/>
-  </ds:schemaRefs>
-</ds:datastoreItem>
 </file>